--- a/CMA_Summaries_B4_Ch09.docx
+++ b/CMA_Summaries_B4_Ch09.docx
@@ -213,593 +213,6 @@
     <w:p/>
     <w:p>
       <w:pPr>
-        <w:spacing w:before="20" w:after="20" w:line="360" w:lineRule="auto"/>
-        <w:ind w:left="200"/>
-      </w:pPr>
-      <w:r>
-        <w:rPr>
-          <w:sz w:val="19"/>
-          <w:szCs w:val="19"/>
-        </w:rPr>
-        <w:t xml:space="preserve">An accounting information system captures, processes, stores and reports the economic events of a business.</w:t>
-      </w:r>
-    </w:p>
-    <w:tbl>
-      <w:tblPr>
-        <w:tblW w:type="pct" w:w="100%"/>
-        <w:tblLayout w:type="fixed"/>
-        <w:tblBorders>
-          <w:top w:val="single" w:color="353A7C" w:sz="6"/>
-          <w:left w:val="single" w:color="353A7C" w:sz="6"/>
-          <w:bottom w:val="single" w:color="353A7C" w:sz="6"/>
-          <w:right w:val="single" w:color="353A7C" w:sz="6"/>
-          <w:insideH w:val="single" w:color="353A7C" w:sz="6"/>
-          <w:insideV w:val="single" w:color="353A7C" w:sz="6"/>
-        </w:tblBorders>
-      </w:tblPr>
-      <w:tblGrid>
-        <w:gridCol w:w="1455"/>
-        <w:gridCol w:w="4224"/>
-        <w:gridCol w:w="3921"/>
-      </w:tblGrid>
-      <w:tr>
-        <w:tc>
-          <w:tcPr>
-            <w:tcW w:type="pct" w:w="5000"/>
-            <w:gridSpan w:val="3"/>
-            <w:shd w:fill="353A7C" w:val="clear"/>
-            <w:tcMar>
-              <w:top w:type="dxa" w:w="60"/>
-              <w:left w:type="dxa" w:w="120"/>
-              <w:bottom w:type="dxa" w:w="60"/>
-              <w:right w:type="dxa" w:w="120"/>
-            </w:tcMar>
-          </w:tcPr>
-          <w:p>
-            <w:pPr>
-              <w:spacing w:before="40" w:after="40"/>
-            </w:pPr>
-            <w:r>
-              <w:rPr>
-                <w:b/>
-                <w:bCs/>
-                <w:color w:val="FFFFFF"/>
-                <w:sz w:val="17"/>
-                <w:szCs w:val="17"/>
-              </w:rPr>
-              <w:t xml:space="preserve">What an accounting information system does</w:t>
-            </w:r>
-          </w:p>
-        </w:tc>
-      </w:tr>
-      <w:tr>
-        <w:tc>
-          <w:tcPr>
-            <w:tcW w:type="pct" w:w="758"/>
-            <w:shd w:fill="353A7C" w:val="clear"/>
-            <w:tcMar>
-              <w:top w:type="dxa" w:w="50"/>
-              <w:left w:type="dxa" w:w="110"/>
-              <w:bottom w:type="dxa" w:w="50"/>
-              <w:right w:type="dxa" w:w="110"/>
-            </w:tcMar>
-          </w:tcPr>
-          <w:p>
-            <w:pPr>
-              <w:spacing w:before="30" w:after="30"/>
-            </w:pPr>
-            <w:r>
-              <w:rPr>
-                <w:b/>
-                <w:bCs/>
-                <w:color w:val="FFFFFF"/>
-                <w:sz w:val="15"/>
-                <w:szCs w:val="15"/>
-              </w:rPr>
-              <w:t xml:space="preserve">What an AIS does</w:t>
-            </w:r>
-          </w:p>
-        </w:tc>
-        <w:tc>
-          <w:tcPr>
-            <w:tcW w:type="pct" w:w="2200"/>
-            <w:shd w:fill="353A7C" w:val="clear"/>
-            <w:tcMar>
-              <w:top w:type="dxa" w:w="50"/>
-              <w:left w:type="dxa" w:w="110"/>
-              <w:bottom w:type="dxa" w:w="50"/>
-              <w:right w:type="dxa" w:w="110"/>
-            </w:tcMar>
-          </w:tcPr>
-          <w:p>
-            <w:pPr>
-              <w:spacing w:before="30" w:after="30"/>
-            </w:pPr>
-            <w:r>
-              <w:rPr>
-                <w:b/>
-                <w:bCs/>
-                <w:color w:val="FFFFFF"/>
-                <w:sz w:val="15"/>
-                <w:szCs w:val="15"/>
-              </w:rPr>
-              <w:t xml:space="preserve">Meaning</w:t>
-            </w:r>
-          </w:p>
-        </w:tc>
-        <w:tc>
-          <w:tcPr>
-            <w:tcW w:type="pct" w:w="2042"/>
-            <w:shd w:fill="353A7C" w:val="clear"/>
-            <w:tcMar>
-              <w:top w:type="dxa" w:w="50"/>
-              <w:left w:type="dxa" w:w="110"/>
-              <w:bottom w:type="dxa" w:w="50"/>
-              <w:right w:type="dxa" w:w="110"/>
-            </w:tcMar>
-          </w:tcPr>
-          <w:p>
-            <w:pPr>
-              <w:spacing w:before="30" w:after="30"/>
-            </w:pPr>
-            <w:r>
-              <w:rPr>
-                <w:b/>
-                <w:bCs/>
-                <w:color w:val="FFFFFF"/>
-                <w:sz w:val="15"/>
-                <w:szCs w:val="15"/>
-              </w:rPr>
-              <w:t xml:space="preserve">At Orontes</w:t>
-            </w:r>
-          </w:p>
-        </w:tc>
-      </w:tr>
-      <w:tr>
-        <w:tc>
-          <w:tcPr>
-            <w:tcW w:type="pct" w:w="758"/>
-            <w:tcMar>
-              <w:top w:type="dxa" w:w="50"/>
-              <w:left w:type="dxa" w:w="110"/>
-              <w:bottom w:type="dxa" w:w="50"/>
-              <w:right w:type="dxa" w:w="110"/>
-            </w:tcMar>
-          </w:tcPr>
-          <w:p>
-            <w:pPr>
-              <w:spacing w:before="28" w:after="28"/>
-            </w:pPr>
-            <w:r>
-              <w:rPr>
-                <w:sz w:val="15"/>
-                <w:szCs w:val="15"/>
-              </w:rPr>
-              <w:t xml:space="preserve">Capture</w:t>
-            </w:r>
-          </w:p>
-        </w:tc>
-        <w:tc>
-          <w:tcPr>
-            <w:tcW w:type="pct" w:w="2200"/>
-            <w:tcMar>
-              <w:top w:type="dxa" w:w="50"/>
-              <w:left w:type="dxa" w:w="110"/>
-              <w:bottom w:type="dxa" w:w="50"/>
-              <w:right w:type="dxa" w:w="110"/>
-            </w:tcMar>
-          </w:tcPr>
-          <w:p>
-            <w:pPr>
-              <w:spacing w:before="28" w:after="28"/>
-            </w:pPr>
-            <w:r>
-              <w:rPr>
-                <w:sz w:val="15"/>
-                <w:szCs w:val="15"/>
-              </w:rPr>
-              <w:t xml:space="preserve">Record each economic event as it happens</w:t>
-            </w:r>
-          </w:p>
-        </w:tc>
-        <w:tc>
-          <w:tcPr>
-            <w:tcW w:type="pct" w:w="2042"/>
-            <w:shd w:fill="FFFFFF" w:val="clear"/>
-            <w:tcMar>
-              <w:top w:type="dxa" w:w="50"/>
-              <w:left w:type="dxa" w:w="110"/>
-              <w:bottom w:type="dxa" w:w="50"/>
-              <w:right w:type="dxa" w:w="110"/>
-            </w:tcMar>
-          </w:tcPr>
-          <w:p>
-            <w:pPr>
-              <w:spacing w:before="46" w:after="46"/>
-            </w:pPr>
-            <w:r>
-              <w:rPr>
-                <w:b/>
-                <w:bCs/>
-                <w:color w:val="8186EF"/>
-                <w:sz w:val="14"/>
-                <w:szCs w:val="14"/>
-              </w:rPr>
-              <w:t xml:space="preserve">(3)</w:t>
-            </w:r>
-          </w:p>
-        </w:tc>
-      </w:tr>
-      <w:tr>
-        <w:tc>
-          <w:tcPr>
-            <w:tcW w:type="pct" w:w="758"/>
-            <w:shd w:fill="FBFAF6" w:val="clear"/>
-            <w:tcMar>
-              <w:top w:type="dxa" w:w="50"/>
-              <w:left w:type="dxa" w:w="110"/>
-              <w:bottom w:type="dxa" w:w="50"/>
-              <w:right w:type="dxa" w:w="110"/>
-            </w:tcMar>
-          </w:tcPr>
-          <w:p>
-            <w:pPr>
-              <w:spacing w:before="28" w:after="28"/>
-            </w:pPr>
-            <w:r>
-              <w:rPr>
-                <w:sz w:val="15"/>
-                <w:szCs w:val="15"/>
-              </w:rPr>
-              <w:t xml:space="preserve">Process</w:t>
-            </w:r>
-          </w:p>
-        </w:tc>
-        <w:tc>
-          <w:tcPr>
-            <w:tcW w:type="pct" w:w="2200"/>
-            <w:shd w:fill="FBFAF6" w:val="clear"/>
-            <w:tcMar>
-              <w:top w:type="dxa" w:w="50"/>
-              <w:left w:type="dxa" w:w="110"/>
-              <w:bottom w:type="dxa" w:w="50"/>
-              <w:right w:type="dxa" w:w="110"/>
-            </w:tcMar>
-          </w:tcPr>
-          <w:p>
-            <w:pPr>
-              <w:spacing w:before="28" w:after="28"/>
-            </w:pPr>
-            <w:r>
-              <w:rPr>
-                <w:sz w:val="15"/>
-                <w:szCs w:val="15"/>
-              </w:rPr>
-              <w:t xml:space="preserve">Classify, value and summarise the events</w:t>
-            </w:r>
-          </w:p>
-        </w:tc>
-        <w:tc>
-          <w:tcPr>
-            <w:tcW w:type="pct" w:w="2042"/>
-            <w:shd w:fill="FFFFFF" w:val="clear"/>
-            <w:tcMar>
-              <w:top w:type="dxa" w:w="50"/>
-              <w:left w:type="dxa" w:w="110"/>
-              <w:bottom w:type="dxa" w:w="50"/>
-              <w:right w:type="dxa" w:w="110"/>
-            </w:tcMar>
-          </w:tcPr>
-          <w:p>
-            <w:pPr>
-              <w:spacing w:before="46" w:after="46"/>
-            </w:pPr>
-            <w:r>
-              <w:rPr>
-                <w:b/>
-                <w:bCs/>
-                <w:color w:val="8186EF"/>
-                <w:sz w:val="14"/>
-                <w:szCs w:val="14"/>
-              </w:rPr>
-              <w:t xml:space="preserve">(4)</w:t>
-            </w:r>
-          </w:p>
-        </w:tc>
-      </w:tr>
-      <w:tr>
-        <w:tc>
-          <w:tcPr>
-            <w:tcW w:type="pct" w:w="758"/>
-            <w:tcMar>
-              <w:top w:type="dxa" w:w="50"/>
-              <w:left w:type="dxa" w:w="110"/>
-              <w:bottom w:type="dxa" w:w="50"/>
-              <w:right w:type="dxa" w:w="110"/>
-            </w:tcMar>
-          </w:tcPr>
-          <w:p>
-            <w:pPr>
-              <w:spacing w:before="28" w:after="28"/>
-            </w:pPr>
-            <w:r>
-              <w:rPr>
-                <w:sz w:val="15"/>
-                <w:szCs w:val="15"/>
-              </w:rPr>
-              <w:t xml:space="preserve">Store</w:t>
-            </w:r>
-          </w:p>
-        </w:tc>
-        <w:tc>
-          <w:tcPr>
-            <w:tcW w:type="pct" w:w="2200"/>
-            <w:tcMar>
-              <w:top w:type="dxa" w:w="50"/>
-              <w:left w:type="dxa" w:w="110"/>
-              <w:bottom w:type="dxa" w:w="50"/>
-              <w:right w:type="dxa" w:w="110"/>
-            </w:tcMar>
-          </w:tcPr>
-          <w:p>
-            <w:pPr>
-              <w:spacing w:before="28" w:after="28"/>
-            </w:pPr>
-            <w:r>
-              <w:rPr>
-                <w:sz w:val="15"/>
-                <w:szCs w:val="15"/>
-              </w:rPr>
-              <w:t xml:space="preserve">Keep the record so it can be found again</w:t>
-            </w:r>
-          </w:p>
-        </w:tc>
-        <w:tc>
-          <w:tcPr>
-            <w:tcW w:type="pct" w:w="2042"/>
-            <w:shd w:fill="FFFFFF" w:val="clear"/>
-            <w:tcMar>
-              <w:top w:type="dxa" w:w="50"/>
-              <w:left w:type="dxa" w:w="110"/>
-              <w:bottom w:type="dxa" w:w="50"/>
-              <w:right w:type="dxa" w:w="110"/>
-            </w:tcMar>
-          </w:tcPr>
-          <w:p>
-            <w:pPr>
-              <w:spacing w:before="46" w:after="46"/>
-            </w:pPr>
-            <w:r>
-              <w:rPr>
-                <w:b/>
-                <w:bCs/>
-                <w:color w:val="8186EF"/>
-                <w:sz w:val="14"/>
-                <w:szCs w:val="14"/>
-              </w:rPr>
-              <w:t xml:space="preserve">(5)</w:t>
-            </w:r>
-          </w:p>
-        </w:tc>
-      </w:tr>
-      <w:tr>
-        <w:tc>
-          <w:tcPr>
-            <w:tcW w:type="pct" w:w="758"/>
-            <w:shd w:fill="FBFAF6" w:val="clear"/>
-            <w:tcMar>
-              <w:top w:type="dxa" w:w="50"/>
-              <w:left w:type="dxa" w:w="110"/>
-              <w:bottom w:type="dxa" w:w="50"/>
-              <w:right w:type="dxa" w:w="110"/>
-            </w:tcMar>
-          </w:tcPr>
-          <w:p>
-            <w:pPr>
-              <w:spacing w:before="28" w:after="28"/>
-            </w:pPr>
-            <w:r>
-              <w:rPr>
-                <w:sz w:val="15"/>
-                <w:szCs w:val="15"/>
-              </w:rPr>
-              <w:t xml:space="preserve">Report</w:t>
-            </w:r>
-          </w:p>
-        </w:tc>
-        <w:tc>
-          <w:tcPr>
-            <w:tcW w:type="pct" w:w="2200"/>
-            <w:shd w:fill="FFFFFF" w:val="clear"/>
-            <w:tcMar>
-              <w:top w:type="dxa" w:w="50"/>
-              <w:left w:type="dxa" w:w="110"/>
-              <w:bottom w:type="dxa" w:w="50"/>
-              <w:right w:type="dxa" w:w="110"/>
-            </w:tcMar>
-          </w:tcPr>
-          <w:p>
-            <w:pPr>
-              <w:spacing w:before="46" w:after="46"/>
-            </w:pPr>
-            <w:r>
-              <w:rPr>
-                <w:b/>
-                <w:bCs/>
-                <w:color w:val="8186EF"/>
-                <w:sz w:val="14"/>
-                <w:szCs w:val="14"/>
-              </w:rPr>
-              <w:t xml:space="preserve">(6)</w:t>
-            </w:r>
-          </w:p>
-        </w:tc>
-        <w:tc>
-          <w:tcPr>
-            <w:tcW w:type="pct" w:w="2042"/>
-            <w:shd w:fill="FBFAF6" w:val="clear"/>
-            <w:tcMar>
-              <w:top w:type="dxa" w:w="50"/>
-              <w:left w:type="dxa" w:w="110"/>
-              <w:bottom w:type="dxa" w:w="50"/>
-              <w:right w:type="dxa" w:w="110"/>
-            </w:tcMar>
-          </w:tcPr>
-          <w:p>
-            <w:pPr>
-              <w:spacing w:before="28" w:after="28"/>
-            </w:pPr>
-            <w:r>
-              <w:rPr>
-                <w:sz w:val="15"/>
-                <w:szCs w:val="15"/>
-              </w:rPr>
-              <w:t xml:space="preserve">The payables ageing of Book 1, Chapter 6</w:t>
-            </w:r>
-          </w:p>
-        </w:tc>
-      </w:tr>
-      <w:tr>
-        <w:tc>
-          <w:tcPr>
-            <w:tcW w:type="pct" w:w="758"/>
-            <w:tcMar>
-              <w:top w:type="dxa" w:w="50"/>
-              <w:left w:type="dxa" w:w="110"/>
-              <w:bottom w:type="dxa" w:w="50"/>
-              <w:right w:type="dxa" w:w="110"/>
-            </w:tcMar>
-          </w:tcPr>
-          <w:p>
-            <w:pPr>
-              <w:spacing w:before="28" w:after="28"/>
-            </w:pPr>
-            <w:r>
-              <w:rPr>
-                <w:sz w:val="15"/>
-                <w:szCs w:val="15"/>
-              </w:rPr>
-              <w:t xml:space="preserve">Control</w:t>
-            </w:r>
-          </w:p>
-        </w:tc>
-        <w:tc>
-          <w:tcPr>
-            <w:tcW w:type="pct" w:w="2200"/>
-            <w:tcMar>
-              <w:top w:type="dxa" w:w="50"/>
-              <w:left w:type="dxa" w:w="110"/>
-              <w:bottom w:type="dxa" w:w="50"/>
-              <w:right w:type="dxa" w:w="110"/>
-            </w:tcMar>
-          </w:tcPr>
-          <w:p>
-            <w:pPr>
-              <w:spacing w:before="28" w:after="28"/>
-            </w:pPr>
-            <w:r>
-              <w:rPr>
-                <w:sz w:val="15"/>
-                <w:szCs w:val="15"/>
-              </w:rPr>
-              <w:t xml:space="preserve">Ensure what is captured is complete and authorized</w:t>
-            </w:r>
-          </w:p>
-        </w:tc>
-        <w:tc>
-          <w:tcPr>
-            <w:tcW w:type="pct" w:w="2042"/>
-            <w:shd w:fill="FFFFFF" w:val="clear"/>
-            <w:tcMar>
-              <w:top w:type="dxa" w:w="50"/>
-              <w:left w:type="dxa" w:w="110"/>
-              <w:bottom w:type="dxa" w:w="50"/>
-              <w:right w:type="dxa" w:w="110"/>
-            </w:tcMar>
-          </w:tcPr>
-          <w:p>
-            <w:pPr>
-              <w:spacing w:before="46" w:after="46"/>
-            </w:pPr>
-            <w:r>
-              <w:rPr>
-                <w:b/>
-                <w:bCs/>
-                <w:color w:val="8186EF"/>
-                <w:sz w:val="14"/>
-                <w:szCs w:val="14"/>
-              </w:rPr>
-              <w:t xml:space="preserve">(7)</w:t>
-            </w:r>
-          </w:p>
-        </w:tc>
-      </w:tr>
-    </w:tbl>
-    <w:p/>
-    <w:tbl>
-      <w:tblPr>
-        <w:tblW w:type="pct" w:w="100%"/>
-        <w:tblLayout w:type="fixed"/>
-        <w:tblBorders>
-          <w:top w:val="single" w:color="FBFAF6" w:sz="4"/>
-          <w:left w:val="single" w:color="FBFAF6" w:sz="4"/>
-          <w:bottom w:val="single" w:color="FBFAF6" w:sz="4"/>
-          <w:right w:val="single" w:color="FBFAF6" w:sz="4"/>
-          <w:insideH w:val="single" w:color="FBFAF6" w:sz="4"/>
-          <w:insideV w:val="single" w:color="FBFAF6" w:sz="4"/>
-        </w:tblBorders>
-      </w:tblPr>
-      <w:tblGrid>
-        <w:gridCol w:w="9600"/>
-      </w:tblGrid>
-      <w:tr>
-        <w:tc>
-          <w:tcPr>
-            <w:tcW w:type="pct" w:w="5000"/>
-            <w:shd w:fill="FBFAF6" w:val="clear"/>
-            <w:tcMar>
-              <w:top w:type="dxa" w:w="40"/>
-              <w:left w:type="dxa" w:w="100"/>
-              <w:bottom w:type="dxa" w:w="40"/>
-              <w:right w:type="dxa" w:w="100"/>
-            </w:tcMar>
-          </w:tcPr>
-          <w:p>
-            <w:pPr>
-              <w:spacing w:before="18" w:after="6"/>
-            </w:pPr>
-            <w:r>
-              <w:rPr>
-                <w:b/>
-                <w:bCs/>
-                <w:color w:val="6B7280"/>
-                <w:sz w:val="14"/>
-                <w:szCs w:val="14"/>
-              </w:rPr>
-              <w:t xml:space="preserve">word list</w:t>
-            </w:r>
-          </w:p>
-          <w:p>
-            <w:pPr>
-              <w:spacing w:before="0" w:after="18"/>
-            </w:pPr>
-            <w:r>
-              <w:rPr>
-                <w:b/>
-                <w:bCs/>
-                <w:color w:val="353A7C"/>
-                <w:sz w:val="16"/>
-                <w:szCs w:val="16"/>
-              </w:rPr>
-              <w:t xml:space="preserve">The payables ageing of Book 1, Chapter 6   ·   The invoice matched and posted to payables   ·   The supplier account and the audit trail   ·   The input controls of Chapter 7   ·   Present the result to whoever must decide   ·   A goods received note raised at the gate</w:t>
-            </w:r>
-          </w:p>
-        </w:tc>
-      </w:tr>
-    </w:tbl>
-    <w:p/>
-    <w:p>
-      <w:pPr>
         <w:spacing w:before="44" w:after="14"/>
       </w:pPr>
       <w:r>
@@ -818,7 +231,7 @@
           <w:sz w:val="16"/>
           <w:szCs w:val="16"/>
         </w:rPr>
-        <w:t xml:space="preserve">      gaps 8–12</w:t>
+        <w:t xml:space="preserve">      gaps 3–8</w:t>
       </w:r>
     </w:p>
     <w:p>
@@ -831,7 +244,7 @@
           <w:sz w:val="19"/>
           <w:szCs w:val="19"/>
         </w:rPr>
-        <w:t xml:space="preserve">A system that captures and </w:t>
+        <w:t xml:space="preserve">An accounting </w:t>
       </w:r>
       <w:r>
         <w:rPr>
@@ -841,7 +254,7 @@
           <w:sz w:val="15"/>
           <w:szCs w:val="15"/>
         </w:rPr>
-        <w:t xml:space="preserve"> (8) </w:t>
+        <w:t xml:space="preserve"> (3) </w:t>
       </w:r>
       <w:r>
         <w:rPr>
@@ -849,7 +262,7 @@
           <w:sz w:val="19"/>
           <w:szCs w:val="19"/>
         </w:rPr>
-        <w:t xml:space="preserve">           </w:t>
+        <w:t xml:space="preserve">             </w:t>
       </w:r>
       <w:r>
         <w:rPr>
@@ -863,7 +276,7 @@
           <w:sz w:val="19"/>
           <w:szCs w:val="19"/>
         </w:rPr>
-        <w:t xml:space="preserve"> but does not control what it captures </w:t>
+        <w:t xml:space="preserve"> system captures, </w:t>
       </w:r>
       <w:r>
         <w:rPr>
@@ -873,7 +286,7 @@
           <w:sz w:val="15"/>
           <w:szCs w:val="15"/>
         </w:rPr>
-        <w:t xml:space="preserve"> (9) </w:t>
+        <w:t xml:space="preserve"> (4) </w:t>
       </w:r>
       <w:r>
         <w:rPr>
@@ -895,14 +308,14 @@
           <w:sz w:val="19"/>
           <w:szCs w:val="19"/>
         </w:rPr>
-        <w:t xml:space="preserve"> numbers nobody should rely on, which is why. </w:t>
-      </w:r>
-      <w:r>
-        <w:rPr>
-          <w:sz w:val="19"/>
-          <w:szCs w:val="19"/>
-        </w:rPr>
-        <w:t xml:space="preserve">Notice what the </w:t>
+        <w:t xml:space="preserve">, stores and reports the economic events of a business. </w:t>
+      </w:r>
+      <w:r>
+        <w:rPr>
+          <w:sz w:val="19"/>
+          <w:szCs w:val="19"/>
+        </w:rPr>
+        <w:t xml:space="preserve">A system that captures and reports but does not </w:t>
       </w:r>
       <w:r>
         <w:rPr>
@@ -912,7 +325,7 @@
           <w:sz w:val="15"/>
           <w:szCs w:val="15"/>
         </w:rPr>
-        <w:t xml:space="preserve"> (10) </w:t>
+        <w:t xml:space="preserve"> (5) </w:t>
       </w:r>
       <w:r>
         <w:rPr>
@@ -920,7 +333,7 @@
           <w:sz w:val="19"/>
           <w:szCs w:val="19"/>
         </w:rPr>
-        <w:t xml:space="preserve">            </w:t>
+        <w:t xml:space="preserve">           </w:t>
       </w:r>
       <w:r>
         <w:rPr>
@@ -934,14 +347,7 @@
           <w:sz w:val="19"/>
           <w:szCs w:val="19"/>
         </w:rPr>
-        <w:t xml:space="preserve"> does not say. </w:t>
-      </w:r>
-      <w:r>
-        <w:rPr>
-          <w:sz w:val="19"/>
-          <w:szCs w:val="19"/>
-        </w:rPr>
-        <w:t xml:space="preserve">It does not </w:t>
+        <w:t xml:space="preserve"> what it captures </w:t>
       </w:r>
       <w:r>
         <w:rPr>
@@ -951,7 +357,7 @@
           <w:sz w:val="15"/>
           <w:szCs w:val="15"/>
         </w:rPr>
-        <w:t xml:space="preserve"> (11) </w:t>
+        <w:t xml:space="preserve"> (6) </w:t>
       </w:r>
       <w:r>
         <w:rPr>
@@ -973,7 +379,14 @@
           <w:sz w:val="19"/>
           <w:szCs w:val="19"/>
         </w:rPr>
-        <w:t xml:space="preserve"> the system to </w:t>
+        <w:t xml:space="preserve"> numbers nobody should rely on, which is why. </w:t>
+      </w:r>
+      <w:r>
+        <w:rPr>
+          <w:sz w:val="19"/>
+          <w:szCs w:val="19"/>
+        </w:rPr>
+        <w:t xml:space="preserve">Notice what the </w:t>
       </w:r>
       <w:r>
         <w:rPr>
@@ -983,7 +396,46 @@
           <w:sz w:val="15"/>
           <w:szCs w:val="15"/>
         </w:rPr>
-        <w:t xml:space="preserve"> (12) </w:t>
+        <w:t xml:space="preserve"> (7) </w:t>
+      </w:r>
+      <w:r>
+        <w:rPr>
+          <w:u w:val="single"/>
+          <w:sz w:val="19"/>
+          <w:szCs w:val="19"/>
+        </w:rPr>
+        <w:t xml:space="preserve">            </w:t>
+      </w:r>
+      <w:r>
+        <w:rPr>
+          <w:sz w:val="19"/>
+          <w:szCs w:val="19"/>
+        </w:rPr>
+        <w:t xml:space="preserve"> </w:t>
+      </w:r>
+      <w:r>
+        <w:rPr>
+          <w:sz w:val="19"/>
+          <w:szCs w:val="19"/>
+        </w:rPr>
+        <w:t xml:space="preserve"> does not say. </w:t>
+      </w:r>
+      <w:r>
+        <w:rPr>
+          <w:sz w:val="19"/>
+          <w:szCs w:val="19"/>
+        </w:rPr>
+        <w:t xml:space="preserve">It does not confine the system to </w:t>
+      </w:r>
+      <w:r>
+        <w:rPr>
+          <w:b/>
+          <w:bCs/>
+          <w:color w:val="8186EF"/>
+          <w:sz w:val="15"/>
+          <w:szCs w:val="15"/>
+        </w:rPr>
+        <w:t xml:space="preserve"> (8) </w:t>
       </w:r>
       <w:r>
         <w:rPr>
@@ -1070,7 +522,7 @@
                 <w:sz w:val="16"/>
                 <w:szCs w:val="16"/>
               </w:rPr>
-              <w:t xml:space="preserve">confine   ·   financial   ·   reports   ·   definition   ·   produces   ·   economic</w:t>
+              <w:t xml:space="preserve">financial   ·   information   ·   processes   ·   amounts   ·   control   ·   definition   ·   produces</w:t>
             </w:r>
           </w:p>
         </w:tc>
@@ -1114,7 +566,7 @@
           <w:sz w:val="15"/>
           <w:szCs w:val="15"/>
         </w:rPr>
-        <w:t xml:space="preserve">Each term sits against what it means.</w:t>
+        <w:t xml:space="preserve">Each term sits against what it means, and an instance of it.</w:t>
       </w:r>
     </w:p>
     <w:p>
@@ -1125,7 +577,7 @@
       <w:r>
         <w:drawing>
           <wp:inline distT="0" distB="0" distL="0" distR="0">
-            <wp:extent cx="5734050" cy="2625600"/>
+            <wp:extent cx="5734050" cy="3251800"/>
             <wp:effectExtent t="0" r="0" b="0" l="0"/>
             <wp:docPr id="1" name="" descr="" title=""/>
             <wp:cNvGraphicFramePr>
@@ -1150,7 +602,7 @@
                   <pic:spPr bwMode="auto">
                     <a:xfrm>
                       <a:off x="0" y="0"/>
-                      <a:ext cx="5734050" cy="2625600"/>
+                      <a:ext cx="5734050" cy="3251800"/>
                     </a:xfrm>
                     <a:prstGeom prst="rect">
                       <a:avLst/>
@@ -1553,14 +1005,14 @@
                 <w:sz w:val="16"/>
                 <w:szCs w:val="16"/>
               </w:rPr>
-              <w:t xml:space="preserve">8  </w:t>
-            </w:r>
-            <w:r>
-              <w:rPr>
-                <w:sz w:val="16"/>
-                <w:szCs w:val="16"/>
-              </w:rPr>
-              <w:t xml:space="preserve">reports</w:t>
+              <w:t xml:space="preserve">6  </w:t>
+            </w:r>
+            <w:r>
+              <w:rPr>
+                <w:sz w:val="16"/>
+                <w:szCs w:val="16"/>
+              </w:rPr>
+              <w:t xml:space="preserve">produces</w:t>
             </w:r>
           </w:p>
         </w:tc>
@@ -1621,14 +1073,14 @@
                 <w:sz w:val="16"/>
                 <w:szCs w:val="16"/>
               </w:rPr>
-              <w:t xml:space="preserve">9  </w:t>
-            </w:r>
-            <w:r>
-              <w:rPr>
-                <w:sz w:val="16"/>
-                <w:szCs w:val="16"/>
-              </w:rPr>
-              <w:t xml:space="preserve">produces</w:t>
+              <w:t xml:space="preserve">7  </w:t>
+            </w:r>
+            <w:r>
+              <w:rPr>
+                <w:sz w:val="16"/>
+                <w:szCs w:val="16"/>
+              </w:rPr>
+              <w:t xml:space="preserve">definition</w:t>
             </w:r>
           </w:p>
         </w:tc>
@@ -1663,7 +1115,7 @@
                 <w:sz w:val="16"/>
                 <w:szCs w:val="16"/>
               </w:rPr>
-              <w:t xml:space="preserve">A goods received note raised at the gate</w:t>
+              <w:t xml:space="preserve">information</w:t>
             </w:r>
           </w:p>
         </w:tc>
@@ -1689,14 +1141,14 @@
                 <w:sz w:val="16"/>
                 <w:szCs w:val="16"/>
               </w:rPr>
-              <w:t xml:space="preserve">10  </w:t>
-            </w:r>
-            <w:r>
-              <w:rPr>
-                <w:sz w:val="16"/>
-                <w:szCs w:val="16"/>
-              </w:rPr>
-              <w:t xml:space="preserve">definition</w:t>
+              <w:t xml:space="preserve">8  </w:t>
+            </w:r>
+            <w:r>
+              <w:rPr>
+                <w:sz w:val="16"/>
+                <w:szCs w:val="16"/>
+              </w:rPr>
+              <w:t xml:space="preserve">financial</w:t>
             </w:r>
           </w:p>
         </w:tc>
@@ -1731,7 +1183,7 @@
                 <w:sz w:val="16"/>
                 <w:szCs w:val="16"/>
               </w:rPr>
-              <w:t xml:space="preserve">The invoice matched and posted to payables</w:t>
+              <w:t xml:space="preserve">processes</w:t>
             </w:r>
           </w:p>
         </w:tc>
@@ -1757,14 +1209,14 @@
                 <w:sz w:val="16"/>
                 <w:szCs w:val="16"/>
               </w:rPr>
-              <w:t xml:space="preserve">11  </w:t>
-            </w:r>
-            <w:r>
-              <w:rPr>
-                <w:sz w:val="16"/>
-                <w:szCs w:val="16"/>
-              </w:rPr>
-              <w:t xml:space="preserve">confine</w:t>
+              <w:t xml:space="preserve">9  </w:t>
+            </w:r>
+            <w:r>
+              <w:rPr>
+                <w:sz w:val="16"/>
+                <w:szCs w:val="16"/>
+              </w:rPr>
+              <w:t xml:space="preserve">Report</w:t>
             </w:r>
           </w:p>
         </w:tc>
@@ -1799,7 +1251,7 @@
                 <w:sz w:val="16"/>
                 <w:szCs w:val="16"/>
               </w:rPr>
-              <w:t xml:space="preserve">The supplier account and the audit trail</w:t>
+              <w:t xml:space="preserve">control</w:t>
             </w:r>
           </w:p>
         </w:tc>
@@ -1825,143 +1277,7 @@
                 <w:sz w:val="16"/>
                 <w:szCs w:val="16"/>
               </w:rPr>
-              <w:t xml:space="preserve">12  </w:t>
-            </w:r>
-            <w:r>
-              <w:rPr>
-                <w:sz w:val="16"/>
-                <w:szCs w:val="16"/>
-              </w:rPr>
-              <w:t xml:space="preserve">financial</w:t>
-            </w:r>
-          </w:p>
-        </w:tc>
-      </w:tr>
-      <w:tr>
-        <w:tc>
-          <w:tcPr>
-            <w:tcW w:type="pct" w:w="2500"/>
-            <w:tcMar>
-              <w:top w:type="dxa" w:w="20"/>
-              <w:left w:type="dxa" w:w="80"/>
-              <w:bottom w:type="dxa" w:w="20"/>
-              <w:right w:type="dxa" w:w="80"/>
-            </w:tcMar>
-          </w:tcPr>
-          <w:p>
-            <w:pPr>
-              <w:spacing w:before="12" w:after="12"/>
-            </w:pPr>
-            <w:r>
-              <w:rPr>
-                <w:b/>
-                <w:bCs/>
-                <w:color w:val="8186EF"/>
-                <w:sz w:val="16"/>
-                <w:szCs w:val="16"/>
-              </w:rPr>
-              <w:t xml:space="preserve">6  </w:t>
-            </w:r>
-            <w:r>
-              <w:rPr>
-                <w:sz w:val="16"/>
-                <w:szCs w:val="16"/>
-              </w:rPr>
-              <w:t xml:space="preserve">Present the result to whoever must decide</w:t>
-            </w:r>
-          </w:p>
-        </w:tc>
-        <w:tc>
-          <w:tcPr>
-            <w:tcW w:type="pct" w:w="2500"/>
-            <w:tcMar>
-              <w:top w:type="dxa" w:w="20"/>
-              <w:left w:type="dxa" w:w="80"/>
-              <w:bottom w:type="dxa" w:w="20"/>
-              <w:right w:type="dxa" w:w="80"/>
-            </w:tcMar>
-          </w:tcPr>
-          <w:p>
-            <w:pPr>
-              <w:spacing w:before="12" w:after="12"/>
-            </w:pPr>
-            <w:r>
-              <w:rPr>
-                <w:b/>
-                <w:bCs/>
-                <w:color w:val="8186EF"/>
-                <w:sz w:val="16"/>
-                <w:szCs w:val="16"/>
-              </w:rPr>
-              <w:t xml:space="preserve">13  </w:t>
-            </w:r>
-            <w:r>
-              <w:rPr>
-                <w:sz w:val="16"/>
-                <w:szCs w:val="16"/>
-              </w:rPr>
-              <w:t xml:space="preserve">Report</w:t>
-            </w:r>
-          </w:p>
-        </w:tc>
-      </w:tr>
-      <w:tr>
-        <w:tc>
-          <w:tcPr>
-            <w:tcW w:type="pct" w:w="2500"/>
-            <w:tcMar>
-              <w:top w:type="dxa" w:w="20"/>
-              <w:left w:type="dxa" w:w="80"/>
-              <w:bottom w:type="dxa" w:w="20"/>
-              <w:right w:type="dxa" w:w="80"/>
-            </w:tcMar>
-          </w:tcPr>
-          <w:p>
-            <w:pPr>
-              <w:spacing w:before="12" w:after="12"/>
-            </w:pPr>
-            <w:r>
-              <w:rPr>
-                <w:b/>
-                <w:bCs/>
-                <w:color w:val="8186EF"/>
-                <w:sz w:val="16"/>
-                <w:szCs w:val="16"/>
-              </w:rPr>
-              <w:t xml:space="preserve">7  </w:t>
-            </w:r>
-            <w:r>
-              <w:rPr>
-                <w:sz w:val="16"/>
-                <w:szCs w:val="16"/>
-              </w:rPr>
-              <w:t xml:space="preserve">The input controls of Chapter 7</w:t>
-            </w:r>
-          </w:p>
-        </w:tc>
-        <w:tc>
-          <w:tcPr>
-            <w:tcW w:type="pct" w:w="2500"/>
-            <w:tcMar>
-              <w:top w:type="dxa" w:w="20"/>
-              <w:left w:type="dxa" w:w="80"/>
-              <w:bottom w:type="dxa" w:w="20"/>
-              <w:right w:type="dxa" w:w="80"/>
-            </w:tcMar>
-          </w:tcPr>
-          <w:p>
-            <w:pPr>
-              <w:spacing w:before="12" w:after="12"/>
-            </w:pPr>
-            <w:r>
-              <w:rPr>
-                <w:b/>
-                <w:bCs/>
-                <w:color w:val="8186EF"/>
-                <w:sz w:val="16"/>
-                <w:szCs w:val="16"/>
-              </w:rPr>
-              <w:t xml:space="preserve">14  </w:t>
+              <w:t xml:space="preserve">10  </w:t>
             </w:r>
             <w:r>
               <w:rPr>
@@ -2011,7 +1327,7 @@
           <w:sz w:val="15"/>
           <w:szCs w:val="15"/>
         </w:rPr>
-        <w:t xml:space="preserve">A system that captures and reports but does not control what it captures produces numbers nobody should rely on, which is why. Notice what the definition does not say. It does not confine the system to financial data. The cases produced, the hours worked and the energy used are all economic events, and a modern system captures them alongside the amounts.</w:t>
+        <w:t xml:space="preserve">An accounting information system captures, processes, stores and reports the economic events of a business. A system that captures and reports but does not control what it captures produces numbers nobody should rely on, which is why. Notice what the definition does not say. It does not confine the system to financial data. The cases produced, the hours worked and the energy used are all economic events, and a modern system captures them alongside the amounts.</w:t>
       </w:r>
     </w:p>
     <w:p>
@@ -4909,713 +4225,6 @@
       </w:tr>
     </w:tbl>
     <w:p/>
-    <w:tbl>
-      <w:tblPr>
-        <w:tblW w:type="pct" w:w="100%"/>
-        <w:tblLayout w:type="fixed"/>
-        <w:tblBorders>
-          <w:top w:val="single" w:color="353A7C" w:sz="6"/>
-          <w:left w:val="single" w:color="353A7C" w:sz="6"/>
-          <w:bottom w:val="single" w:color="353A7C" w:sz="6"/>
-          <w:right w:val="single" w:color="353A7C" w:sz="6"/>
-          <w:insideH w:val="single" w:color="353A7C" w:sz="6"/>
-          <w:insideV w:val="single" w:color="353A7C" w:sz="6"/>
-        </w:tblBorders>
-      </w:tblPr>
-      <w:tblGrid>
-        <w:gridCol w:w="1674"/>
-        <w:gridCol w:w="4224"/>
-        <w:gridCol w:w="3702"/>
-      </w:tblGrid>
-      <w:tr>
-        <w:tc>
-          <w:tcPr>
-            <w:tcW w:type="pct" w:w="5000"/>
-            <w:gridSpan w:val="3"/>
-            <w:shd w:fill="353A7C" w:val="clear"/>
-            <w:tcMar>
-              <w:top w:type="dxa" w:w="60"/>
-              <w:left w:type="dxa" w:w="120"/>
-              <w:bottom w:type="dxa" w:w="60"/>
-              <w:right w:type="dxa" w:w="120"/>
-            </w:tcMar>
-          </w:tcPr>
-          <w:p>
-            <w:pPr>
-              <w:spacing w:before="40" w:after="40"/>
-            </w:pPr>
-            <w:r>
-              <w:rPr>
-                <w:b/>
-                <w:bCs/>
-                <w:color w:val="FFFFFF"/>
-                <w:sz w:val="17"/>
-                <w:szCs w:val="17"/>
-              </w:rPr>
-              <w:t xml:space="preserve">The challenges of separate financial and nonfinancial systems</w:t>
-            </w:r>
-          </w:p>
-        </w:tc>
-      </w:tr>
-      <w:tr>
-        <w:tc>
-          <w:tcPr>
-            <w:tcW w:type="pct" w:w="872"/>
-            <w:shd w:fill="353A7C" w:val="clear"/>
-            <w:tcMar>
-              <w:top w:type="dxa" w:w="50"/>
-              <w:left w:type="dxa" w:w="110"/>
-              <w:bottom w:type="dxa" w:w="50"/>
-              <w:right w:type="dxa" w:w="110"/>
-            </w:tcMar>
-          </w:tcPr>
-          <w:p>
-            <w:pPr>
-              <w:spacing w:before="30" w:after="30"/>
-            </w:pPr>
-            <w:r>
-              <w:rPr>
-                <w:b/>
-                <w:bCs/>
-                <w:color w:val="FFFFFF"/>
-                <w:sz w:val="15"/>
-                <w:szCs w:val="15"/>
-              </w:rPr>
-              <w:t xml:space="preserve">Challenge (F.1.c)</w:t>
-            </w:r>
-          </w:p>
-        </w:tc>
-        <w:tc>
-          <w:tcPr>
-            <w:tcW w:type="pct" w:w="2200"/>
-            <w:shd w:fill="353A7C" w:val="clear"/>
-            <w:tcMar>
-              <w:top w:type="dxa" w:w="50"/>
-              <w:left w:type="dxa" w:w="110"/>
-              <w:bottom w:type="dxa" w:w="50"/>
-              <w:right w:type="dxa" w:w="110"/>
-            </w:tcMar>
-          </w:tcPr>
-          <w:p>
-            <w:pPr>
-              <w:spacing w:before="30" w:after="30"/>
-            </w:pPr>
-            <w:r>
-              <w:rPr>
-                <w:b/>
-                <w:bCs/>
-                <w:color w:val="FFFFFF"/>
-                <w:sz w:val="15"/>
-                <w:szCs w:val="15"/>
-              </w:rPr>
-              <w:t xml:space="preserve">What it means</w:t>
-            </w:r>
-          </w:p>
-        </w:tc>
-        <w:tc>
-          <w:tcPr>
-            <w:tcW w:type="pct" w:w="1928"/>
-            <w:shd w:fill="353A7C" w:val="clear"/>
-            <w:tcMar>
-              <w:top w:type="dxa" w:w="50"/>
-              <w:left w:type="dxa" w:w="110"/>
-              <w:bottom w:type="dxa" w:w="50"/>
-              <w:right w:type="dxa" w:w="110"/>
-            </w:tcMar>
-          </w:tcPr>
-          <w:p>
-            <w:pPr>
-              <w:spacing w:before="30" w:after="30"/>
-            </w:pPr>
-            <w:r>
-              <w:rPr>
-                <w:b/>
-                <w:bCs/>
-                <w:color w:val="FFFFFF"/>
-                <w:sz w:val="15"/>
-                <w:szCs w:val="15"/>
-              </w:rPr>
-              <w:t xml:space="preserve">At Orontes</w:t>
-            </w:r>
-          </w:p>
-        </w:tc>
-      </w:tr>
-      <w:tr>
-        <w:tc>
-          <w:tcPr>
-            <w:tcW w:type="pct" w:w="872"/>
-            <w:tcMar>
-              <w:top w:type="dxa" w:w="50"/>
-              <w:left w:type="dxa" w:w="110"/>
-              <w:bottom w:type="dxa" w:w="50"/>
-              <w:right w:type="dxa" w:w="110"/>
-            </w:tcMar>
-          </w:tcPr>
-          <w:p>
-            <w:pPr>
-              <w:spacing w:before="28" w:after="28"/>
-            </w:pPr>
-            <w:r>
-              <w:rPr>
-                <w:sz w:val="15"/>
-                <w:szCs w:val="15"/>
-              </w:rPr>
-              <w:t xml:space="preserve">Duplicate data entry</w:t>
-            </w:r>
-          </w:p>
-        </w:tc>
-        <w:tc>
-          <w:tcPr>
-            <w:tcW w:type="pct" w:w="2200"/>
-            <w:tcMar>
-              <w:top w:type="dxa" w:w="50"/>
-              <w:left w:type="dxa" w:w="110"/>
-              <w:bottom w:type="dxa" w:w="50"/>
-              <w:right w:type="dxa" w:w="110"/>
-            </w:tcMar>
-          </w:tcPr>
-          <w:p>
-            <w:pPr>
-              <w:spacing w:before="28" w:after="28"/>
-            </w:pPr>
-            <w:r>
-              <w:rPr>
-                <w:sz w:val="15"/>
-                <w:szCs w:val="15"/>
-              </w:rPr>
-              <w:t xml:space="preserve">The same fact is keyed into two systems</w:t>
-            </w:r>
-          </w:p>
-        </w:tc>
-        <w:tc>
-          <w:tcPr>
-            <w:tcW w:type="pct" w:w="1928"/>
-            <w:tcMar>
-              <w:top w:type="dxa" w:w="50"/>
-              <w:left w:type="dxa" w:w="110"/>
-              <w:bottom w:type="dxa" w:w="50"/>
-              <w:right w:type="dxa" w:w="110"/>
-            </w:tcMar>
-          </w:tcPr>
-          <w:p>
-            <w:pPr>
-              <w:spacing w:before="28" w:after="28"/>
-            </w:pPr>
-            <w:r>
-              <w:rPr>
-                <w:sz w:val="15"/>
-                <w:szCs w:val="15"/>
-              </w:rPr>
-              <w:t xml:space="preserve"/>
-            </w:r>
-            <w:r>
-              <w:rPr>
-                <w:b/>
-                <w:bCs/>
-                <w:color w:val="8186EF"/>
-                <w:sz w:val="14"/>
-                <w:szCs w:val="14"/>
-              </w:rPr>
-              <w:t xml:space="preserve"> (3) </w:t>
-            </w:r>
-            <w:r>
-              <w:rPr>
-                <w:u w:val="single"/>
-                <w:sz w:val="15"/>
-                <w:szCs w:val="15"/>
-              </w:rPr>
-              <w:t xml:space="preserve">              </w:t>
-            </w:r>
-            <w:r>
-              <w:rPr>
-                <w:sz w:val="15"/>
-                <w:szCs w:val="15"/>
-              </w:rPr>
-              <w:t xml:space="preserve"> </w:t>
-            </w:r>
-            <w:r>
-              <w:rPr>
-                <w:sz w:val="15"/>
-                <w:szCs w:val="15"/>
-              </w:rPr>
-              <w:t xml:space="preserve"> enters output; accounting enters it again for costing</w:t>
-            </w:r>
-          </w:p>
-        </w:tc>
-      </w:tr>
-      <w:tr>
-        <w:tc>
-          <w:tcPr>
-            <w:tcW w:type="pct" w:w="872"/>
-            <w:shd w:fill="FBFAF6" w:val="clear"/>
-            <w:tcMar>
-              <w:top w:type="dxa" w:w="50"/>
-              <w:left w:type="dxa" w:w="110"/>
-              <w:bottom w:type="dxa" w:w="50"/>
-              <w:right w:type="dxa" w:w="110"/>
-            </w:tcMar>
-          </w:tcPr>
-          <w:p>
-            <w:pPr>
-              <w:spacing w:before="28" w:after="28"/>
-            </w:pPr>
-            <w:r>
-              <w:rPr>
-                <w:sz w:val="15"/>
-                <w:szCs w:val="15"/>
-              </w:rPr>
-              <w:t xml:space="preserve">Data that disagrees</w:t>
-            </w:r>
-          </w:p>
-        </w:tc>
-        <w:tc>
-          <w:tcPr>
-            <w:tcW w:type="pct" w:w="2200"/>
-            <w:shd w:fill="FBFAF6" w:val="clear"/>
-            <w:tcMar>
-              <w:top w:type="dxa" w:w="50"/>
-              <w:left w:type="dxa" w:w="110"/>
-              <w:bottom w:type="dxa" w:w="50"/>
-              <w:right w:type="dxa" w:w="110"/>
-            </w:tcMar>
-          </w:tcPr>
-          <w:p>
-            <w:pPr>
-              <w:spacing w:before="28" w:after="28"/>
-            </w:pPr>
-            <w:r>
-              <w:rPr>
-                <w:sz w:val="15"/>
-                <w:szCs w:val="15"/>
-              </w:rPr>
-              <w:t xml:space="preserve">Two systems hold different versions of the same figure</w:t>
-            </w:r>
-          </w:p>
-        </w:tc>
-        <w:tc>
-          <w:tcPr>
-            <w:tcW w:type="pct" w:w="1928"/>
-            <w:shd w:fill="FFFFFF" w:val="clear"/>
-            <w:tcMar>
-              <w:top w:type="dxa" w:w="50"/>
-              <w:left w:type="dxa" w:w="110"/>
-              <w:bottom w:type="dxa" w:w="50"/>
-              <w:right w:type="dxa" w:w="110"/>
-            </w:tcMar>
-          </w:tcPr>
-          <w:p>
-            <w:pPr>
-              <w:spacing w:before="46" w:after="46"/>
-            </w:pPr>
-            <w:r>
-              <w:rPr>
-                <w:b/>
-                <w:bCs/>
-                <w:color w:val="8186EF"/>
-                <w:sz w:val="14"/>
-                <w:szCs w:val="14"/>
-              </w:rPr>
-              <w:t xml:space="preserve">(4)</w:t>
-            </w:r>
-          </w:p>
-        </w:tc>
-      </w:tr>
-      <w:tr>
-        <w:tc>
-          <w:tcPr>
-            <w:tcW w:type="pct" w:w="872"/>
-            <w:tcMar>
-              <w:top w:type="dxa" w:w="50"/>
-              <w:left w:type="dxa" w:w="110"/>
-              <w:bottom w:type="dxa" w:w="50"/>
-              <w:right w:type="dxa" w:w="110"/>
-            </w:tcMar>
-          </w:tcPr>
-          <w:p>
-            <w:pPr>
-              <w:spacing w:before="28" w:after="28"/>
-            </w:pPr>
-            <w:r>
-              <w:rPr>
-                <w:sz w:val="15"/>
-                <w:szCs w:val="15"/>
-              </w:rPr>
-              <w:t xml:space="preserve">Reconciliation effort</w:t>
-            </w:r>
-          </w:p>
-        </w:tc>
-        <w:tc>
-          <w:tcPr>
-            <w:tcW w:type="pct" w:w="2200"/>
-            <w:tcMar>
-              <w:top w:type="dxa" w:w="50"/>
-              <w:left w:type="dxa" w:w="110"/>
-              <w:bottom w:type="dxa" w:w="50"/>
-              <w:right w:type="dxa" w:w="110"/>
-            </w:tcMar>
-          </w:tcPr>
-          <w:p>
-            <w:pPr>
-              <w:spacing w:before="28" w:after="28"/>
-            </w:pPr>
-            <w:r>
-              <w:rPr>
-                <w:sz w:val="15"/>
-                <w:szCs w:val="15"/>
-              </w:rPr>
-              <w:t xml:space="preserve">Staff spend time </w:t>
-            </w:r>
-            <w:r>
-              <w:rPr>
-                <w:b/>
-                <w:bCs/>
-                <w:color w:val="8186EF"/>
-                <w:sz w:val="14"/>
-                <w:szCs w:val="14"/>
-              </w:rPr>
-              <w:t xml:space="preserve"> (5) </w:t>
-            </w:r>
-            <w:r>
-              <w:rPr>
-                <w:u w:val="single"/>
-                <w:sz w:val="15"/>
-                <w:szCs w:val="15"/>
-              </w:rPr>
-              <w:t xml:space="preserve">              </w:t>
-            </w:r>
-            <w:r>
-              <w:rPr>
-                <w:sz w:val="15"/>
-                <w:szCs w:val="15"/>
-              </w:rPr>
-              <w:t xml:space="preserve"> </w:t>
-            </w:r>
-            <w:r>
-              <w:rPr>
-                <w:sz w:val="15"/>
-                <w:szCs w:val="15"/>
-              </w:rPr>
-              <w:t xml:space="preserve"> the difference, not analysing it</w:t>
-            </w:r>
-          </w:p>
-        </w:tc>
-        <w:tc>
-          <w:tcPr>
-            <w:tcW w:type="pct" w:w="1928"/>
-            <w:tcMar>
-              <w:top w:type="dxa" w:w="50"/>
-              <w:left w:type="dxa" w:w="110"/>
-              <w:bottom w:type="dxa" w:w="50"/>
-              <w:right w:type="dxa" w:w="110"/>
-            </w:tcMar>
-          </w:tcPr>
-          <w:p>
-            <w:pPr>
-              <w:spacing w:before="28" w:after="28"/>
-            </w:pPr>
-            <w:r>
-              <w:rPr>
-                <w:sz w:val="15"/>
-                <w:szCs w:val="15"/>
-              </w:rPr>
-              <w:t xml:space="preserve">Two days a month closing the gap</w:t>
-            </w:r>
-          </w:p>
-        </w:tc>
-      </w:tr>
-      <w:tr>
-        <w:tc>
-          <w:tcPr>
-            <w:tcW w:type="pct" w:w="872"/>
-            <w:shd w:fill="FBFAF6" w:val="clear"/>
-            <w:tcMar>
-              <w:top w:type="dxa" w:w="50"/>
-              <w:left w:type="dxa" w:w="110"/>
-              <w:bottom w:type="dxa" w:w="50"/>
-              <w:right w:type="dxa" w:w="110"/>
-            </w:tcMar>
-          </w:tcPr>
-          <w:p>
-            <w:pPr>
-              <w:spacing w:before="28" w:after="28"/>
-            </w:pPr>
-            <w:r>
-              <w:rPr>
-                <w:sz w:val="15"/>
-                <w:szCs w:val="15"/>
-              </w:rPr>
-              <w:t xml:space="preserve">Delay</w:t>
-            </w:r>
-          </w:p>
-        </w:tc>
-        <w:tc>
-          <w:tcPr>
-            <w:tcW w:type="pct" w:w="2200"/>
-            <w:shd w:fill="FBFAF6" w:val="clear"/>
-            <w:tcMar>
-              <w:top w:type="dxa" w:w="50"/>
-              <w:left w:type="dxa" w:w="110"/>
-              <w:bottom w:type="dxa" w:w="50"/>
-              <w:right w:type="dxa" w:w="110"/>
-            </w:tcMar>
-          </w:tcPr>
-          <w:p>
-            <w:pPr>
-              <w:spacing w:before="28" w:after="28"/>
-            </w:pPr>
-            <w:r>
-              <w:rPr>
-                <w:sz w:val="15"/>
-                <w:szCs w:val="15"/>
-              </w:rPr>
-              <w:t xml:space="preserve">Information waits for a transfer or a monthly extract</w:t>
-            </w:r>
-          </w:p>
-        </w:tc>
-        <w:tc>
-          <w:tcPr>
-            <w:tcW w:type="pct" w:w="1928"/>
-            <w:shd w:fill="FFFFFF" w:val="clear"/>
-            <w:tcMar>
-              <w:top w:type="dxa" w:w="50"/>
-              <w:left w:type="dxa" w:w="110"/>
-              <w:bottom w:type="dxa" w:w="50"/>
-              <w:right w:type="dxa" w:w="110"/>
-            </w:tcMar>
-          </w:tcPr>
-          <w:p>
-            <w:pPr>
-              <w:spacing w:before="46" w:after="46"/>
-            </w:pPr>
-            <w:r>
-              <w:rPr>
-                <w:b/>
-                <w:bCs/>
-                <w:color w:val="8186EF"/>
-                <w:sz w:val="14"/>
-                <w:szCs w:val="14"/>
-              </w:rPr>
-              <w:t xml:space="preserve">(6)</w:t>
-            </w:r>
-          </w:p>
-        </w:tc>
-      </w:tr>
-      <w:tr>
-        <w:tc>
-          <w:tcPr>
-            <w:tcW w:type="pct" w:w="872"/>
-            <w:tcMar>
-              <w:top w:type="dxa" w:w="50"/>
-              <w:left w:type="dxa" w:w="110"/>
-              <w:bottom w:type="dxa" w:w="50"/>
-              <w:right w:type="dxa" w:w="110"/>
-            </w:tcMar>
-          </w:tcPr>
-          <w:p>
-            <w:pPr>
-              <w:spacing w:before="28" w:after="28"/>
-            </w:pPr>
-            <w:r>
-              <w:rPr>
-                <w:sz w:val="15"/>
-                <w:szCs w:val="15"/>
-              </w:rPr>
-              <w:t xml:space="preserve">No single view</w:t>
-            </w:r>
-          </w:p>
-        </w:tc>
-        <w:tc>
-          <w:tcPr>
-            <w:tcW w:type="pct" w:w="2200"/>
-            <w:shd w:fill="FFFFFF" w:val="clear"/>
-            <w:tcMar>
-              <w:top w:type="dxa" w:w="50"/>
-              <w:left w:type="dxa" w:w="110"/>
-              <w:bottom w:type="dxa" w:w="50"/>
-              <w:right w:type="dxa" w:w="110"/>
-            </w:tcMar>
-          </w:tcPr>
-          <w:p>
-            <w:pPr>
-              <w:spacing w:before="46" w:after="46"/>
-            </w:pPr>
-            <w:r>
-              <w:rPr>
-                <w:b/>
-                <w:bCs/>
-                <w:color w:val="8186EF"/>
-                <w:sz w:val="14"/>
-                <w:szCs w:val="14"/>
-              </w:rPr>
-              <w:t xml:space="preserve">(7)</w:t>
-            </w:r>
-          </w:p>
-        </w:tc>
-        <w:tc>
-          <w:tcPr>
-            <w:tcW w:type="pct" w:w="1928"/>
-            <w:tcMar>
-              <w:top w:type="dxa" w:w="50"/>
-              <w:left w:type="dxa" w:w="110"/>
-              <w:bottom w:type="dxa" w:w="50"/>
-              <w:right w:type="dxa" w:w="110"/>
-            </w:tcMar>
-          </w:tcPr>
-          <w:p>
-            <w:pPr>
-              <w:spacing w:before="28" w:after="28"/>
-            </w:pPr>
-            <w:r>
-              <w:rPr>
-                <w:sz w:val="15"/>
-                <w:szCs w:val="15"/>
-              </w:rPr>
-              <w:t xml:space="preserve">Profit by product needs three systems and a spreadsheet</w:t>
-            </w:r>
-          </w:p>
-        </w:tc>
-      </w:tr>
-      <w:tr>
-        <w:tc>
-          <w:tcPr>
-            <w:tcW w:type="pct" w:w="872"/>
-            <w:shd w:fill="FBFAF6" w:val="clear"/>
-            <w:tcMar>
-              <w:top w:type="dxa" w:w="50"/>
-              <w:left w:type="dxa" w:w="110"/>
-              <w:bottom w:type="dxa" w:w="50"/>
-              <w:right w:type="dxa" w:w="110"/>
-            </w:tcMar>
-          </w:tcPr>
-          <w:p>
-            <w:pPr>
-              <w:spacing w:before="28" w:after="28"/>
-            </w:pPr>
-            <w:r>
-              <w:rPr>
-                <w:sz w:val="15"/>
-                <w:szCs w:val="15"/>
-              </w:rPr>
-              <w:t xml:space="preserve">Weak control</w:t>
-            </w:r>
-          </w:p>
-        </w:tc>
-        <w:tc>
-          <w:tcPr>
-            <w:tcW w:type="pct" w:w="2200"/>
-            <w:shd w:fill="FBFAF6" w:val="clear"/>
-            <w:tcMar>
-              <w:top w:type="dxa" w:w="50"/>
-              <w:left w:type="dxa" w:w="110"/>
-              <w:bottom w:type="dxa" w:w="50"/>
-              <w:right w:type="dxa" w:w="110"/>
-            </w:tcMar>
-          </w:tcPr>
-          <w:p>
-            <w:pPr>
-              <w:spacing w:before="28" w:after="28"/>
-            </w:pPr>
-            <w:r>
-              <w:rPr>
-                <w:sz w:val="15"/>
-                <w:szCs w:val="15"/>
-              </w:rPr>
-              <w:t xml:space="preserve">The transfer between systems is where errors hide</w:t>
-            </w:r>
-          </w:p>
-        </w:tc>
-        <w:tc>
-          <w:tcPr>
-            <w:tcW w:type="pct" w:w="1928"/>
-            <w:shd w:fill="FFFFFF" w:val="clear"/>
-            <w:tcMar>
-              <w:top w:type="dxa" w:w="50"/>
-              <w:left w:type="dxa" w:w="110"/>
-              <w:bottom w:type="dxa" w:w="50"/>
-              <w:right w:type="dxa" w:w="110"/>
-            </w:tcMar>
-          </w:tcPr>
-          <w:p>
-            <w:pPr>
-              <w:spacing w:before="46" w:after="46"/>
-            </w:pPr>
-            <w:r>
-              <w:rPr>
-                <w:b/>
-                <w:bCs/>
-                <w:color w:val="8186EF"/>
-                <w:sz w:val="14"/>
-                <w:szCs w:val="14"/>
-              </w:rPr>
-              <w:t xml:space="preserve">(8)</w:t>
-            </w:r>
-          </w:p>
-        </w:tc>
-      </w:tr>
-    </w:tbl>
-    <w:p/>
-    <w:tbl>
-      <w:tblPr>
-        <w:tblW w:type="pct" w:w="100%"/>
-        <w:tblLayout w:type="fixed"/>
-        <w:tblBorders>
-          <w:top w:val="single" w:color="FBFAF6" w:sz="4"/>
-          <w:left w:val="single" w:color="FBFAF6" w:sz="4"/>
-          <w:bottom w:val="single" w:color="FBFAF6" w:sz="4"/>
-          <w:right w:val="single" w:color="FBFAF6" w:sz="4"/>
-          <w:insideH w:val="single" w:color="FBFAF6" w:sz="4"/>
-          <w:insideV w:val="single" w:color="FBFAF6" w:sz="4"/>
-        </w:tblBorders>
-      </w:tblPr>
-      <w:tblGrid>
-        <w:gridCol w:w="9600"/>
-      </w:tblGrid>
-      <w:tr>
-        <w:tc>
-          <w:tcPr>
-            <w:tcW w:type="pct" w:w="5000"/>
-            <w:shd w:fill="FBFAF6" w:val="clear"/>
-            <w:tcMar>
-              <w:top w:type="dxa" w:w="40"/>
-              <w:left w:type="dxa" w:w="100"/>
-              <w:bottom w:type="dxa" w:w="40"/>
-              <w:right w:type="dxa" w:w="100"/>
-            </w:tcMar>
-          </w:tcPr>
-          <w:p>
-            <w:pPr>
-              <w:spacing w:before="18" w:after="6"/>
-            </w:pPr>
-            <w:r>
-              <w:rPr>
-                <w:b/>
-                <w:bCs/>
-                <w:color w:val="6B7280"/>
-                <w:sz w:val="14"/>
-                <w:szCs w:val="14"/>
-              </w:rPr>
-              <w:t xml:space="preserve">word list</w:t>
-            </w:r>
-          </w:p>
-          <w:p>
-            <w:pPr>
-              <w:spacing w:before="0" w:after="18"/>
-            </w:pPr>
-            <w:r>
-              <w:rPr>
-                <w:b/>
-                <w:bCs/>
-                <w:color w:val="353A7C"/>
-                <w:sz w:val="16"/>
-                <w:szCs w:val="16"/>
-              </w:rPr>
-              <w:t xml:space="preserve">explaining   ·   A manual upload nobody reconciles   ·   Nobody can see one customer or product end to end   ·   Production   ·   Two days a month closing the gap   ·   Managers see last month's margin in the third week   ·   The plant says 240,000 cases; the ledger says 238,500</w:t>
-            </w:r>
-          </w:p>
-        </w:tc>
-      </w:tr>
-    </w:tbl>
-    <w:p/>
     <w:p>
       <w:pPr>
         <w:spacing w:before="44" w:after="14"/>
@@ -5636,7 +4245,7 @@
           <w:sz w:val="16"/>
           <w:szCs w:val="16"/>
         </w:rPr>
-        <w:t xml:space="preserve">      gaps 9–15</w:t>
+        <w:t xml:space="preserve">      gaps 3–9</w:t>
       </w:r>
     </w:p>
     <w:p>
@@ -5659,7 +4268,7 @@
           <w:sz w:val="15"/>
           <w:szCs w:val="15"/>
         </w:rPr>
-        <w:t xml:space="preserve"> (9) </w:t>
+        <w:t xml:space="preserve"> (3) </w:t>
       </w:r>
       <w:r>
         <w:rPr>
@@ -5691,7 +4300,7 @@
           <w:sz w:val="15"/>
           <w:szCs w:val="15"/>
         </w:rPr>
-        <w:t xml:space="preserve"> (10) </w:t>
+        <w:t xml:space="preserve"> (4) </w:t>
       </w:r>
       <w:r>
         <w:rPr>
@@ -5730,7 +4339,7 @@
           <w:sz w:val="15"/>
           <w:szCs w:val="15"/>
         </w:rPr>
-        <w:t xml:space="preserve"> (11) </w:t>
+        <w:t xml:space="preserve"> (5) </w:t>
       </w:r>
       <w:r>
         <w:rPr>
@@ -5762,7 +4371,7 @@
           <w:sz w:val="15"/>
           <w:szCs w:val="15"/>
         </w:rPr>
-        <w:t xml:space="preserve"> (12) </w:t>
+        <w:t xml:space="preserve"> (6) </w:t>
       </w:r>
       <w:r>
         <w:rPr>
@@ -5801,7 +4410,7 @@
           <w:sz w:val="15"/>
           <w:szCs w:val="15"/>
         </w:rPr>
-        <w:t xml:space="preserve"> (13) </w:t>
+        <w:t xml:space="preserve"> (7) </w:t>
       </w:r>
       <w:r>
         <w:rPr>
@@ -5840,7 +4449,7 @@
           <w:sz w:val="15"/>
           <w:szCs w:val="15"/>
         </w:rPr>
-        <w:t xml:space="preserve"> (14) </w:t>
+        <w:t xml:space="preserve"> (8) </w:t>
       </w:r>
       <w:r>
         <w:rPr>
@@ -5879,7 +4488,7 @@
           <w:sz w:val="15"/>
           <w:szCs w:val="15"/>
         </w:rPr>
-        <w:t xml:space="preserve"> (15) </w:t>
+        <w:t xml:space="preserve"> (9) </w:t>
       </w:r>
       <w:r>
         <w:rPr>
@@ -5966,7 +4575,7 @@
                 <w:sz w:val="16"/>
                 <w:szCs w:val="16"/>
               </w:rPr>
-              <w:t xml:space="preserve">candidates   ·   product   ·   transfer   ·   answered   ·   question   ·   choosing   ·   challenges   ·   dimension</w:t>
+              <w:t xml:space="preserve">challenges   ·   systems   ·   dimension   ·   candidates   ·   transfer   ·   product   ·   answered   ·   question</w:t>
             </w:r>
           </w:p>
         </w:tc>
@@ -5975,18 +4584,6 @@
     <w:p/>
     <w:p>
       <w:pPr>
-        <w:pageBreakBefore w:val="true"/>
-        <w:spacing w:after="0"/>
-      </w:pPr>
-      <w:r>
-        <w:rPr>
-          <w:sz w:val="2"/>
-        </w:rPr>
-        <w:t xml:space="preserve"> </w:t>
-      </w:r>
-    </w:p>
-    <w:p>
-      <w:pPr>
         <w:spacing w:before="44" w:after="10"/>
       </w:pPr>
       <w:r>
@@ -6010,7 +4607,7 @@
           <w:sz w:val="15"/>
           <w:szCs w:val="15"/>
         </w:rPr>
-        <w:t xml:space="preserve">Each term sits against what it means.</w:t>
+        <w:t xml:space="preserve">Each term sits against what it means, and an instance of it.</w:t>
       </w:r>
     </w:p>
     <w:p>
@@ -6021,7 +4618,7 @@
       <w:r>
         <w:drawing>
           <wp:inline distT="0" distB="0" distL="0" distR="0">
-            <wp:extent cx="5734050" cy="3116000"/>
+            <wp:extent cx="5734050" cy="4066650"/>
             <wp:effectExtent t="0" r="0" b="0" l="0"/>
             <wp:docPr id="1" name="" descr="" title=""/>
             <wp:cNvGraphicFramePr>
@@ -6046,7 +4643,7 @@
                   <pic:spPr bwMode="auto">
                     <a:xfrm>
                       <a:off x="0" y="0"/>
-                      <a:ext cx="5734050" cy="3116000"/>
+                      <a:ext cx="5734050" cy="4066650"/>
                     </a:xfrm>
                     <a:prstGeom prst="rect">
                       <a:avLst/>
@@ -6114,13 +4711,25 @@
                 <w:sz w:val="16"/>
                 <w:szCs w:val="16"/>
               </w:rPr>
-              <w:t xml:space="preserve">Reconciliation effort   ·   Delay   ·   Duplicate data entry   ·   nonfinancial system</w:t>
+              <w:t xml:space="preserve">Reconciliation effort   ·   Delay   ·   Duplicate data entry   ·   accounting information system</w:t>
             </w:r>
           </w:p>
         </w:tc>
       </w:tr>
     </w:tbl>
     <w:p/>
+    <w:p>
+      <w:pPr>
+        <w:pageBreakBefore w:val="true"/>
+        <w:spacing w:after="0"/>
+      </w:pPr>
+      <w:r>
+        <w:rPr>
+          <w:sz w:val="2"/>
+        </w:rPr>
+        <w:t xml:space="preserve"> </w:t>
+      </w:r>
+    </w:p>
     <w:tbl>
       <w:tblPr>
         <w:tblW w:type="pct" w:w="100%"/>
@@ -6449,14 +5058,14 @@
                 <w:sz w:val="16"/>
                 <w:szCs w:val="16"/>
               </w:rPr>
-              <w:t xml:space="preserve">10  </w:t>
-            </w:r>
-            <w:r>
-              <w:rPr>
-                <w:sz w:val="16"/>
-                <w:szCs w:val="16"/>
-              </w:rPr>
-              <w:t xml:space="preserve">candidates</w:t>
+              <w:t xml:space="preserve">7  </w:t>
+            </w:r>
+            <w:r>
+              <w:rPr>
+                <w:sz w:val="16"/>
+                <w:szCs w:val="16"/>
+              </w:rPr>
+              <w:t xml:space="preserve">answered</w:t>
             </w:r>
           </w:p>
         </w:tc>
@@ -6517,14 +5126,14 @@
                 <w:sz w:val="16"/>
                 <w:szCs w:val="16"/>
               </w:rPr>
-              <w:t xml:space="preserve">11  </w:t>
-            </w:r>
-            <w:r>
-              <w:rPr>
-                <w:sz w:val="16"/>
-                <w:szCs w:val="16"/>
-              </w:rPr>
-              <w:t xml:space="preserve">question</w:t>
+              <w:t xml:space="preserve">8  </w:t>
+            </w:r>
+            <w:r>
+              <w:rPr>
+                <w:sz w:val="16"/>
+                <w:szCs w:val="16"/>
+              </w:rPr>
+              <w:t xml:space="preserve">dimension</w:t>
             </w:r>
           </w:p>
         </w:tc>
@@ -6559,7 +5168,7 @@
                 <w:sz w:val="16"/>
                 <w:szCs w:val="16"/>
               </w:rPr>
-              <w:t xml:space="preserve">Production</w:t>
+              <w:t xml:space="preserve">challenges</w:t>
             </w:r>
           </w:p>
         </w:tc>
@@ -6585,14 +5194,14 @@
                 <w:sz w:val="16"/>
                 <w:szCs w:val="16"/>
               </w:rPr>
-              <w:t xml:space="preserve">12  </w:t>
-            </w:r>
-            <w:r>
-              <w:rPr>
-                <w:sz w:val="16"/>
-                <w:szCs w:val="16"/>
-              </w:rPr>
-              <w:t xml:space="preserve">product</w:t>
+              <w:t xml:space="preserve">9  </w:t>
+            </w:r>
+            <w:r>
+              <w:rPr>
+                <w:sz w:val="16"/>
+                <w:szCs w:val="16"/>
+              </w:rPr>
+              <w:t xml:space="preserve">transfer</w:t>
             </w:r>
           </w:p>
         </w:tc>
@@ -6627,7 +5236,7 @@
                 <w:sz w:val="16"/>
                 <w:szCs w:val="16"/>
               </w:rPr>
-              <w:t xml:space="preserve">The plant says 240,000 cases; the ledger says 238,500</w:t>
+              <w:t xml:space="preserve">candidates</w:t>
             </w:r>
           </w:p>
         </w:tc>
@@ -6653,14 +5262,14 @@
                 <w:sz w:val="16"/>
                 <w:szCs w:val="16"/>
               </w:rPr>
-              <w:t xml:space="preserve">13  </w:t>
-            </w:r>
-            <w:r>
-              <w:rPr>
-                <w:sz w:val="16"/>
-                <w:szCs w:val="16"/>
-              </w:rPr>
-              <w:t xml:space="preserve">answered</w:t>
+              <w:t xml:space="preserve">10  </w:t>
+            </w:r>
+            <w:r>
+              <w:rPr>
+                <w:sz w:val="16"/>
+                <w:szCs w:val="16"/>
+              </w:rPr>
+              <w:t xml:space="preserve">Duplicate data entry</w:t>
             </w:r>
           </w:p>
         </w:tc>
@@ -6695,7 +5304,7 @@
                 <w:sz w:val="16"/>
                 <w:szCs w:val="16"/>
               </w:rPr>
-              <w:t xml:space="preserve">explaining</w:t>
+              <w:t xml:space="preserve">question</w:t>
             </w:r>
           </w:p>
         </w:tc>
@@ -6721,14 +5330,14 @@
                 <w:sz w:val="16"/>
                 <w:szCs w:val="16"/>
               </w:rPr>
-              <w:t xml:space="preserve">14  </w:t>
-            </w:r>
-            <w:r>
-              <w:rPr>
-                <w:sz w:val="16"/>
-                <w:szCs w:val="16"/>
-              </w:rPr>
-              <w:t xml:space="preserve">dimension</w:t>
+              <w:t xml:space="preserve">11  </w:t>
+            </w:r>
+            <w:r>
+              <w:rPr>
+                <w:sz w:val="16"/>
+                <w:szCs w:val="16"/>
+              </w:rPr>
+              <w:t xml:space="preserve">Reconciliation effort</w:t>
             </w:r>
           </w:p>
         </w:tc>
@@ -6763,7 +5372,7 @@
                 <w:sz w:val="16"/>
                 <w:szCs w:val="16"/>
               </w:rPr>
-              <w:t xml:space="preserve">Managers see last month's margin in the third week</w:t>
+              <w:t xml:space="preserve">product</w:t>
             </w:r>
           </w:p>
         </w:tc>
@@ -6789,211 +5398,7 @@
                 <w:sz w:val="16"/>
                 <w:szCs w:val="16"/>
               </w:rPr>
-              <w:t xml:space="preserve">15  </w:t>
-            </w:r>
-            <w:r>
-              <w:rPr>
-                <w:sz w:val="16"/>
-                <w:szCs w:val="16"/>
-              </w:rPr>
-              <w:t xml:space="preserve">transfer</w:t>
-            </w:r>
-          </w:p>
-        </w:tc>
-      </w:tr>
-      <w:tr>
-        <w:tc>
-          <w:tcPr>
-            <w:tcW w:type="pct" w:w="2500"/>
-            <w:tcMar>
-              <w:top w:type="dxa" w:w="20"/>
-              <w:left w:type="dxa" w:w="80"/>
-              <w:bottom w:type="dxa" w:w="20"/>
-              <w:right w:type="dxa" w:w="80"/>
-            </w:tcMar>
-          </w:tcPr>
-          <w:p>
-            <w:pPr>
-              <w:spacing w:before="12" w:after="12"/>
-            </w:pPr>
-            <w:r>
-              <w:rPr>
-                <w:b/>
-                <w:bCs/>
-                <w:color w:val="8186EF"/>
-                <w:sz w:val="16"/>
-                <w:szCs w:val="16"/>
-              </w:rPr>
-              <w:t xml:space="preserve">7  </w:t>
-            </w:r>
-            <w:r>
-              <w:rPr>
-                <w:sz w:val="16"/>
-                <w:szCs w:val="16"/>
-              </w:rPr>
-              <w:t xml:space="preserve">Nobody can see one customer or product end to end</w:t>
-            </w:r>
-          </w:p>
-        </w:tc>
-        <w:tc>
-          <w:tcPr>
-            <w:tcW w:type="pct" w:w="2500"/>
-            <w:tcMar>
-              <w:top w:type="dxa" w:w="20"/>
-              <w:left w:type="dxa" w:w="80"/>
-              <w:bottom w:type="dxa" w:w="20"/>
-              <w:right w:type="dxa" w:w="80"/>
-            </w:tcMar>
-          </w:tcPr>
-          <w:p>
-            <w:pPr>
-              <w:spacing w:before="12" w:after="12"/>
-            </w:pPr>
-            <w:r>
-              <w:rPr>
-                <w:b/>
-                <w:bCs/>
-                <w:color w:val="8186EF"/>
-                <w:sz w:val="16"/>
-                <w:szCs w:val="16"/>
-              </w:rPr>
-              <w:t xml:space="preserve">16  </w:t>
-            </w:r>
-            <w:r>
-              <w:rPr>
-                <w:sz w:val="16"/>
-                <w:szCs w:val="16"/>
-              </w:rPr>
-              <w:t xml:space="preserve">Duplicate data entry</w:t>
-            </w:r>
-          </w:p>
-        </w:tc>
-      </w:tr>
-      <w:tr>
-        <w:tc>
-          <w:tcPr>
-            <w:tcW w:type="pct" w:w="2500"/>
-            <w:tcMar>
-              <w:top w:type="dxa" w:w="20"/>
-              <w:left w:type="dxa" w:w="80"/>
-              <w:bottom w:type="dxa" w:w="20"/>
-              <w:right w:type="dxa" w:w="80"/>
-            </w:tcMar>
-          </w:tcPr>
-          <w:p>
-            <w:pPr>
-              <w:spacing w:before="12" w:after="12"/>
-            </w:pPr>
-            <w:r>
-              <w:rPr>
-                <w:b/>
-                <w:bCs/>
-                <w:color w:val="8186EF"/>
-                <w:sz w:val="16"/>
-                <w:szCs w:val="16"/>
-              </w:rPr>
-              <w:t xml:space="preserve">8  </w:t>
-            </w:r>
-            <w:r>
-              <w:rPr>
-                <w:sz w:val="16"/>
-                <w:szCs w:val="16"/>
-              </w:rPr>
-              <w:t xml:space="preserve">A manual upload nobody reconciles</w:t>
-            </w:r>
-          </w:p>
-        </w:tc>
-        <w:tc>
-          <w:tcPr>
-            <w:tcW w:type="pct" w:w="2500"/>
-            <w:tcMar>
-              <w:top w:type="dxa" w:w="20"/>
-              <w:left w:type="dxa" w:w="80"/>
-              <w:bottom w:type="dxa" w:w="20"/>
-              <w:right w:type="dxa" w:w="80"/>
-            </w:tcMar>
-          </w:tcPr>
-          <w:p>
-            <w:pPr>
-              <w:spacing w:before="12" w:after="12"/>
-            </w:pPr>
-            <w:r>
-              <w:rPr>
-                <w:b/>
-                <w:bCs/>
-                <w:color w:val="8186EF"/>
-                <w:sz w:val="16"/>
-                <w:szCs w:val="16"/>
-              </w:rPr>
-              <w:t xml:space="preserve">17  </w:t>
-            </w:r>
-            <w:r>
-              <w:rPr>
-                <w:sz w:val="16"/>
-                <w:szCs w:val="16"/>
-              </w:rPr>
-              <w:t xml:space="preserve">Reconciliation effort</w:t>
-            </w:r>
-          </w:p>
-        </w:tc>
-      </w:tr>
-      <w:tr>
-        <w:tc>
-          <w:tcPr>
-            <w:tcW w:type="pct" w:w="2500"/>
-            <w:tcMar>
-              <w:top w:type="dxa" w:w="20"/>
-              <w:left w:type="dxa" w:w="80"/>
-              <w:bottom w:type="dxa" w:w="20"/>
-              <w:right w:type="dxa" w:w="80"/>
-            </w:tcMar>
-          </w:tcPr>
-          <w:p>
-            <w:pPr>
-              <w:spacing w:before="12" w:after="12"/>
-            </w:pPr>
-            <w:r>
-              <w:rPr>
-                <w:b/>
-                <w:bCs/>
-                <w:color w:val="8186EF"/>
-                <w:sz w:val="16"/>
-                <w:szCs w:val="16"/>
-              </w:rPr>
-              <w:t xml:space="preserve">9  </w:t>
-            </w:r>
-            <w:r>
-              <w:rPr>
-                <w:sz w:val="16"/>
-                <w:szCs w:val="16"/>
-              </w:rPr>
-              <w:t xml:space="preserve">challenges</w:t>
-            </w:r>
-          </w:p>
-        </w:tc>
-        <w:tc>
-          <w:tcPr>
-            <w:tcW w:type="pct" w:w="2500"/>
-            <w:tcMar>
-              <w:top w:type="dxa" w:w="20"/>
-              <w:left w:type="dxa" w:w="80"/>
-              <w:bottom w:type="dxa" w:w="20"/>
-              <w:right w:type="dxa" w:w="80"/>
-            </w:tcMar>
-          </w:tcPr>
-          <w:p>
-            <w:pPr>
-              <w:spacing w:before="12" w:after="12"/>
-            </w:pPr>
-            <w:r>
-              <w:rPr>
-                <w:b/>
-                <w:bCs/>
-                <w:color w:val="8186EF"/>
-                <w:sz w:val="16"/>
-                <w:szCs w:val="16"/>
-              </w:rPr>
-              <w:t xml:space="preserve">18  </w:t>
+              <w:t xml:space="preserve">12  </w:t>
             </w:r>
             <w:r>
               <w:rPr>
@@ -7187,7 +5592,7 @@
           <w:sz w:val="19"/>
           <w:szCs w:val="19"/>
         </w:rPr>
-        <w:t xml:space="preserve">This example follows a single case of olive oil from the </w:t>
+        <w:t xml:space="preserve">This example </w:t>
       </w:r>
       <w:r>
         <w:rPr>
@@ -7219,7 +5624,7 @@
           <w:sz w:val="19"/>
           <w:szCs w:val="19"/>
         </w:rPr>
-        <w:t xml:space="preserve"> of the olives to the </w:t>
+        <w:t xml:space="preserve"> a single case of olive oil from the </w:t>
       </w:r>
       <w:r>
         <w:rPr>
@@ -7237,7 +5642,7 @@
           <w:sz w:val="19"/>
           <w:szCs w:val="19"/>
         </w:rPr>
-        <w:t xml:space="preserve">            </w:t>
+        <w:t xml:space="preserve">           </w:t>
       </w:r>
       <w:r>
         <w:rPr>
@@ -7251,14 +5656,7 @@
           <w:sz w:val="19"/>
           <w:szCs w:val="19"/>
         </w:rPr>
-        <w:t xml:space="preserve"> of cash, naming the cycle at each step. </w:t>
-      </w:r>
-      <w:r>
-        <w:rPr>
-          <w:sz w:val="19"/>
-          <w:szCs w:val="19"/>
-        </w:rPr>
-        <w:t xml:space="preserve">It is </w:t>
+        <w:t xml:space="preserve"> of the olives to the </w:t>
       </w:r>
       <w:r>
         <w:rPr>
@@ -7276,7 +5674,7 @@
           <w:sz w:val="19"/>
           <w:szCs w:val="19"/>
         </w:rPr>
-        <w:t xml:space="preserve">           </w:t>
+        <w:t xml:space="preserve">            </w:t>
       </w:r>
       <w:r>
         <w:rPr>
@@ -7290,7 +5688,14 @@
           <w:sz w:val="19"/>
           <w:szCs w:val="19"/>
         </w:rPr>
-        <w:t xml:space="preserve">: questions give an event and ask which cycle it </w:t>
+        <w:t xml:space="preserve"> of cash, naming the cycle at each step. </w:t>
+      </w:r>
+      <w:r>
+        <w:rPr>
+          <w:sz w:val="19"/>
+          <w:szCs w:val="19"/>
+        </w:rPr>
+        <w:t xml:space="preserve">It is </w:t>
       </w:r>
       <w:r>
         <w:rPr>
@@ -7322,14 +5727,7 @@
           <w:sz w:val="19"/>
           <w:szCs w:val="19"/>
         </w:rPr>
-        <w:t xml:space="preserve"> to. </w:t>
-      </w:r>
-      <w:r>
-        <w:rPr>
-          <w:sz w:val="19"/>
-          <w:szCs w:val="19"/>
-        </w:rPr>
-        <w:t xml:space="preserve">The </w:t>
+        <w:t xml:space="preserve">: questions give an event and ask which cycle it </w:t>
       </w:r>
       <w:r>
         <w:rPr>
@@ -7347,7 +5745,7 @@
           <w:sz w:val="19"/>
           <w:szCs w:val="19"/>
         </w:rPr>
-        <w:t xml:space="preserve">            </w:t>
+        <w:t xml:space="preserve">           </w:t>
       </w:r>
       <w:r>
         <w:rPr>
@@ -7361,7 +5759,14 @@
           <w:sz w:val="19"/>
           <w:szCs w:val="19"/>
         </w:rPr>
-        <w:t xml:space="preserve"> department raises a request, the manager approves it, the </w:t>
+        <w:t xml:space="preserve"> to. </w:t>
+      </w:r>
+      <w:r>
+        <w:rPr>
+          <w:sz w:val="19"/>
+          <w:szCs w:val="19"/>
+        </w:rPr>
+        <w:t xml:space="preserve">The </w:t>
       </w:r>
       <w:r>
         <w:rPr>
@@ -7379,7 +5784,7 @@
           <w:sz w:val="19"/>
           <w:szCs w:val="19"/>
         </w:rPr>
-        <w:t xml:space="preserve">             </w:t>
+        <w:t xml:space="preserve">            </w:t>
       </w:r>
       <w:r>
         <w:rPr>
@@ -7393,14 +5798,7 @@
           <w:sz w:val="19"/>
           <w:szCs w:val="19"/>
         </w:rPr>
-        <w:t xml:space="preserve"> receives the delivery and accounts payable pays the farmer. </w:t>
-      </w:r>
-      <w:r>
-        <w:rPr>
-          <w:sz w:val="19"/>
-          <w:szCs w:val="19"/>
-        </w:rPr>
-        <w:t xml:space="preserve">That is the </w:t>
+        <w:t xml:space="preserve"> department raises a request, the manager approves it, the </w:t>
       </w:r>
       <w:r>
         <w:rPr>
@@ -7432,7 +5830,21 @@
           <w:sz w:val="19"/>
           <w:szCs w:val="19"/>
         </w:rPr>
-        <w:t xml:space="preserve"> cycle from end to end, and it </w:t>
+        <w:t xml:space="preserve"> receives the delivery and accounts payable pays the farmer. </w:t>
+      </w:r>
+      <w:r>
+        <w:rPr>
+          <w:sz w:val="19"/>
+          <w:szCs w:val="19"/>
+        </w:rPr>
+        <w:t xml:space="preserve">That is the expenditure cycle from end to end, and it creates a payable and then removes it. </w:t>
+      </w:r>
+      <w:r>
+        <w:rPr>
+          <w:sz w:val="19"/>
+          <w:szCs w:val="19"/>
+        </w:rPr>
+        <w:t xml:space="preserve">Materials are issued to the </w:t>
       </w:r>
       <w:r>
         <w:rPr>
@@ -7464,14 +5876,7 @@
           <w:sz w:val="19"/>
           <w:szCs w:val="19"/>
         </w:rPr>
-        <w:t xml:space="preserve"> a payable and then removes it. </w:t>
-      </w:r>
-      <w:r>
-        <w:rPr>
-          <w:sz w:val="19"/>
-          <w:szCs w:val="19"/>
-        </w:rPr>
-        <w:t xml:space="preserve">Materials are issued to the </w:t>
+        <w:t xml:space="preserve"> line, labour is recorded against the batch and overhead is applied at the rate Book 2 </w:t>
       </w:r>
       <w:r>
         <w:rPr>
@@ -7489,7 +5894,7 @@
           <w:sz w:val="19"/>
           <w:szCs w:val="19"/>
         </w:rPr>
-        <w:t xml:space="preserve">           </w:t>
+        <w:t xml:space="preserve">             </w:t>
       </w:r>
       <w:r>
         <w:rPr>
@@ -7503,7 +5908,14 @@
           <w:sz w:val="19"/>
           <w:szCs w:val="19"/>
         </w:rPr>
-        <w:t xml:space="preserve"> line, labour is recorded against the batch and overhead is applied at the rate Book 2 </w:t>
+        <w:t xml:space="preserve">. </w:t>
+      </w:r>
+      <w:r>
+        <w:rPr>
+          <w:sz w:val="19"/>
+          <w:szCs w:val="19"/>
+        </w:rPr>
+        <w:t xml:space="preserve">The production cycle moves the cost from raw materials through work in </w:t>
       </w:r>
       <w:r>
         <w:rPr>
@@ -7521,7 +5933,7 @@
           <w:sz w:val="19"/>
           <w:szCs w:val="19"/>
         </w:rPr>
-        <w:t xml:space="preserve">             </w:t>
+        <w:t xml:space="preserve">           </w:t>
       </w:r>
       <w:r>
         <w:rPr>
@@ -7535,14 +5947,14 @@
           <w:sz w:val="19"/>
           <w:szCs w:val="19"/>
         </w:rPr>
-        <w:t xml:space="preserve">. </w:t>
-      </w:r>
-      <w:r>
-        <w:rPr>
-          <w:sz w:val="19"/>
-          <w:szCs w:val="19"/>
-        </w:rPr>
-        <w:t xml:space="preserve">The </w:t>
+        <w:t xml:space="preserve"> to finished goods. </w:t>
+      </w:r>
+      <w:r>
+        <w:rPr>
+          <w:sz w:val="19"/>
+          <w:szCs w:val="19"/>
+        </w:rPr>
+        <w:t xml:space="preserve">The hours recorded against that batch also flow through the payroll cycle, which </w:t>
       </w:r>
       <w:r>
         <w:rPr>
@@ -7574,7 +5986,7 @@
           <w:sz w:val="19"/>
           <w:szCs w:val="19"/>
         </w:rPr>
-        <w:t xml:space="preserve"> cycle moves the cost from raw materials through work in process to </w:t>
+        <w:t xml:space="preserve"> gross pay, deducts what must be </w:t>
       </w:r>
       <w:r>
         <w:rPr>
@@ -7606,14 +6018,7 @@
           <w:sz w:val="19"/>
           <w:szCs w:val="19"/>
         </w:rPr>
-        <w:t xml:space="preserve"> goods. </w:t>
-      </w:r>
-      <w:r>
-        <w:rPr>
-          <w:sz w:val="19"/>
-          <w:szCs w:val="19"/>
-        </w:rPr>
-        <w:t xml:space="preserve">The hours recorded against that batch also flow through the payroll cycle, which calculates gross pay, deducts what must be deducted and pays the net amount. </w:t>
+        <w:t xml:space="preserve"> and pays the net amount. </w:t>
       </w:r>
     </w:p>
     <w:tbl>
@@ -7671,7 +6076,7 @@
                 <w:sz w:val="16"/>
                 <w:szCs w:val="16"/>
               </w:rPr>
-              <w:t xml:space="preserve">production   ·   purchase   ·   because   ·   purchasing   ·   belongs   ·   established   ·   expenditure   ·   finished   ·   storekeeper   ·   exam-core   ·   pressing   ·   collection   ·   creates</w:t>
+              <w:t xml:space="preserve">calculates   ·   follows   ·   because   ·   belongs   ·   exam-core   ·   process   ·   storekeeper   ·   deducted   ·   purchasing   ·   collection   ·   established   ·   purchase   ·   pressing</w:t>
             </w:r>
           </w:p>
         </w:tc>
@@ -7853,7 +6258,7 @@
           <w:sz w:val="19"/>
           <w:szCs w:val="19"/>
         </w:rPr>
-        <w:t xml:space="preserve">That is the </w:t>
+        <w:t xml:space="preserve">That is the revenue cycle, and it creates a </w:t>
       </w:r>
       <w:r>
         <w:rPr>
@@ -7871,7 +6276,7 @@
           <w:sz w:val="19"/>
           <w:szCs w:val="19"/>
         </w:rPr>
-        <w:t xml:space="preserve">           </w:t>
+        <w:t xml:space="preserve">            </w:t>
       </w:r>
       <w:r>
         <w:rPr>
@@ -7885,7 +6290,14 @@
           <w:sz w:val="19"/>
           <w:szCs w:val="19"/>
         </w:rPr>
-        <w:t xml:space="preserve"> cycle, and it creates a </w:t>
+        <w:t xml:space="preserve"> and then removes it. </w:t>
+      </w:r>
+      <w:r>
+        <w:rPr>
+          <w:sz w:val="19"/>
+          <w:szCs w:val="19"/>
+        </w:rPr>
+        <w:t xml:space="preserve">At </w:t>
       </w:r>
       <w:r>
         <w:rPr>
@@ -7903,7 +6315,7 @@
           <w:sz w:val="19"/>
           <w:szCs w:val="19"/>
         </w:rPr>
-        <w:t xml:space="preserve">            </w:t>
+        <w:t xml:space="preserve">           </w:t>
       </w:r>
       <w:r>
         <w:rPr>
@@ -7917,14 +6329,14 @@
           <w:sz w:val="19"/>
           <w:szCs w:val="19"/>
         </w:rPr>
-        <w:t xml:space="preserve"> and then removes it. </w:t>
-      </w:r>
-      <w:r>
-        <w:rPr>
-          <w:sz w:val="19"/>
-          <w:szCs w:val="19"/>
-        </w:rPr>
-        <w:t xml:space="preserve">At Orontes the </w:t>
+        <w:t xml:space="preserve"> the production system holds the batch and its hours, payroll holds the same hours, and the ledger holds the cost. </w:t>
+      </w:r>
+      <w:r>
+        <w:rPr>
+          <w:sz w:val="19"/>
+          <w:szCs w:val="19"/>
+        </w:rPr>
+        <w:t xml:space="preserve"/>
       </w:r>
       <w:r>
         <w:rPr>
@@ -7942,7 +6354,7 @@
           <w:sz w:val="19"/>
           <w:szCs w:val="19"/>
         </w:rPr>
-        <w:t xml:space="preserve">            </w:t>
+        <w:t xml:space="preserve">           </w:t>
       </w:r>
       <w:r>
         <w:rPr>
@@ -7956,7 +6368,7 @@
           <w:sz w:val="19"/>
           <w:szCs w:val="19"/>
         </w:rPr>
-        <w:t xml:space="preserve"> system holds the batch and its hours, </w:t>
+        <w:t xml:space="preserve"> joins them </w:t>
       </w:r>
       <w:r>
         <w:rPr>
@@ -7974,7 +6386,7 @@
           <w:sz w:val="19"/>
           <w:szCs w:val="19"/>
         </w:rPr>
-        <w:t xml:space="preserve">           </w:t>
+        <w:t xml:space="preserve">               </w:t>
       </w:r>
       <w:r>
         <w:rPr>
@@ -7988,14 +6400,14 @@
           <w:sz w:val="19"/>
           <w:szCs w:val="19"/>
         </w:rPr>
-        <w:t xml:space="preserve"> holds the same hours, and the ledger holds the cost. </w:t>
-      </w:r>
-      <w:r>
-        <w:rPr>
-          <w:sz w:val="19"/>
-          <w:szCs w:val="19"/>
-        </w:rPr>
-        <w:t xml:space="preserve"/>
+        <w:t xml:space="preserve">. </w:t>
+      </w:r>
+      <w:r>
+        <w:rPr>
+          <w:sz w:val="19"/>
+          <w:szCs w:val="19"/>
+        </w:rPr>
+        <w:t xml:space="preserve">To ask what that case of oil </w:t>
       </w:r>
       <w:r>
         <w:rPr>
@@ -8027,7 +6439,7 @@
           <w:sz w:val="19"/>
           <w:szCs w:val="19"/>
         </w:rPr>
-        <w:t xml:space="preserve"> joins them </w:t>
+        <w:t xml:space="preserve"> cost, somebody must </w:t>
       </w:r>
       <w:r>
         <w:rPr>
@@ -8045,7 +6457,7 @@
           <w:sz w:val="19"/>
           <w:szCs w:val="19"/>
         </w:rPr>
-        <w:t xml:space="preserve">               </w:t>
+        <w:t xml:space="preserve">           </w:t>
       </w:r>
       <w:r>
         <w:rPr>
@@ -8059,14 +6471,14 @@
           <w:sz w:val="19"/>
           <w:szCs w:val="19"/>
         </w:rPr>
-        <w:t xml:space="preserve">. </w:t>
-      </w:r>
-      <w:r>
-        <w:rPr>
-          <w:sz w:val="19"/>
-          <w:szCs w:val="19"/>
-        </w:rPr>
-        <w:t xml:space="preserve">To ask what that case of oil </w:t>
+        <w:t xml:space="preserve"> from three systems and match them by hand. </w:t>
+      </w:r>
+      <w:r>
+        <w:rPr>
+          <w:sz w:val="19"/>
+          <w:szCs w:val="19"/>
+        </w:rPr>
+        <w:t xml:space="preserve">The ledger receives four </w:t>
       </w:r>
       <w:r>
         <w:rPr>
@@ -8084,7 +6496,7 @@
           <w:sz w:val="19"/>
           <w:szCs w:val="19"/>
         </w:rPr>
-        <w:t xml:space="preserve">           </w:t>
+        <w:t xml:space="preserve">            </w:t>
       </w:r>
       <w:r>
         <w:rPr>
@@ -8098,7 +6510,14 @@
           <w:sz w:val="19"/>
           <w:szCs w:val="19"/>
         </w:rPr>
-        <w:t xml:space="preserve"> cost, somebody must export from three </w:t>
+        <w:t xml:space="preserve"> postings and knows the margin on the case. </w:t>
+      </w:r>
+      <w:r>
+        <w:rPr>
+          <w:sz w:val="19"/>
+          <w:szCs w:val="19"/>
+        </w:rPr>
+        <w:t xml:space="preserve">It cannot say whether the margin came from a good price, a cheap harvest or an </w:t>
       </w:r>
       <w:r>
         <w:rPr>
@@ -8130,21 +6549,7 @@
           <w:sz w:val="19"/>
           <w:szCs w:val="19"/>
         </w:rPr>
-        <w:t xml:space="preserve"> and match them by hand. </w:t>
-      </w:r>
-      <w:r>
-        <w:rPr>
-          <w:sz w:val="19"/>
-          <w:szCs w:val="19"/>
-        </w:rPr>
-        <w:t xml:space="preserve">The ledger receives four summarised postings and knows the margin on the case. </w:t>
-      </w:r>
-      <w:r>
-        <w:rPr>
-          <w:sz w:val="19"/>
-          <w:szCs w:val="19"/>
-        </w:rPr>
-        <w:t xml:space="preserve">It cannot say whether the margin came from a good price, a cheap harvest or an efficient shift, because the detail that would answer that stayed behind in the cycles. </w:t>
+        <w:t xml:space="preserve"> shift, because the detail that would answer that stayed behind in the cycles. </w:t>
       </w:r>
     </w:p>
     <w:tbl>
@@ -8202,7 +6607,7 @@
                 <w:sz w:val="16"/>
                 <w:szCs w:val="16"/>
               </w:rPr>
-              <w:t xml:space="preserve">systems   ·   Nothing   ·   receivable   ·   distributor   ·   different   ·   efficient   ·   production   ·   payroll   ·   revenue   ·   therefore   ·   actually   ·   warehouse   ·   automatically</w:t>
+              <w:t xml:space="preserve">efficient   ·   actually   ·   Orontes   ·   distributor   ·   different   ·   purchase   ·   Nothing   ·   automatically   ·   receivable   ·   therefore   ·   summarised   ·   warehouse   ·   export</w:t>
             </w:r>
           </w:p>
         </w:tc>
@@ -8281,9 +6686,551 @@
         <w:t xml:space="preserve"> </w:t>
       </w:r>
     </w:p>
+    <w:tbl>
+      <w:tblPr>
+        <w:tblW w:type="pct" w:w="100%"/>
+        <w:tblLayout w:type="fixed"/>
+        <w:tblBorders>
+          <w:top w:val="single" w:color="353A7C" w:sz="6"/>
+          <w:left w:val="single" w:color="353A7C" w:sz="6"/>
+          <w:bottom w:val="single" w:color="353A7C" w:sz="6"/>
+          <w:right w:val="single" w:color="353A7C" w:sz="6"/>
+          <w:insideH w:val="single" w:color="353A7C" w:sz="6"/>
+          <w:insideV w:val="single" w:color="353A7C" w:sz="6"/>
+        </w:tblBorders>
+      </w:tblPr>
+      <w:tblGrid>
+        <w:gridCol w:w="3405"/>
+        <w:gridCol w:w="1971"/>
+        <w:gridCol w:w="4224"/>
+      </w:tblGrid>
+      <w:tr>
+        <w:tc>
+          <w:tcPr>
+            <w:tcW w:type="pct" w:w="5000"/>
+            <w:gridSpan w:val="3"/>
+            <w:shd w:fill="353A7C" w:val="clear"/>
+            <w:tcMar>
+              <w:top w:type="dxa" w:w="60"/>
+              <w:left w:type="dxa" w:w="120"/>
+              <w:bottom w:type="dxa" w:w="60"/>
+              <w:right w:type="dxa" w:w="120"/>
+            </w:tcMar>
+          </w:tcPr>
+          <w:p>
+            <w:pPr>
+              <w:spacing w:before="40" w:after="40"/>
+            </w:pPr>
+            <w:r>
+              <w:rPr>
+                <w:b/>
+                <w:bCs/>
+                <w:color w:val="FFFFFF"/>
+                <w:sz w:val="17"/>
+                <w:szCs w:val="17"/>
+              </w:rPr>
+              <w:t xml:space="preserve">Your turn: name four cycles (complete the blanks)</w:t>
+            </w:r>
+          </w:p>
+        </w:tc>
+      </w:tr>
+      <w:tr>
+        <w:tc>
+          <w:tcPr>
+            <w:tcW w:type="pct" w:w="1773"/>
+            <w:shd w:fill="353A7C" w:val="clear"/>
+            <w:tcMar>
+              <w:top w:type="dxa" w:w="50"/>
+              <w:left w:type="dxa" w:w="110"/>
+              <w:bottom w:type="dxa" w:w="50"/>
+              <w:right w:type="dxa" w:w="110"/>
+            </w:tcMar>
+          </w:tcPr>
+          <w:p>
+            <w:pPr>
+              <w:spacing w:before="30" w:after="30"/>
+            </w:pPr>
+            <w:r>
+              <w:rPr>
+                <w:b/>
+                <w:bCs/>
+                <w:color w:val="FFFFFF"/>
+                <w:sz w:val="15"/>
+                <w:szCs w:val="15"/>
+              </w:rPr>
+              <w:t xml:space="preserve">The steps</w:t>
+            </w:r>
+          </w:p>
+        </w:tc>
+        <w:tc>
+          <w:tcPr>
+            <w:tcW w:type="pct" w:w="1027"/>
+            <w:shd w:fill="353A7C" w:val="clear"/>
+            <w:tcMar>
+              <w:top w:type="dxa" w:w="50"/>
+              <w:left w:type="dxa" w:w="110"/>
+              <w:bottom w:type="dxa" w:w="50"/>
+              <w:right w:type="dxa" w:w="110"/>
+            </w:tcMar>
+          </w:tcPr>
+          <w:p>
+            <w:pPr>
+              <w:spacing w:before="30" w:after="30"/>
+            </w:pPr>
+            <w:r>
+              <w:rPr>
+                <w:b/>
+                <w:bCs/>
+                <w:color w:val="FFFFFF"/>
+                <w:sz w:val="15"/>
+                <w:szCs w:val="15"/>
+              </w:rPr>
+              <w:t xml:space="preserve">Which cycle?</w:t>
+            </w:r>
+          </w:p>
+        </w:tc>
+        <w:tc>
+          <w:tcPr>
+            <w:tcW w:type="pct" w:w="2200"/>
+            <w:shd w:fill="353A7C" w:val="clear"/>
+            <w:tcMar>
+              <w:top w:type="dxa" w:w="50"/>
+              <w:left w:type="dxa" w:w="110"/>
+              <w:bottom w:type="dxa" w:w="50"/>
+              <w:right w:type="dxa" w:w="110"/>
+            </w:tcMar>
+          </w:tcPr>
+          <w:p>
+            <w:pPr>
+              <w:spacing w:before="30" w:after="30"/>
+            </w:pPr>
+            <w:r>
+              <w:rPr>
+                <w:b/>
+                <w:bCs/>
+                <w:color w:val="FFFFFF"/>
+                <w:sz w:val="15"/>
+                <w:szCs w:val="15"/>
+              </w:rPr>
+              <w:t xml:space="preserve">Why</w:t>
+            </w:r>
+          </w:p>
+        </w:tc>
+      </w:tr>
+      <w:tr>
+        <w:tc>
+          <w:tcPr>
+            <w:tcW w:type="pct" w:w="1773"/>
+            <w:tcMar>
+              <w:top w:type="dxa" w:w="50"/>
+              <w:left w:type="dxa" w:w="110"/>
+              <w:bottom w:type="dxa" w:w="50"/>
+              <w:right w:type="dxa" w:w="110"/>
+            </w:tcMar>
+          </w:tcPr>
+          <w:p>
+            <w:pPr>
+              <w:spacing w:before="28" w:after="28"/>
+            </w:pPr>
+            <w:r>
+              <w:rPr>
+                <w:sz w:val="15"/>
+                <w:szCs w:val="15"/>
+              </w:rPr>
+              <w:t xml:space="preserve">Order, deliver, invoice, collect</w:t>
+            </w:r>
+          </w:p>
+        </w:tc>
+        <w:tc>
+          <w:tcPr>
+            <w:tcW w:type="pct" w:w="1027"/>
+            <w:tcMar>
+              <w:top w:type="dxa" w:w="50"/>
+              <w:left w:type="dxa" w:w="110"/>
+              <w:bottom w:type="dxa" w:w="50"/>
+              <w:right w:type="dxa" w:w="110"/>
+            </w:tcMar>
+          </w:tcPr>
+          <w:p>
+            <w:pPr>
+              <w:spacing w:before="28" w:after="28"/>
+            </w:pPr>
+            <w:r>
+              <w:rPr>
+                <w:sz w:val="15"/>
+                <w:szCs w:val="15"/>
+              </w:rPr>
+              <w:t xml:space="preserve">Revenue to cash</w:t>
+            </w:r>
+          </w:p>
+        </w:tc>
+        <w:tc>
+          <w:tcPr>
+            <w:tcW w:type="pct" w:w="2200"/>
+            <w:tcMar>
+              <w:top w:type="dxa" w:w="50"/>
+              <w:left w:type="dxa" w:w="110"/>
+              <w:bottom w:type="dxa" w:w="50"/>
+              <w:right w:type="dxa" w:w="110"/>
+            </w:tcMar>
+          </w:tcPr>
+          <w:p>
+            <w:pPr>
+              <w:spacing w:before="28" w:after="28"/>
+            </w:pPr>
+            <w:r>
+              <w:rPr>
+                <w:sz w:val="15"/>
+                <w:szCs w:val="15"/>
+              </w:rPr>
+              <w:t xml:space="preserve">It ends with cash coming in from the customer</w:t>
+            </w:r>
+          </w:p>
+        </w:tc>
+      </w:tr>
+      <w:tr>
+        <w:tc>
+          <w:tcPr>
+            <w:tcW w:type="pct" w:w="1773"/>
+            <w:shd w:fill="FBFAF6" w:val="clear"/>
+            <w:tcMar>
+              <w:top w:type="dxa" w:w="50"/>
+              <w:left w:type="dxa" w:w="110"/>
+              <w:bottom w:type="dxa" w:w="50"/>
+              <w:right w:type="dxa" w:w="110"/>
+            </w:tcMar>
+          </w:tcPr>
+          <w:p>
+            <w:pPr>
+              <w:spacing w:before="28" w:after="28"/>
+            </w:pPr>
+            <w:r>
+              <w:rPr>
+                <w:sz w:val="15"/>
+                <w:szCs w:val="15"/>
+              </w:rPr>
+              <w:t xml:space="preserve">Request, order, receive, pay</w:t>
+            </w:r>
+          </w:p>
+        </w:tc>
+        <w:tc>
+          <w:tcPr>
+            <w:tcW w:type="pct" w:w="1027"/>
+            <w:shd w:fill="FFFFFF" w:val="clear"/>
+            <w:tcMar>
+              <w:top w:type="dxa" w:w="50"/>
+              <w:left w:type="dxa" w:w="110"/>
+              <w:bottom w:type="dxa" w:w="50"/>
+              <w:right w:type="dxa" w:w="110"/>
+            </w:tcMar>
+          </w:tcPr>
+          <w:p>
+            <w:pPr>
+              <w:spacing w:before="46" w:after="46"/>
+            </w:pPr>
+            <w:r>
+              <w:rPr>
+                <w:b/>
+                <w:bCs/>
+                <w:color w:val="8186EF"/>
+                <w:sz w:val="14"/>
+                <w:szCs w:val="14"/>
+              </w:rPr>
+              <w:t xml:space="preserve">(25)</w:t>
+            </w:r>
+          </w:p>
+        </w:tc>
+        <w:tc>
+          <w:tcPr>
+            <w:tcW w:type="pct" w:w="2200"/>
+            <w:shd w:fill="FBFAF6" w:val="clear"/>
+            <w:tcMar>
+              <w:top w:type="dxa" w:w="50"/>
+              <w:left w:type="dxa" w:w="110"/>
+              <w:bottom w:type="dxa" w:w="50"/>
+              <w:right w:type="dxa" w:w="110"/>
+            </w:tcMar>
+          </w:tcPr>
+          <w:p>
+            <w:pPr>
+              <w:spacing w:before="28" w:after="28"/>
+            </w:pPr>
+            <w:r>
+              <w:rPr>
+                <w:sz w:val="15"/>
+                <w:szCs w:val="15"/>
+              </w:rPr>
+              <w:t xml:space="preserve">The sequence ends with cash going out to the supplier, which is what defines the expenditure cycle</w:t>
+            </w:r>
+          </w:p>
+        </w:tc>
+      </w:tr>
+      <w:tr>
+        <w:tc>
+          <w:tcPr>
+            <w:tcW w:type="pct" w:w="1773"/>
+            <w:tcMar>
+              <w:top w:type="dxa" w:w="50"/>
+              <w:left w:type="dxa" w:w="110"/>
+              <w:bottom w:type="dxa" w:w="50"/>
+              <w:right w:type="dxa" w:w="110"/>
+            </w:tcMar>
+          </w:tcPr>
+          <w:p>
+            <w:pPr>
+              <w:spacing w:before="28" w:after="28"/>
+            </w:pPr>
+            <w:r>
+              <w:rPr>
+                <w:sz w:val="15"/>
+                <w:szCs w:val="15"/>
+              </w:rPr>
+              <w:t xml:space="preserve">Issue materials, apply labour and overhead</w:t>
+            </w:r>
+          </w:p>
+        </w:tc>
+        <w:tc>
+          <w:tcPr>
+            <w:tcW w:type="pct" w:w="1027"/>
+            <w:tcMar>
+              <w:top w:type="dxa" w:w="50"/>
+              <w:left w:type="dxa" w:w="110"/>
+              <w:bottom w:type="dxa" w:w="50"/>
+              <w:right w:type="dxa" w:w="110"/>
+            </w:tcMar>
+          </w:tcPr>
+          <w:p>
+            <w:pPr>
+              <w:spacing w:before="28" w:after="28"/>
+            </w:pPr>
+            <w:r>
+              <w:rPr>
+                <w:sz w:val="15"/>
+                <w:szCs w:val="15"/>
+              </w:rPr>
+              <w:t xml:space="preserve">Production</w:t>
+            </w:r>
+          </w:p>
+        </w:tc>
+        <w:tc>
+          <w:tcPr>
+            <w:tcW w:type="pct" w:w="2200"/>
+            <w:shd w:fill="FFFFFF" w:val="clear"/>
+            <w:tcMar>
+              <w:top w:type="dxa" w:w="50"/>
+              <w:left w:type="dxa" w:w="110"/>
+              <w:bottom w:type="dxa" w:w="50"/>
+              <w:right w:type="dxa" w:w="110"/>
+            </w:tcMar>
+          </w:tcPr>
+          <w:p>
+            <w:pPr>
+              <w:spacing w:before="46" w:after="46"/>
+            </w:pPr>
+            <w:r>
+              <w:rPr>
+                <w:b/>
+                <w:bCs/>
+                <w:color w:val="8186EF"/>
+                <w:sz w:val="14"/>
+                <w:szCs w:val="14"/>
+              </w:rPr>
+              <w:t xml:space="preserve">(26)</w:t>
+            </w:r>
+          </w:p>
+        </w:tc>
+      </w:tr>
+      <w:tr>
+        <w:tc>
+          <w:tcPr>
+            <w:tcW w:type="pct" w:w="1773"/>
+            <w:shd w:fill="FBFAF6" w:val="clear"/>
+            <w:tcMar>
+              <w:top w:type="dxa" w:w="50"/>
+              <w:left w:type="dxa" w:w="110"/>
+              <w:bottom w:type="dxa" w:w="50"/>
+              <w:right w:type="dxa" w:w="110"/>
+            </w:tcMar>
+          </w:tcPr>
+          <w:p>
+            <w:pPr>
+              <w:spacing w:before="28" w:after="28"/>
+            </w:pPr>
+            <w:r>
+              <w:rPr>
+                <w:sz w:val="15"/>
+                <w:szCs w:val="15"/>
+              </w:rPr>
+              <w:t xml:space="preserve">Hire, record time, pay</w:t>
+            </w:r>
+          </w:p>
+        </w:tc>
+        <w:tc>
+          <w:tcPr>
+            <w:tcW w:type="pct" w:w="1027"/>
+            <w:shd w:fill="FBFAF6" w:val="clear"/>
+            <w:tcMar>
+              <w:top w:type="dxa" w:w="50"/>
+              <w:left w:type="dxa" w:w="110"/>
+              <w:bottom w:type="dxa" w:w="50"/>
+              <w:right w:type="dxa" w:w="110"/>
+            </w:tcMar>
+          </w:tcPr>
+          <w:p>
+            <w:pPr>
+              <w:spacing w:before="28" w:after="28"/>
+            </w:pPr>
+            <w:r>
+              <w:rPr>
+                <w:sz w:val="15"/>
+                <w:szCs w:val="15"/>
+              </w:rPr>
+              <w:t xml:space="preserve">Human resources and payroll</w:t>
+            </w:r>
+          </w:p>
+        </w:tc>
+        <w:tc>
+          <w:tcPr>
+            <w:tcW w:type="pct" w:w="2200"/>
+            <w:shd w:fill="FFFFFF" w:val="clear"/>
+            <w:tcMar>
+              <w:top w:type="dxa" w:w="50"/>
+              <w:left w:type="dxa" w:w="110"/>
+              <w:bottom w:type="dxa" w:w="50"/>
+              <w:right w:type="dxa" w:w="110"/>
+            </w:tcMar>
+          </w:tcPr>
+          <w:p>
+            <w:pPr>
+              <w:spacing w:before="46" w:after="46"/>
+            </w:pPr>
+            <w:r>
+              <w:rPr>
+                <w:b/>
+                <w:bCs/>
+                <w:color w:val="8186EF"/>
+                <w:sz w:val="14"/>
+                <w:szCs w:val="14"/>
+              </w:rPr>
+              <w:t xml:space="preserve">(27)</w:t>
+            </w:r>
+          </w:p>
+        </w:tc>
+      </w:tr>
+    </w:tbl>
+    <w:p/>
+    <w:tbl>
+      <w:tblPr>
+        <w:tblW w:type="pct" w:w="100%"/>
+        <w:tblLayout w:type="fixed"/>
+        <w:tblBorders>
+          <w:top w:val="single" w:color="FBFAF6" w:sz="4"/>
+          <w:left w:val="single" w:color="FBFAF6" w:sz="4"/>
+          <w:bottom w:val="single" w:color="FBFAF6" w:sz="4"/>
+          <w:right w:val="single" w:color="FBFAF6" w:sz="4"/>
+          <w:insideH w:val="single" w:color="FBFAF6" w:sz="4"/>
+          <w:insideV w:val="single" w:color="FBFAF6" w:sz="4"/>
+        </w:tblBorders>
+      </w:tblPr>
+      <w:tblGrid>
+        <w:gridCol w:w="9600"/>
+      </w:tblGrid>
+      <w:tr>
+        <w:tc>
+          <w:tcPr>
+            <w:tcW w:type="pct" w:w="5000"/>
+            <w:shd w:fill="FBFAF6" w:val="clear"/>
+            <w:tcMar>
+              <w:top w:type="dxa" w:w="40"/>
+              <w:left w:type="dxa" w:w="100"/>
+              <w:bottom w:type="dxa" w:w="40"/>
+              <w:right w:type="dxa" w:w="100"/>
+            </w:tcMar>
+          </w:tcPr>
+          <w:p>
+            <w:pPr>
+              <w:spacing w:before="18" w:after="6"/>
+            </w:pPr>
+            <w:r>
+              <w:rPr>
+                <w:b/>
+                <w:bCs/>
+                <w:color w:val="6B7280"/>
+                <w:sz w:val="14"/>
+                <w:szCs w:val="14"/>
+              </w:rPr>
+              <w:t xml:space="preserve">word list</w:t>
+            </w:r>
+          </w:p>
+          <w:p>
+            <w:pPr>
+              <w:spacing w:before="0" w:after="18"/>
+            </w:pPr>
+            <w:r>
+              <w:rPr>
+                <w:b/>
+                <w:bCs/>
+                <w:color w:val="353A7C"/>
+                <w:sz w:val="16"/>
+                <w:szCs w:val="16"/>
+              </w:rPr>
+              <w:t xml:space="preserve">Expenditure to disbursement   ·   It ends with wages paid and deductions accounted for   ·   Invoicing a Gulf distributor   ·   It ends with finished goods ready to sell</w:t>
+            </w:r>
+          </w:p>
+        </w:tc>
+      </w:tr>
+    </w:tbl>
+    <w:p/>
+    <w:tbl>
+      <w:tblPr>
+        <w:tblW w:type="pct" w:w="100%"/>
+        <w:tblLayout w:type="fixed"/>
+        <w:tblBorders>
+          <w:top w:val="single" w:color="353A7C" w:sz="4"/>
+          <w:left w:val="single" w:color="353A7C" w:sz="4"/>
+          <w:bottom w:val="single" w:color="353A7C" w:sz="4"/>
+          <w:right w:val="single" w:color="353A7C" w:sz="4"/>
+          <w:insideH w:val="single" w:color="353A7C" w:sz="4"/>
+          <w:insideV w:val="single" w:color="353A7C" w:sz="4"/>
+        </w:tblBorders>
+      </w:tblPr>
+      <w:tblGrid>
+        <w:gridCol w:w="9600"/>
+      </w:tblGrid>
+      <w:tr>
+        <w:tc>
+          <w:tcPr>
+            <w:tcW w:type="pct" w:w="5000"/>
+            <w:shd w:fill="F2F4FB" w:val="clear"/>
+            <w:tcMar>
+              <w:top w:type="dxa" w:w="50"/>
+              <w:left w:type="dxa" w:w="110"/>
+              <w:bottom w:type="dxa" w:w="50"/>
+              <w:right w:type="dxa" w:w="110"/>
+            </w:tcMar>
+          </w:tcPr>
+          <w:p>
+            <w:pPr>
+              <w:spacing w:before="30" w:after="30"/>
+            </w:pPr>
+            <w:r>
+              <w:rPr>
+                <w:b/>
+                <w:bCs/>
+                <w:color w:val="353A7C"/>
+                <w:sz w:val="19"/>
+                <w:szCs w:val="19"/>
+              </w:rPr>
+              <w:t xml:space="preserve">The pattern behind the example</w:t>
+            </w:r>
+          </w:p>
+        </w:tc>
+      </w:tr>
+    </w:tbl>
+    <w:p/>
     <w:p>
       <w:pPr>
-        <w:spacing w:before="44" w:after="10"/>
+        <w:spacing w:before="44" w:after="14"/>
       </w:pPr>
       <w:r>
         <w:rPr>
@@ -8293,7 +7240,489 @@
           <w:sz w:val="18"/>
           <w:szCs w:val="18"/>
         </w:rPr>
-        <w:t xml:space="preserve">Your turn: name four cycles (complete the blanks)</w:t>
+        <w:t xml:space="preserve">Summary 3</w:t>
+      </w:r>
+      <w:r>
+        <w:rPr>
+          <w:color w:val="6B7280"/>
+          <w:sz w:val="16"/>
+          <w:szCs w:val="16"/>
+        </w:rPr>
+        <w:t xml:space="preserve">      gaps 28–30</w:t>
+      </w:r>
+    </w:p>
+    <w:p>
+      <w:pPr>
+        <w:spacing w:before="20" w:after="20" w:line="360" w:lineRule="auto"/>
+        <w:ind w:left="200"/>
+      </w:pPr>
+      <w:r>
+        <w:rPr>
+          <w:sz w:val="19"/>
+          <w:szCs w:val="19"/>
+        </w:rPr>
+        <w:t xml:space="preserve">Name the cycle by where the sequence ends: cash in, cash out, finished goods, or wages. </w:t>
+      </w:r>
+      <w:r>
+        <w:rPr>
+          <w:sz w:val="19"/>
+          <w:szCs w:val="19"/>
+        </w:rPr>
+        <w:t xml:space="preserve">One event may belong to two cycles, as hours belong to production and payroll. </w:t>
+      </w:r>
+      <w:r>
+        <w:rPr>
+          <w:sz w:val="19"/>
+          <w:szCs w:val="19"/>
+        </w:rPr>
+        <w:t xml:space="preserve">The ledger receives </w:t>
+      </w:r>
+      <w:r>
+        <w:rPr>
+          <w:b/>
+          <w:bCs/>
+          <w:color w:val="8186EF"/>
+          <w:sz w:val="15"/>
+          <w:szCs w:val="15"/>
+        </w:rPr>
+        <w:t xml:space="preserve"> (28) </w:t>
+      </w:r>
+      <w:r>
+        <w:rPr>
+          <w:u w:val="single"/>
+          <w:sz w:val="19"/>
+          <w:szCs w:val="19"/>
+        </w:rPr>
+        <w:t xml:space="preserve">           </w:t>
+      </w:r>
+      <w:r>
+        <w:rPr>
+          <w:sz w:val="19"/>
+          <w:szCs w:val="19"/>
+        </w:rPr>
+        <w:t xml:space="preserve"> </w:t>
+      </w:r>
+      <w:r>
+        <w:rPr>
+          <w:sz w:val="19"/>
+          <w:szCs w:val="19"/>
+        </w:rPr>
+        <w:t xml:space="preserve">, not detail. </w:t>
+      </w:r>
+      <w:r>
+        <w:rPr>
+          <w:sz w:val="19"/>
+          <w:szCs w:val="19"/>
+        </w:rPr>
+        <w:t xml:space="preserve"/>
+      </w:r>
+      <w:r>
+        <w:rPr>
+          <w:b/>
+          <w:bCs/>
+          <w:color w:val="8186EF"/>
+          <w:sz w:val="15"/>
+          <w:szCs w:val="15"/>
+        </w:rPr>
+        <w:t xml:space="preserve"> (29) </w:t>
+      </w:r>
+      <w:r>
+        <w:rPr>
+          <w:u w:val="single"/>
+          <w:sz w:val="19"/>
+          <w:szCs w:val="19"/>
+        </w:rPr>
+        <w:t xml:space="preserve">           </w:t>
+      </w:r>
+      <w:r>
+        <w:rPr>
+          <w:sz w:val="19"/>
+          <w:szCs w:val="19"/>
+        </w:rPr>
+        <w:t xml:space="preserve"> </w:t>
+      </w:r>
+      <w:r>
+        <w:rPr>
+          <w:sz w:val="19"/>
+          <w:szCs w:val="19"/>
+        </w:rPr>
+        <w:t xml:space="preserve"> systems mean the detail cannot be </w:t>
+      </w:r>
+      <w:r>
+        <w:rPr>
+          <w:b/>
+          <w:bCs/>
+          <w:color w:val="8186EF"/>
+          <w:sz w:val="15"/>
+          <w:szCs w:val="15"/>
+        </w:rPr>
+        <w:t xml:space="preserve"> (30) </w:t>
+      </w:r>
+      <w:r>
+        <w:rPr>
+          <w:u w:val="single"/>
+          <w:sz w:val="19"/>
+          <w:szCs w:val="19"/>
+        </w:rPr>
+        <w:t xml:space="preserve">             </w:t>
+      </w:r>
+      <w:r>
+        <w:rPr>
+          <w:sz w:val="19"/>
+          <w:szCs w:val="19"/>
+        </w:rPr>
+        <w:t xml:space="preserve"> </w:t>
+      </w:r>
+      <w:r>
+        <w:rPr>
+          <w:sz w:val="19"/>
+          <w:szCs w:val="19"/>
+        </w:rPr>
+        <w:t xml:space="preserve"> without manual work. </w:t>
+      </w:r>
+    </w:p>
+    <w:tbl>
+      <w:tblPr>
+        <w:tblW w:type="pct" w:w="100%"/>
+        <w:tblLayout w:type="fixed"/>
+        <w:tblBorders>
+          <w:top w:val="single" w:color="FBFAF6" w:sz="4"/>
+          <w:left w:val="single" w:color="FBFAF6" w:sz="4"/>
+          <w:bottom w:val="single" w:color="FBFAF6" w:sz="4"/>
+          <w:right w:val="single" w:color="FBFAF6" w:sz="4"/>
+          <w:insideH w:val="single" w:color="FBFAF6" w:sz="4"/>
+          <w:insideV w:val="single" w:color="FBFAF6" w:sz="4"/>
+        </w:tblBorders>
+      </w:tblPr>
+      <w:tblGrid>
+        <w:gridCol w:w="9600"/>
+      </w:tblGrid>
+      <w:tr>
+        <w:tc>
+          <w:tcPr>
+            <w:tcW w:type="pct" w:w="5000"/>
+            <w:shd w:fill="FBFAF6" w:val="clear"/>
+            <w:tcMar>
+              <w:top w:type="dxa" w:w="40"/>
+              <w:left w:type="dxa" w:w="100"/>
+              <w:bottom w:type="dxa" w:w="40"/>
+              <w:right w:type="dxa" w:w="100"/>
+            </w:tcMar>
+          </w:tcPr>
+          <w:p>
+            <w:pPr>
+              <w:spacing w:before="18" w:after="6"/>
+            </w:pPr>
+            <w:r>
+              <w:rPr>
+                <w:b/>
+                <w:bCs/>
+                <w:color w:val="6B7280"/>
+                <w:sz w:val="14"/>
+                <w:szCs w:val="14"/>
+              </w:rPr>
+              <w:t xml:space="preserve">word list</w:t>
+            </w:r>
+          </w:p>
+          <w:p>
+            <w:pPr>
+              <w:spacing w:before="0" w:after="18"/>
+            </w:pPr>
+            <w:r>
+              <w:rPr>
+                <w:b/>
+                <w:bCs/>
+                <w:color w:val="353A7C"/>
+                <w:sz w:val="16"/>
+                <w:szCs w:val="16"/>
+              </w:rPr>
+              <w:t xml:space="preserve">reassembled   ·   summaries   ·   through   ·   Separate</w:t>
+            </w:r>
+          </w:p>
+        </w:tc>
+      </w:tr>
+    </w:tbl>
+    <w:p/>
+    <w:tbl>
+      <w:tblPr>
+        <w:tblW w:type="pct" w:w="100%"/>
+        <w:tblLayout w:type="fixed"/>
+        <w:tblBorders>
+          <w:top w:val="single" w:color="353A7C" w:sz="4"/>
+          <w:left w:val="single" w:color="353A7C" w:sz="4"/>
+          <w:bottom w:val="single" w:color="353A7C" w:sz="4"/>
+          <w:right w:val="single" w:color="353A7C" w:sz="4"/>
+          <w:insideH w:val="single" w:color="353A7C" w:sz="4"/>
+          <w:insideV w:val="single" w:color="353A7C" w:sz="4"/>
+        </w:tblBorders>
+      </w:tblPr>
+      <w:tblGrid>
+        <w:gridCol w:w="9600"/>
+      </w:tblGrid>
+      <w:tr>
+        <w:tc>
+          <w:tcPr>
+            <w:tcW w:type="pct" w:w="5000"/>
+            <w:shd w:fill="F2F4FB" w:val="clear"/>
+            <w:tcMar>
+              <w:top w:type="dxa" w:w="50"/>
+              <w:left w:type="dxa" w:w="110"/>
+              <w:bottom w:type="dxa" w:w="50"/>
+              <w:right w:type="dxa" w:w="110"/>
+            </w:tcMar>
+          </w:tcPr>
+          <w:p>
+            <w:pPr>
+              <w:spacing w:before="30" w:after="30"/>
+            </w:pPr>
+            <w:r>
+              <w:rPr>
+                <w:b/>
+                <w:bCs/>
+                <w:color w:val="353A7C"/>
+                <w:sz w:val="19"/>
+                <w:szCs w:val="19"/>
+              </w:rPr>
+              <w:t xml:space="preserve">Exam view</w:t>
+            </w:r>
+          </w:p>
+        </w:tc>
+      </w:tr>
+    </w:tbl>
+    <w:p/>
+    <w:p>
+      <w:pPr>
+        <w:spacing w:before="44" w:after="14"/>
+      </w:pPr>
+      <w:r>
+        <w:rPr>
+          <w:b/>
+          <w:bCs/>
+          <w:color w:val="353A7C"/>
+          <w:sz w:val="18"/>
+          <w:szCs w:val="18"/>
+        </w:rPr>
+        <w:t xml:space="preserve">Summary 4</w:t>
+      </w:r>
+      <w:r>
+        <w:rPr>
+          <w:color w:val="6B7280"/>
+          <w:sz w:val="16"/>
+          <w:szCs w:val="16"/>
+        </w:rPr>
+        <w:t xml:space="preserve">      gaps 31–33</w:t>
+      </w:r>
+    </w:p>
+    <w:p>
+      <w:pPr>
+        <w:spacing w:before="20" w:after="20" w:line="360" w:lineRule="auto"/>
+        <w:ind w:left="200"/>
+      </w:pPr>
+      <w:r>
+        <w:rPr>
+          <w:sz w:val="19"/>
+          <w:szCs w:val="19"/>
+        </w:rPr>
+        <w:t xml:space="preserve">A </w:t>
+      </w:r>
+      <w:r>
+        <w:rPr>
+          <w:b/>
+          <w:bCs/>
+          <w:color w:val="8186EF"/>
+          <w:sz w:val="15"/>
+          <w:szCs w:val="15"/>
+        </w:rPr>
+        <w:t xml:space="preserve"> (31) </w:t>
+      </w:r>
+      <w:r>
+        <w:rPr>
+          <w:u w:val="single"/>
+          <w:sz w:val="19"/>
+          <w:szCs w:val="19"/>
+        </w:rPr>
+        <w:t xml:space="preserve">           </w:t>
+      </w:r>
+      <w:r>
+        <w:rPr>
+          <w:sz w:val="19"/>
+          <w:szCs w:val="19"/>
+        </w:rPr>
+        <w:t xml:space="preserve"> </w:t>
+      </w:r>
+      <w:r>
+        <w:rPr>
+          <w:sz w:val="19"/>
+          <w:szCs w:val="19"/>
+        </w:rPr>
+        <w:t xml:space="preserve"> names an activity and asks for the cycle. </w:t>
+      </w:r>
+      <w:r>
+        <w:rPr>
+          <w:sz w:val="19"/>
+          <w:szCs w:val="19"/>
+        </w:rPr>
+        <w:t xml:space="preserve"/>
+      </w:r>
+      <w:r>
+        <w:rPr>
+          <w:b/>
+          <w:bCs/>
+          <w:color w:val="8186EF"/>
+          <w:sz w:val="15"/>
+          <w:szCs w:val="15"/>
+        </w:rPr>
+        <w:t xml:space="preserve"> (32) </w:t>
+      </w:r>
+      <w:r>
+        <w:rPr>
+          <w:u w:val="single"/>
+          <w:sz w:val="19"/>
+          <w:szCs w:val="19"/>
+        </w:rPr>
+        <w:t xml:space="preserve">           </w:t>
+      </w:r>
+      <w:r>
+        <w:rPr>
+          <w:sz w:val="19"/>
+          <w:szCs w:val="19"/>
+        </w:rPr>
+        <w:t xml:space="preserve"> </w:t>
+      </w:r>
+      <w:r>
+        <w:rPr>
+          <w:sz w:val="19"/>
+          <w:szCs w:val="19"/>
+        </w:rPr>
+        <w:t xml:space="preserve"> it to its end. </w:t>
+      </w:r>
+      <w:r>
+        <w:rPr>
+          <w:sz w:val="19"/>
+          <w:szCs w:val="19"/>
+        </w:rPr>
+        <w:t xml:space="preserve">Issuing materials ends in finished goods, so it is production; </w:t>
+      </w:r>
+      <w:r>
+        <w:rPr>
+          <w:b/>
+          <w:bCs/>
+          <w:color w:val="8186EF"/>
+          <w:sz w:val="15"/>
+          <w:szCs w:val="15"/>
+        </w:rPr>
+        <w:t xml:space="preserve"> (33) </w:t>
+      </w:r>
+      <w:r>
+        <w:rPr>
+          <w:u w:val="single"/>
+          <w:sz w:val="19"/>
+          <w:szCs w:val="19"/>
+        </w:rPr>
+        <w:t xml:space="preserve">           </w:t>
+      </w:r>
+      <w:r>
+        <w:rPr>
+          <w:sz w:val="19"/>
+          <w:szCs w:val="19"/>
+        </w:rPr>
+        <w:t xml:space="preserve"> </w:t>
+      </w:r>
+      <w:r>
+        <w:rPr>
+          <w:sz w:val="19"/>
+          <w:szCs w:val="19"/>
+        </w:rPr>
+        <w:t xml:space="preserve"> the hours of the same worker ends in a wage payment, so it is payroll. </w:t>
+      </w:r>
+    </w:p>
+    <w:tbl>
+      <w:tblPr>
+        <w:tblW w:type="pct" w:w="100%"/>
+        <w:tblLayout w:type="fixed"/>
+        <w:tblBorders>
+          <w:top w:val="single" w:color="FBFAF6" w:sz="4"/>
+          <w:left w:val="single" w:color="FBFAF6" w:sz="4"/>
+          <w:bottom w:val="single" w:color="FBFAF6" w:sz="4"/>
+          <w:right w:val="single" w:color="FBFAF6" w:sz="4"/>
+          <w:insideH w:val="single" w:color="FBFAF6" w:sz="4"/>
+          <w:insideV w:val="single" w:color="FBFAF6" w:sz="4"/>
+        </w:tblBorders>
+      </w:tblPr>
+      <w:tblGrid>
+        <w:gridCol w:w="9600"/>
+      </w:tblGrid>
+      <w:tr>
+        <w:tc>
+          <w:tcPr>
+            <w:tcW w:type="pct" w:w="5000"/>
+            <w:shd w:fill="FBFAF6" w:val="clear"/>
+            <w:tcMar>
+              <w:top w:type="dxa" w:w="40"/>
+              <w:left w:type="dxa" w:w="100"/>
+              <w:bottom w:type="dxa" w:w="40"/>
+              <w:right w:type="dxa" w:w="100"/>
+            </w:tcMar>
+          </w:tcPr>
+          <w:p>
+            <w:pPr>
+              <w:spacing w:before="18" w:after="6"/>
+            </w:pPr>
+            <w:r>
+              <w:rPr>
+                <w:b/>
+                <w:bCs/>
+                <w:color w:val="6B7280"/>
+                <w:sz w:val="14"/>
+                <w:szCs w:val="14"/>
+              </w:rPr>
+              <w:t xml:space="preserve">word list</w:t>
+            </w:r>
+          </w:p>
+          <w:p>
+            <w:pPr>
+              <w:spacing w:before="0" w:after="18"/>
+            </w:pPr>
+            <w:r>
+              <w:rPr>
+                <w:b/>
+                <w:bCs/>
+                <w:color w:val="353A7C"/>
+                <w:sz w:val="16"/>
+                <w:szCs w:val="16"/>
+              </w:rPr>
+              <w:t xml:space="preserve">recording   ·   delivery   ·   Follow   ·   question</w:t>
+            </w:r>
+          </w:p>
+        </w:tc>
+      </w:tr>
+    </w:tbl>
+    <w:p/>
+    <w:p>
+      <w:pPr>
+        <w:pageBreakBefore w:val="true"/>
+        <w:spacing w:after="0"/>
+      </w:pPr>
+      <w:r>
+        <w:rPr>
+          <w:sz w:val="2"/>
+        </w:rPr>
+        <w:t xml:space="preserve"> </w:t>
+      </w:r>
+    </w:p>
+    <w:p>
+      <w:pPr>
+        <w:spacing w:before="44" w:after="10"/>
+      </w:pPr>
+      <w:r>
+        <w:rPr>
+          <w:b/>
+          <w:bCs/>
+          <w:color w:val="353A7C"/>
+          <w:sz w:val="18"/>
+          <w:szCs w:val="18"/>
+        </w:rPr>
+        <w:t xml:space="preserve">Exam view</w:t>
       </w:r>
     </w:p>
     <w:p>
@@ -8306,7 +7735,7 @@
           <w:sz w:val="15"/>
           <w:szCs w:val="15"/>
         </w:rPr>
-        <w:t xml:space="preserve">Every item belongs to exactly one group.</w:t>
+        <w:t xml:space="preserve">The rows are a set, not a sequence.</w:t>
       </w:r>
     </w:p>
     <w:p>
@@ -8317,7 +7746,7 @@
       <w:r>
         <w:drawing>
           <wp:inline distT="0" distB="0" distL="0" distR="0">
-            <wp:extent cx="5734050" cy="1871100"/>
+            <wp:extent cx="5734050" cy="2784025"/>
             <wp:effectExtent t="0" r="0" b="0" l="0"/>
             <wp:docPr id="1" name="" descr="" title=""/>
             <wp:cNvGraphicFramePr>
@@ -8342,7 +7771,7 @@
                   <pic:spPr bwMode="auto">
                     <a:xfrm>
                       <a:off x="0" y="0"/>
-                      <a:ext cx="5734050" cy="1871100"/>
+                      <a:ext cx="5734050" cy="2784025"/>
                     </a:xfrm>
                     <a:prstGeom prst="rect">
                       <a:avLst/>
@@ -8410,1365 +7839,7 @@
                 <w:sz w:val="16"/>
                 <w:szCs w:val="16"/>
               </w:rPr>
-              <w:t xml:space="preserve">Request, order, receive, pay   ·   Hire, record time, pay   ·   Issue materials, apply labour and overhead</w:t>
-            </w:r>
-          </w:p>
-        </w:tc>
-      </w:tr>
-    </w:tbl>
-    <w:p/>
-    <w:tbl>
-      <w:tblPr>
-        <w:tblW w:type="pct" w:w="100%"/>
-        <w:tblLayout w:type="fixed"/>
-        <w:tblBorders>
-          <w:top w:val="single" w:color="353A7C" w:sz="4"/>
-          <w:left w:val="single" w:color="353A7C" w:sz="4"/>
-          <w:bottom w:val="single" w:color="353A7C" w:sz="4"/>
-          <w:right w:val="single" w:color="353A7C" w:sz="4"/>
-          <w:insideH w:val="single" w:color="353A7C" w:sz="4"/>
-          <w:insideV w:val="single" w:color="353A7C" w:sz="4"/>
-        </w:tblBorders>
-      </w:tblPr>
-      <w:tblGrid>
-        <w:gridCol w:w="9600"/>
-      </w:tblGrid>
-      <w:tr>
-        <w:tc>
-          <w:tcPr>
-            <w:tcW w:type="pct" w:w="5000"/>
-            <w:shd w:fill="F2F4FB" w:val="clear"/>
-            <w:tcMar>
-              <w:top w:type="dxa" w:w="50"/>
-              <w:left w:type="dxa" w:w="110"/>
-              <w:bottom w:type="dxa" w:w="50"/>
-              <w:right w:type="dxa" w:w="110"/>
-            </w:tcMar>
-          </w:tcPr>
-          <w:p>
-            <w:pPr>
-              <w:spacing w:before="30" w:after="30"/>
-            </w:pPr>
-            <w:r>
-              <w:rPr>
-                <w:b/>
-                <w:bCs/>
-                <w:color w:val="353A7C"/>
-                <w:sz w:val="19"/>
-                <w:szCs w:val="19"/>
-              </w:rPr>
-              <w:t xml:space="preserve">The pattern behind the example</w:t>
-            </w:r>
-          </w:p>
-        </w:tc>
-      </w:tr>
-    </w:tbl>
-    <w:p/>
-    <w:p>
-      <w:pPr>
-        <w:spacing w:before="44" w:after="14"/>
-      </w:pPr>
-      <w:r>
-        <w:rPr>
-          <w:b/>
-          <w:bCs/>
-          <w:color w:val="353A7C"/>
-          <w:sz w:val="18"/>
-          <w:szCs w:val="18"/>
-        </w:rPr>
-        <w:t xml:space="preserve">Summary 3</w:t>
-      </w:r>
-      <w:r>
-        <w:rPr>
-          <w:color w:val="6B7280"/>
-          <w:sz w:val="16"/>
-          <w:szCs w:val="16"/>
-        </w:rPr>
-        <w:t xml:space="preserve">      gaps 27–30</w:t>
-      </w:r>
-    </w:p>
-    <w:p>
-      <w:pPr>
-        <w:spacing w:before="20" w:after="20" w:line="360" w:lineRule="auto"/>
-        <w:ind w:left="200"/>
-      </w:pPr>
-      <w:r>
-        <w:rPr>
-          <w:sz w:val="19"/>
-          <w:szCs w:val="19"/>
-        </w:rPr>
-        <w:t xml:space="preserve">Name the cycle by where the </w:t>
-      </w:r>
-      <w:r>
-        <w:rPr>
-          <w:b/>
-          <w:bCs/>
-          <w:color w:val="8186EF"/>
-          <w:sz w:val="15"/>
-          <w:szCs w:val="15"/>
-        </w:rPr>
-        <w:t xml:space="preserve"> (27) </w:t>
-      </w:r>
-      <w:r>
-        <w:rPr>
-          <w:u w:val="single"/>
-          <w:sz w:val="19"/>
-          <w:szCs w:val="19"/>
-        </w:rPr>
-        <w:t xml:space="preserve">           </w:t>
-      </w:r>
-      <w:r>
-        <w:rPr>
-          <w:sz w:val="19"/>
-          <w:szCs w:val="19"/>
-        </w:rPr>
-        <w:t xml:space="preserve"> </w:t>
-      </w:r>
-      <w:r>
-        <w:rPr>
-          <w:sz w:val="19"/>
-          <w:szCs w:val="19"/>
-        </w:rPr>
-        <w:t xml:space="preserve"> ends: cash in, cash out, finished goods, or wages. </w:t>
-      </w:r>
-      <w:r>
-        <w:rPr>
-          <w:sz w:val="19"/>
-          <w:szCs w:val="19"/>
-        </w:rPr>
-        <w:t xml:space="preserve">One event may belong to two cycles, as hours belong to </w:t>
-      </w:r>
-      <w:r>
-        <w:rPr>
-          <w:b/>
-          <w:bCs/>
-          <w:color w:val="8186EF"/>
-          <w:sz w:val="15"/>
-          <w:szCs w:val="15"/>
-        </w:rPr>
-        <w:t xml:space="preserve"> (28) </w:t>
-      </w:r>
-      <w:r>
-        <w:rPr>
-          <w:u w:val="single"/>
-          <w:sz w:val="19"/>
-          <w:szCs w:val="19"/>
-        </w:rPr>
-        <w:t xml:space="preserve">            </w:t>
-      </w:r>
-      <w:r>
-        <w:rPr>
-          <w:sz w:val="19"/>
-          <w:szCs w:val="19"/>
-        </w:rPr>
-        <w:t xml:space="preserve"> </w:t>
-      </w:r>
-      <w:r>
-        <w:rPr>
-          <w:sz w:val="19"/>
-          <w:szCs w:val="19"/>
-        </w:rPr>
-        <w:t xml:space="preserve"> and payroll. </w:t>
-      </w:r>
-      <w:r>
-        <w:rPr>
-          <w:sz w:val="19"/>
-          <w:szCs w:val="19"/>
-        </w:rPr>
-        <w:t xml:space="preserve">The ledger receives </w:t>
-      </w:r>
-      <w:r>
-        <w:rPr>
-          <w:b/>
-          <w:bCs/>
-          <w:color w:val="8186EF"/>
-          <w:sz w:val="15"/>
-          <w:szCs w:val="15"/>
-        </w:rPr>
-        <w:t xml:space="preserve"> (29) </w:t>
-      </w:r>
-      <w:r>
-        <w:rPr>
-          <w:u w:val="single"/>
-          <w:sz w:val="19"/>
-          <w:szCs w:val="19"/>
-        </w:rPr>
-        <w:t xml:space="preserve">           </w:t>
-      </w:r>
-      <w:r>
-        <w:rPr>
-          <w:sz w:val="19"/>
-          <w:szCs w:val="19"/>
-        </w:rPr>
-        <w:t xml:space="preserve"> </w:t>
-      </w:r>
-      <w:r>
-        <w:rPr>
-          <w:sz w:val="19"/>
-          <w:szCs w:val="19"/>
-        </w:rPr>
-        <w:t xml:space="preserve">, not detail. </w:t>
-      </w:r>
-      <w:r>
-        <w:rPr>
-          <w:sz w:val="19"/>
-          <w:szCs w:val="19"/>
-        </w:rPr>
-        <w:t xml:space="preserve">Separate systems mean the detail cannot be </w:t>
-      </w:r>
-      <w:r>
-        <w:rPr>
-          <w:b/>
-          <w:bCs/>
-          <w:color w:val="8186EF"/>
-          <w:sz w:val="15"/>
-          <w:szCs w:val="15"/>
-        </w:rPr>
-        <w:t xml:space="preserve"> (30) </w:t>
-      </w:r>
-      <w:r>
-        <w:rPr>
-          <w:u w:val="single"/>
-          <w:sz w:val="19"/>
-          <w:szCs w:val="19"/>
-        </w:rPr>
-        <w:t xml:space="preserve">             </w:t>
-      </w:r>
-      <w:r>
-        <w:rPr>
-          <w:sz w:val="19"/>
-          <w:szCs w:val="19"/>
-        </w:rPr>
-        <w:t xml:space="preserve"> </w:t>
-      </w:r>
-      <w:r>
-        <w:rPr>
-          <w:sz w:val="19"/>
-          <w:szCs w:val="19"/>
-        </w:rPr>
-        <w:t xml:space="preserve"> without manual work. </w:t>
-      </w:r>
-    </w:p>
-    <w:tbl>
-      <w:tblPr>
-        <w:tblW w:type="pct" w:w="100%"/>
-        <w:tblLayout w:type="fixed"/>
-        <w:tblBorders>
-          <w:top w:val="single" w:color="FBFAF6" w:sz="4"/>
-          <w:left w:val="single" w:color="FBFAF6" w:sz="4"/>
-          <w:bottom w:val="single" w:color="FBFAF6" w:sz="4"/>
-          <w:right w:val="single" w:color="FBFAF6" w:sz="4"/>
-          <w:insideH w:val="single" w:color="FBFAF6" w:sz="4"/>
-          <w:insideV w:val="single" w:color="FBFAF6" w:sz="4"/>
-        </w:tblBorders>
-      </w:tblPr>
-      <w:tblGrid>
-        <w:gridCol w:w="9600"/>
-      </w:tblGrid>
-      <w:tr>
-        <w:tc>
-          <w:tcPr>
-            <w:tcW w:type="pct" w:w="5000"/>
-            <w:shd w:fill="FBFAF6" w:val="clear"/>
-            <w:tcMar>
-              <w:top w:type="dxa" w:w="40"/>
-              <w:left w:type="dxa" w:w="100"/>
-              <w:bottom w:type="dxa" w:w="40"/>
-              <w:right w:type="dxa" w:w="100"/>
-            </w:tcMar>
-          </w:tcPr>
-          <w:p>
-            <w:pPr>
-              <w:spacing w:before="18" w:after="6"/>
-            </w:pPr>
-            <w:r>
-              <w:rPr>
-                <w:b/>
-                <w:bCs/>
-                <w:color w:val="6B7280"/>
-                <w:sz w:val="14"/>
-                <w:szCs w:val="14"/>
-              </w:rPr>
-              <w:t xml:space="preserve">word list</w:t>
-            </w:r>
-          </w:p>
-          <w:p>
-            <w:pPr>
-              <w:spacing w:before="0" w:after="18"/>
-            </w:pPr>
-            <w:r>
-              <w:rPr>
-                <w:b/>
-                <w:bCs/>
-                <w:color w:val="353A7C"/>
-                <w:sz w:val="16"/>
-                <w:szCs w:val="16"/>
-              </w:rPr>
-              <w:t xml:space="preserve">receivable   ·   summaries   ·   sequence   ·   reassembled   ·   production</w:t>
-            </w:r>
-          </w:p>
-        </w:tc>
-      </w:tr>
-    </w:tbl>
-    <w:p/>
-    <w:tbl>
-      <w:tblPr>
-        <w:tblW w:type="pct" w:w="100%"/>
-        <w:tblLayout w:type="fixed"/>
-        <w:tblBorders>
-          <w:top w:val="single" w:color="353A7C" w:sz="4"/>
-          <w:left w:val="single" w:color="353A7C" w:sz="4"/>
-          <w:bottom w:val="single" w:color="353A7C" w:sz="4"/>
-          <w:right w:val="single" w:color="353A7C" w:sz="4"/>
-          <w:insideH w:val="single" w:color="353A7C" w:sz="4"/>
-          <w:insideV w:val="single" w:color="353A7C" w:sz="4"/>
-        </w:tblBorders>
-      </w:tblPr>
-      <w:tblGrid>
-        <w:gridCol w:w="9600"/>
-      </w:tblGrid>
-      <w:tr>
-        <w:tc>
-          <w:tcPr>
-            <w:tcW w:type="pct" w:w="5000"/>
-            <w:shd w:fill="F2F4FB" w:val="clear"/>
-            <w:tcMar>
-              <w:top w:type="dxa" w:w="50"/>
-              <w:left w:type="dxa" w:w="110"/>
-              <w:bottom w:type="dxa" w:w="50"/>
-              <w:right w:type="dxa" w:w="110"/>
-            </w:tcMar>
-          </w:tcPr>
-          <w:p>
-            <w:pPr>
-              <w:spacing w:before="30" w:after="30"/>
-            </w:pPr>
-            <w:r>
-              <w:rPr>
-                <w:b/>
-                <w:bCs/>
-                <w:color w:val="353A7C"/>
-                <w:sz w:val="19"/>
-                <w:szCs w:val="19"/>
-              </w:rPr>
-              <w:t xml:space="preserve">Exam view</w:t>
-            </w:r>
-          </w:p>
-        </w:tc>
-      </w:tr>
-    </w:tbl>
-    <w:p/>
-    <w:p>
-      <w:pPr>
-        <w:spacing w:before="44" w:after="14"/>
-      </w:pPr>
-      <w:r>
-        <w:rPr>
-          <w:b/>
-          <w:bCs/>
-          <w:color w:val="353A7C"/>
-          <w:sz w:val="18"/>
-          <w:szCs w:val="18"/>
-        </w:rPr>
-        <w:t xml:space="preserve">Summary 4</w:t>
-      </w:r>
-      <w:r>
-        <w:rPr>
-          <w:color w:val="6B7280"/>
-          <w:sz w:val="16"/>
-          <w:szCs w:val="16"/>
-        </w:rPr>
-        <w:t xml:space="preserve">      gaps 31–33</w:t>
-      </w:r>
-    </w:p>
-    <w:p>
-      <w:pPr>
-        <w:spacing w:before="20" w:after="20" w:line="360" w:lineRule="auto"/>
-        <w:ind w:left="200"/>
-      </w:pPr>
-      <w:r>
-        <w:rPr>
-          <w:sz w:val="19"/>
-          <w:szCs w:val="19"/>
-        </w:rPr>
-        <w:t xml:space="preserve">A </w:t>
-      </w:r>
-      <w:r>
-        <w:rPr>
-          <w:b/>
-          <w:bCs/>
-          <w:color w:val="8186EF"/>
-          <w:sz w:val="15"/>
-          <w:szCs w:val="15"/>
-        </w:rPr>
-        <w:t xml:space="preserve"> (31) </w:t>
-      </w:r>
-      <w:r>
-        <w:rPr>
-          <w:u w:val="single"/>
-          <w:sz w:val="19"/>
-          <w:szCs w:val="19"/>
-        </w:rPr>
-        <w:t xml:space="preserve">           </w:t>
-      </w:r>
-      <w:r>
-        <w:rPr>
-          <w:sz w:val="19"/>
-          <w:szCs w:val="19"/>
-        </w:rPr>
-        <w:t xml:space="preserve"> </w:t>
-      </w:r>
-      <w:r>
-        <w:rPr>
-          <w:sz w:val="19"/>
-          <w:szCs w:val="19"/>
-        </w:rPr>
-        <w:t xml:space="preserve"> names an activity and asks for the cycle. </w:t>
-      </w:r>
-      <w:r>
-        <w:rPr>
-          <w:sz w:val="19"/>
-          <w:szCs w:val="19"/>
-        </w:rPr>
-        <w:t xml:space="preserve"/>
-      </w:r>
-      <w:r>
-        <w:rPr>
-          <w:b/>
-          <w:bCs/>
-          <w:color w:val="8186EF"/>
-          <w:sz w:val="15"/>
-          <w:szCs w:val="15"/>
-        </w:rPr>
-        <w:t xml:space="preserve"> (32) </w:t>
-      </w:r>
-      <w:r>
-        <w:rPr>
-          <w:u w:val="single"/>
-          <w:sz w:val="19"/>
-          <w:szCs w:val="19"/>
-        </w:rPr>
-        <w:t xml:space="preserve">           </w:t>
-      </w:r>
-      <w:r>
-        <w:rPr>
-          <w:sz w:val="19"/>
-          <w:szCs w:val="19"/>
-        </w:rPr>
-        <w:t xml:space="preserve"> </w:t>
-      </w:r>
-      <w:r>
-        <w:rPr>
-          <w:sz w:val="19"/>
-          <w:szCs w:val="19"/>
-        </w:rPr>
-        <w:t xml:space="preserve"> it to its end. </w:t>
-      </w:r>
-      <w:r>
-        <w:rPr>
-          <w:sz w:val="19"/>
-          <w:szCs w:val="19"/>
-        </w:rPr>
-        <w:t xml:space="preserve">Issuing materials ends in finished goods, so it is </w:t>
-      </w:r>
-      <w:r>
-        <w:rPr>
-          <w:b/>
-          <w:bCs/>
-          <w:color w:val="8186EF"/>
-          <w:sz w:val="15"/>
-          <w:szCs w:val="15"/>
-        </w:rPr>
-        <w:t xml:space="preserve"> (33) </w:t>
-      </w:r>
-      <w:r>
-        <w:rPr>
-          <w:u w:val="single"/>
-          <w:sz w:val="19"/>
-          <w:szCs w:val="19"/>
-        </w:rPr>
-        <w:t xml:space="preserve">            </w:t>
-      </w:r>
-      <w:r>
-        <w:rPr>
-          <w:sz w:val="19"/>
-          <w:szCs w:val="19"/>
-        </w:rPr>
-        <w:t xml:space="preserve"> </w:t>
-      </w:r>
-      <w:r>
-        <w:rPr>
-          <w:sz w:val="19"/>
-          <w:szCs w:val="19"/>
-        </w:rPr>
-        <w:t xml:space="preserve">; recording the hours of the same worker ends in a wage payment, so it is payroll. </w:t>
-      </w:r>
-    </w:p>
-    <w:tbl>
-      <w:tblPr>
-        <w:tblW w:type="pct" w:w="100%"/>
-        <w:tblLayout w:type="fixed"/>
-        <w:tblBorders>
-          <w:top w:val="single" w:color="FBFAF6" w:sz="4"/>
-          <w:left w:val="single" w:color="FBFAF6" w:sz="4"/>
-          <w:bottom w:val="single" w:color="FBFAF6" w:sz="4"/>
-          <w:right w:val="single" w:color="FBFAF6" w:sz="4"/>
-          <w:insideH w:val="single" w:color="FBFAF6" w:sz="4"/>
-          <w:insideV w:val="single" w:color="FBFAF6" w:sz="4"/>
-        </w:tblBorders>
-      </w:tblPr>
-      <w:tblGrid>
-        <w:gridCol w:w="9600"/>
-      </w:tblGrid>
-      <w:tr>
-        <w:tc>
-          <w:tcPr>
-            <w:tcW w:type="pct" w:w="5000"/>
-            <w:shd w:fill="FBFAF6" w:val="clear"/>
-            <w:tcMar>
-              <w:top w:type="dxa" w:w="40"/>
-              <w:left w:type="dxa" w:w="100"/>
-              <w:bottom w:type="dxa" w:w="40"/>
-              <w:right w:type="dxa" w:w="100"/>
-            </w:tcMar>
-          </w:tcPr>
-          <w:p>
-            <w:pPr>
-              <w:spacing w:before="18" w:after="6"/>
-            </w:pPr>
-            <w:r>
-              <w:rPr>
-                <w:b/>
-                <w:bCs/>
-                <w:color w:val="6B7280"/>
-                <w:sz w:val="14"/>
-                <w:szCs w:val="14"/>
-              </w:rPr>
-              <w:t xml:space="preserve">word list</w:t>
-            </w:r>
-          </w:p>
-          <w:p>
-            <w:pPr>
-              <w:spacing w:before="0" w:after="18"/>
-            </w:pPr>
-            <w:r>
-              <w:rPr>
-                <w:b/>
-                <w:bCs/>
-                <w:color w:val="353A7C"/>
-                <w:sz w:val="16"/>
-                <w:szCs w:val="16"/>
-              </w:rPr>
-              <w:t xml:space="preserve">production   ·   request   ·   Follow   ·   question</w:t>
-            </w:r>
-          </w:p>
-        </w:tc>
-      </w:tr>
-    </w:tbl>
-    <w:p/>
-    <w:tbl>
-      <w:tblPr>
-        <w:tblW w:type="pct" w:w="100%"/>
-        <w:tblLayout w:type="fixed"/>
-        <w:tblBorders>
-          <w:top w:val="single" w:color="353A7C" w:sz="6"/>
-          <w:left w:val="single" w:color="353A7C" w:sz="6"/>
-          <w:bottom w:val="single" w:color="353A7C" w:sz="6"/>
-          <w:right w:val="single" w:color="353A7C" w:sz="6"/>
-          <w:insideH w:val="single" w:color="353A7C" w:sz="6"/>
-          <w:insideV w:val="single" w:color="353A7C" w:sz="6"/>
-        </w:tblBorders>
-      </w:tblPr>
-      <w:tblGrid>
-        <w:gridCol w:w="4608"/>
-        <w:gridCol w:w="4992"/>
-      </w:tblGrid>
-      <w:tr>
-        <w:tc>
-          <w:tcPr>
-            <w:tcW w:type="pct" w:w="5000"/>
-            <w:gridSpan w:val="2"/>
-            <w:shd w:fill="353A7C" w:val="clear"/>
-            <w:tcMar>
-              <w:top w:type="dxa" w:w="60"/>
-              <w:left w:type="dxa" w:w="120"/>
-              <w:bottom w:type="dxa" w:w="60"/>
-              <w:right w:type="dxa" w:w="120"/>
-            </w:tcMar>
-          </w:tcPr>
-          <w:p>
-            <w:pPr>
-              <w:spacing w:before="40" w:after="40"/>
-            </w:pPr>
-            <w:r>
-              <w:rPr>
-                <w:b/>
-                <w:bCs/>
-                <w:color w:val="FFFFFF"/>
-                <w:sz w:val="17"/>
-                <w:szCs w:val="17"/>
-              </w:rPr>
-              <w:t xml:space="preserve">Exam view</w:t>
-            </w:r>
-          </w:p>
-        </w:tc>
-      </w:tr>
-      <w:tr>
-        <w:tc>
-          <w:tcPr>
-            <w:tcW w:type="pct" w:w="2400"/>
-            <w:shd w:fill="353A7C" w:val="clear"/>
-            <w:tcMar>
-              <w:top w:type="dxa" w:w="50"/>
-              <w:left w:type="dxa" w:w="110"/>
-              <w:bottom w:type="dxa" w:w="50"/>
-              <w:right w:type="dxa" w:w="110"/>
-            </w:tcMar>
-          </w:tcPr>
-          <w:p>
-            <w:pPr>
-              <w:spacing w:before="30" w:after="30"/>
-            </w:pPr>
-            <w:r>
-              <w:rPr>
-                <w:b/>
-                <w:bCs/>
-                <w:color w:val="FFFFFF"/>
-                <w:sz w:val="15"/>
-                <w:szCs w:val="15"/>
-              </w:rPr>
-              <w:t xml:space="preserve">Item</w:t>
-            </w:r>
-          </w:p>
-        </w:tc>
-        <w:tc>
-          <w:tcPr>
-            <w:tcW w:type="pct" w:w="2600"/>
-            <w:shd w:fill="353A7C" w:val="clear"/>
-            <w:tcMar>
-              <w:top w:type="dxa" w:w="50"/>
-              <w:left w:type="dxa" w:w="110"/>
-              <w:bottom w:type="dxa" w:w="50"/>
-              <w:right w:type="dxa" w:w="110"/>
-            </w:tcMar>
-          </w:tcPr>
-          <w:p>
-            <w:pPr>
-              <w:spacing w:before="30" w:after="30"/>
-            </w:pPr>
-            <w:r>
-              <w:rPr>
-                <w:b/>
-                <w:bCs/>
-                <w:color w:val="FFFFFF"/>
-                <w:sz w:val="15"/>
-                <w:szCs w:val="15"/>
-              </w:rPr>
-              <w:t xml:space="preserve">Answer</w:t>
-            </w:r>
-          </w:p>
-        </w:tc>
-      </w:tr>
-      <w:tr>
-        <w:tc>
-          <w:tcPr>
-            <w:tcW w:type="pct" w:w="2400"/>
-            <w:tcMar>
-              <w:top w:type="dxa" w:w="50"/>
-              <w:left w:type="dxa" w:w="110"/>
-              <w:bottom w:type="dxa" w:w="50"/>
-              <w:right w:type="dxa" w:w="110"/>
-            </w:tcMar>
-          </w:tcPr>
-          <w:p>
-            <w:pPr>
-              <w:spacing w:before="28" w:after="28"/>
-            </w:pPr>
-            <w:r>
-              <w:rPr>
-                <w:sz w:val="15"/>
-                <w:szCs w:val="15"/>
-              </w:rPr>
-              <w:t xml:space="preserve">Order, deliver, invoice, collect</w:t>
-            </w:r>
-          </w:p>
-        </w:tc>
-        <w:tc>
-          <w:tcPr>
-            <w:tcW w:type="pct" w:w="2600"/>
-            <w:tcMar>
-              <w:top w:type="dxa" w:w="50"/>
-              <w:left w:type="dxa" w:w="110"/>
-              <w:bottom w:type="dxa" w:w="50"/>
-              <w:right w:type="dxa" w:w="110"/>
-            </w:tcMar>
-          </w:tcPr>
-          <w:p>
-            <w:pPr>
-              <w:spacing w:before="28" w:after="28"/>
-            </w:pPr>
-            <w:r>
-              <w:rPr>
-                <w:sz w:val="15"/>
-                <w:szCs w:val="15"/>
-              </w:rPr>
-              <w:t xml:space="preserve">Revenue to cash — it ends with cash coming in from the customer</w:t>
-            </w:r>
-          </w:p>
-        </w:tc>
-      </w:tr>
-      <w:tr>
-        <w:tc>
-          <w:tcPr>
-            <w:tcW w:type="pct" w:w="2400"/>
-            <w:shd w:fill="FBFAF6" w:val="clear"/>
-            <w:tcMar>
-              <w:top w:type="dxa" w:w="50"/>
-              <w:left w:type="dxa" w:w="110"/>
-              <w:bottom w:type="dxa" w:w="50"/>
-              <w:right w:type="dxa" w:w="110"/>
-            </w:tcMar>
-          </w:tcPr>
-          <w:p>
-            <w:pPr>
-              <w:spacing w:before="28" w:after="28"/>
-            </w:pPr>
-            <w:r>
-              <w:rPr>
-                <w:sz w:val="15"/>
-                <w:szCs w:val="15"/>
-              </w:rPr>
-              <w:t xml:space="preserve">Request, order, receive, pay</w:t>
-            </w:r>
-          </w:p>
-        </w:tc>
-        <w:tc>
-          <w:tcPr>
-            <w:tcW w:type="pct" w:w="2600"/>
-            <w:shd w:fill="FBFAF6" w:val="clear"/>
-            <w:tcMar>
-              <w:top w:type="dxa" w:w="50"/>
-              <w:left w:type="dxa" w:w="110"/>
-              <w:bottom w:type="dxa" w:w="50"/>
-              <w:right w:type="dxa" w:w="110"/>
-            </w:tcMar>
-          </w:tcPr>
-          <w:p>
-            <w:pPr>
-              <w:spacing w:before="28" w:after="28"/>
-            </w:pPr>
-            <w:r>
-              <w:rPr>
-                <w:sz w:val="15"/>
-                <w:szCs w:val="15"/>
-              </w:rPr>
-              <w:t xml:space="preserve">Why: the sequence ends with cash going out to the supplier, which is what defines the </w:t>
-            </w:r>
-            <w:r>
-              <w:rPr>
-                <w:b/>
-                <w:bCs/>
-                <w:color w:val="8186EF"/>
-                <w:sz w:val="14"/>
-                <w:szCs w:val="14"/>
-              </w:rPr>
-              <w:t xml:space="preserve"> (34) </w:t>
-            </w:r>
-            <w:r>
-              <w:rPr>
-                <w:u w:val="single"/>
-                <w:sz w:val="15"/>
-                <w:szCs w:val="15"/>
-              </w:rPr>
-              <w:t xml:space="preserve">              </w:t>
-            </w:r>
-            <w:r>
-              <w:rPr>
-                <w:sz w:val="15"/>
-                <w:szCs w:val="15"/>
-              </w:rPr>
-              <w:t xml:space="preserve"> </w:t>
-            </w:r>
-            <w:r>
-              <w:rPr>
-                <w:sz w:val="15"/>
-                <w:szCs w:val="15"/>
-              </w:rPr>
-              <w:t xml:space="preserve"/>
-            </w:r>
-          </w:p>
-        </w:tc>
-      </w:tr>
-      <w:tr>
-        <w:tc>
-          <w:tcPr>
-            <w:tcW w:type="pct" w:w="2400"/>
-            <w:tcMar>
-              <w:top w:type="dxa" w:w="50"/>
-              <w:left w:type="dxa" w:w="110"/>
-              <w:bottom w:type="dxa" w:w="50"/>
-              <w:right w:type="dxa" w:w="110"/>
-            </w:tcMar>
-          </w:tcPr>
-          <w:p>
-            <w:pPr>
-              <w:spacing w:before="28" w:after="28"/>
-            </w:pPr>
-            <w:r>
-              <w:rPr>
-                <w:sz w:val="15"/>
-                <w:szCs w:val="15"/>
-              </w:rPr>
-              <w:t xml:space="preserve">Issue materials, apply labour and overhead</w:t>
-            </w:r>
-          </w:p>
-        </w:tc>
-        <w:tc>
-          <w:tcPr>
-            <w:tcW w:type="pct" w:w="2600"/>
-            <w:tcMar>
-              <w:top w:type="dxa" w:w="50"/>
-              <w:left w:type="dxa" w:w="110"/>
-              <w:bottom w:type="dxa" w:w="50"/>
-              <w:right w:type="dxa" w:w="110"/>
-            </w:tcMar>
-          </w:tcPr>
-          <w:p>
-            <w:pPr>
-              <w:spacing w:before="28" w:after="28"/>
-            </w:pPr>
-            <w:r>
-              <w:rPr>
-                <w:sz w:val="15"/>
-                <w:szCs w:val="15"/>
-              </w:rPr>
-              <w:t xml:space="preserve">Production — it ends with finished goods ready to sell</w:t>
-            </w:r>
-          </w:p>
-        </w:tc>
-      </w:tr>
-      <w:tr>
-        <w:tc>
-          <w:tcPr>
-            <w:tcW w:type="pct" w:w="2400"/>
-            <w:shd w:fill="FBFAF6" w:val="clear"/>
-            <w:tcMar>
-              <w:top w:type="dxa" w:w="50"/>
-              <w:left w:type="dxa" w:w="110"/>
-              <w:bottom w:type="dxa" w:w="50"/>
-              <w:right w:type="dxa" w:w="110"/>
-            </w:tcMar>
-          </w:tcPr>
-          <w:p>
-            <w:pPr>
-              <w:spacing w:before="28" w:after="28"/>
-            </w:pPr>
-            <w:r>
-              <w:rPr>
-                <w:sz w:val="15"/>
-                <w:szCs w:val="15"/>
-              </w:rPr>
-              <w:t xml:space="preserve">Hire, record time, pay</w:t>
-            </w:r>
-          </w:p>
-        </w:tc>
-        <w:tc>
-          <w:tcPr>
-            <w:tcW w:type="pct" w:w="2600"/>
-            <w:shd w:fill="FBFAF6" w:val="clear"/>
-            <w:tcMar>
-              <w:top w:type="dxa" w:w="50"/>
-              <w:left w:type="dxa" w:w="110"/>
-              <w:bottom w:type="dxa" w:w="50"/>
-              <w:right w:type="dxa" w:w="110"/>
-            </w:tcMar>
-          </w:tcPr>
-          <w:p>
-            <w:pPr>
-              <w:spacing w:before="28" w:after="28"/>
-            </w:pPr>
-            <w:r>
-              <w:rPr>
-                <w:sz w:val="15"/>
-                <w:szCs w:val="15"/>
-              </w:rPr>
-              <w:t xml:space="preserve">Human resources and payroll — it ends with wages paid and </w:t>
-            </w:r>
-            <w:r>
-              <w:rPr>
-                <w:b/>
-                <w:bCs/>
-                <w:color w:val="8186EF"/>
-                <w:sz w:val="14"/>
-                <w:szCs w:val="14"/>
-              </w:rPr>
-              <w:t xml:space="preserve"> (35) </w:t>
-            </w:r>
-            <w:r>
-              <w:rPr>
-                <w:u w:val="single"/>
-                <w:sz w:val="15"/>
-                <w:szCs w:val="15"/>
-              </w:rPr>
-              <w:t xml:space="preserve">              </w:t>
-            </w:r>
-            <w:r>
-              <w:rPr>
-                <w:sz w:val="15"/>
-                <w:szCs w:val="15"/>
-              </w:rPr>
-              <w:t xml:space="preserve"> </w:t>
-            </w:r>
-            <w:r>
-              <w:rPr>
-                <w:sz w:val="15"/>
-                <w:szCs w:val="15"/>
-              </w:rPr>
-              <w:t xml:space="preserve"> accounted for</w:t>
-            </w:r>
-          </w:p>
-        </w:tc>
-      </w:tr>
-    </w:tbl>
-    <w:p/>
-    <w:tbl>
-      <w:tblPr>
-        <w:tblW w:type="pct" w:w="100%"/>
-        <w:tblLayout w:type="fixed"/>
-        <w:tblBorders>
-          <w:top w:val="single" w:color="FBFAF6" w:sz="4"/>
-          <w:left w:val="single" w:color="FBFAF6" w:sz="4"/>
-          <w:bottom w:val="single" w:color="FBFAF6" w:sz="4"/>
-          <w:right w:val="single" w:color="FBFAF6" w:sz="4"/>
-          <w:insideH w:val="single" w:color="FBFAF6" w:sz="4"/>
-          <w:insideV w:val="single" w:color="FBFAF6" w:sz="4"/>
-        </w:tblBorders>
-      </w:tblPr>
-      <w:tblGrid>
-        <w:gridCol w:w="9600"/>
-      </w:tblGrid>
-      <w:tr>
-        <w:tc>
-          <w:tcPr>
-            <w:tcW w:type="pct" w:w="5000"/>
-            <w:shd w:fill="FBFAF6" w:val="clear"/>
-            <w:tcMar>
-              <w:top w:type="dxa" w:w="40"/>
-              <w:left w:type="dxa" w:w="100"/>
-              <w:bottom w:type="dxa" w:w="40"/>
-              <w:right w:type="dxa" w:w="100"/>
-            </w:tcMar>
-          </w:tcPr>
-          <w:p>
-            <w:pPr>
-              <w:spacing w:before="18" w:after="6"/>
-            </w:pPr>
-            <w:r>
-              <w:rPr>
-                <w:b/>
-                <w:bCs/>
-                <w:color w:val="6B7280"/>
-                <w:sz w:val="14"/>
-                <w:szCs w:val="14"/>
-              </w:rPr>
-              <w:t xml:space="preserve">word list</w:t>
-            </w:r>
-          </w:p>
-          <w:p>
-            <w:pPr>
-              <w:spacing w:before="0" w:after="18"/>
-            </w:pPr>
-            <w:r>
-              <w:rPr>
-                <w:b/>
-                <w:bCs/>
-                <w:color w:val="353A7C"/>
-                <w:sz w:val="16"/>
-                <w:szCs w:val="16"/>
-              </w:rPr>
-              <w:t xml:space="preserve">deductions   ·   Category   ·   expenditure cycle</w:t>
-            </w:r>
-          </w:p>
-        </w:tc>
-      </w:tr>
-    </w:tbl>
-    <w:p/>
-    <w:p>
-      <w:pPr>
-        <w:pageBreakBefore w:val="true"/>
-        <w:spacing w:after="0"/>
-      </w:pPr>
-      <w:r>
-        <w:rPr>
-          <w:sz w:val="2"/>
-        </w:rPr>
-        <w:t xml:space="preserve"> </w:t>
-      </w:r>
-    </w:p>
-    <w:tbl>
-      <w:tblPr>
-        <w:tblW w:type="pct" w:w="100%"/>
-        <w:tblLayout w:type="fixed"/>
-        <w:tblBorders>
-          <w:top w:val="single" w:color="353A7C" w:sz="6"/>
-          <w:left w:val="single" w:color="353A7C" w:sz="6"/>
-          <w:bottom w:val="single" w:color="353A7C" w:sz="6"/>
-          <w:right w:val="single" w:color="353A7C" w:sz="6"/>
-          <w:insideH w:val="single" w:color="353A7C" w:sz="6"/>
-          <w:insideV w:val="single" w:color="353A7C" w:sz="6"/>
-        </w:tblBorders>
-      </w:tblPr>
-      <w:tblGrid>
-        <w:gridCol w:w="4992"/>
-        <w:gridCol w:w="4608"/>
-      </w:tblGrid>
-      <w:tr>
-        <w:tc>
-          <w:tcPr>
-            <w:tcW w:type="pct" w:w="5000"/>
-            <w:gridSpan w:val="2"/>
-            <w:shd w:fill="353A7C" w:val="clear"/>
-            <w:tcMar>
-              <w:top w:type="dxa" w:w="60"/>
-              <w:left w:type="dxa" w:w="120"/>
-              <w:bottom w:type="dxa" w:w="60"/>
-              <w:right w:type="dxa" w:w="120"/>
-            </w:tcMar>
-          </w:tcPr>
-          <w:p>
-            <w:pPr>
-              <w:spacing w:before="40" w:after="40"/>
-            </w:pPr>
-            <w:r>
-              <w:rPr>
-                <w:b/>
-                <w:bCs/>
-                <w:color w:val="FFFFFF"/>
-                <w:sz w:val="17"/>
-                <w:szCs w:val="17"/>
-              </w:rPr>
-              <w:t xml:space="preserve">Event or record — Category</w:t>
-            </w:r>
-          </w:p>
-        </w:tc>
-      </w:tr>
-      <w:tr>
-        <w:tc>
-          <w:tcPr>
-            <w:tcW w:type="pct" w:w="2600"/>
-            <w:shd w:fill="353A7C" w:val="clear"/>
-            <w:tcMar>
-              <w:top w:type="dxa" w:w="50"/>
-              <w:left w:type="dxa" w:w="110"/>
-              <w:bottom w:type="dxa" w:w="50"/>
-              <w:right w:type="dxa" w:w="110"/>
-            </w:tcMar>
-          </w:tcPr>
-          <w:p>
-            <w:pPr>
-              <w:spacing w:before="30" w:after="30"/>
-            </w:pPr>
-            <w:r>
-              <w:rPr>
-                <w:b/>
-                <w:bCs/>
-                <w:color w:val="FFFFFF"/>
-                <w:sz w:val="15"/>
-                <w:szCs w:val="15"/>
-              </w:rPr>
-              <w:t xml:space="preserve">Event or record</w:t>
-            </w:r>
-          </w:p>
-        </w:tc>
-        <w:tc>
-          <w:tcPr>
-            <w:tcW w:type="pct" w:w="2400"/>
-            <w:shd w:fill="353A7C" w:val="clear"/>
-            <w:tcMar>
-              <w:top w:type="dxa" w:w="50"/>
-              <w:left w:type="dxa" w:w="110"/>
-              <w:bottom w:type="dxa" w:w="50"/>
-              <w:right w:type="dxa" w:w="110"/>
-            </w:tcMar>
-          </w:tcPr>
-          <w:p>
-            <w:pPr>
-              <w:spacing w:before="30" w:after="30"/>
-            </w:pPr>
-            <w:r>
-              <w:rPr>
-                <w:b/>
-                <w:bCs/>
-                <w:color w:val="FFFFFF"/>
-                <w:sz w:val="15"/>
-                <w:szCs w:val="15"/>
-              </w:rPr>
-              <w:t xml:space="preserve">Category</w:t>
-            </w:r>
-          </w:p>
-        </w:tc>
-      </w:tr>
-      <w:tr>
-        <w:tc>
-          <w:tcPr>
-            <w:tcW w:type="pct" w:w="2600"/>
-            <w:tcMar>
-              <w:top w:type="dxa" w:w="50"/>
-              <w:left w:type="dxa" w:w="110"/>
-              <w:bottom w:type="dxa" w:w="50"/>
-              <w:right w:type="dxa" w:w="110"/>
-            </w:tcMar>
-          </w:tcPr>
-          <w:p>
-            <w:pPr>
-              <w:spacing w:before="28" w:after="28"/>
-            </w:pPr>
-            <w:r>
-              <w:rPr>
-                <w:sz w:val="15"/>
-                <w:szCs w:val="15"/>
-              </w:rPr>
-              <w:t xml:space="preserve">Invoicing a Gulf distributor</w:t>
-            </w:r>
-          </w:p>
-        </w:tc>
-        <w:tc>
-          <w:tcPr>
-            <w:tcW w:type="pct" w:w="2400"/>
-            <w:tcMar>
-              <w:top w:type="dxa" w:w="50"/>
-              <w:left w:type="dxa" w:w="110"/>
-              <w:bottom w:type="dxa" w:w="50"/>
-              <w:right w:type="dxa" w:w="110"/>
-            </w:tcMar>
-          </w:tcPr>
-          <w:p>
-            <w:pPr>
-              <w:spacing w:before="28" w:after="28"/>
-            </w:pPr>
-            <w:r>
-              <w:rPr>
-                <w:sz w:val="15"/>
-                <w:szCs w:val="15"/>
-              </w:rPr>
-              <w:t xml:space="preserve">Revenue to cash</w:t>
-            </w:r>
-          </w:p>
-        </w:tc>
-      </w:tr>
-      <w:tr>
-        <w:tc>
-          <w:tcPr>
-            <w:tcW w:type="pct" w:w="2600"/>
-            <w:shd w:fill="FBFAF6" w:val="clear"/>
-            <w:tcMar>
-              <w:top w:type="dxa" w:w="50"/>
-              <w:left w:type="dxa" w:w="110"/>
-              <w:bottom w:type="dxa" w:w="50"/>
-              <w:right w:type="dxa" w:w="110"/>
-            </w:tcMar>
-          </w:tcPr>
-          <w:p>
-            <w:pPr>
-              <w:spacing w:before="28" w:after="28"/>
-            </w:pPr>
-            <w:r>
-              <w:rPr>
-                <w:sz w:val="15"/>
-                <w:szCs w:val="15"/>
-              </w:rPr>
-              <w:t xml:space="preserve">Paying the olive farmer</w:t>
-            </w:r>
-          </w:p>
-        </w:tc>
-        <w:tc>
-          <w:tcPr>
-            <w:tcW w:type="pct" w:w="2400"/>
-            <w:shd w:fill="FBFAF6" w:val="clear"/>
-            <w:tcMar>
-              <w:top w:type="dxa" w:w="50"/>
-              <w:left w:type="dxa" w:w="110"/>
-              <w:bottom w:type="dxa" w:w="50"/>
-              <w:right w:type="dxa" w:w="110"/>
-            </w:tcMar>
-          </w:tcPr>
-          <w:p>
-            <w:pPr>
-              <w:spacing w:before="28" w:after="28"/>
-            </w:pPr>
-            <w:r>
-              <w:rPr>
-                <w:sz w:val="15"/>
-                <w:szCs w:val="15"/>
-              </w:rPr>
-              <w:t xml:space="preserve">Expenditure to disbursement</w:t>
-            </w:r>
-          </w:p>
-        </w:tc>
-      </w:tr>
-      <w:tr>
-        <w:tc>
-          <w:tcPr>
-            <w:tcW w:type="pct" w:w="2600"/>
-            <w:tcMar>
-              <w:top w:type="dxa" w:w="50"/>
-              <w:left w:type="dxa" w:w="110"/>
-              <w:bottom w:type="dxa" w:w="50"/>
-              <w:right w:type="dxa" w:w="110"/>
-            </w:tcMar>
-          </w:tcPr>
-          <w:p>
-            <w:pPr>
-              <w:spacing w:before="28" w:after="28"/>
-            </w:pPr>
-            <w:r>
-              <w:rPr>
-                <w:sz w:val="15"/>
-                <w:szCs w:val="15"/>
-              </w:rPr>
-              <w:t xml:space="preserve">Issuing materials to the pressing line</w:t>
-            </w:r>
-          </w:p>
-        </w:tc>
-        <w:tc>
-          <w:tcPr>
-            <w:tcW w:type="pct" w:w="2400"/>
-            <w:shd w:fill="FFFFFF" w:val="clear"/>
-            <w:tcMar>
-              <w:top w:type="dxa" w:w="50"/>
-              <w:left w:type="dxa" w:w="110"/>
-              <w:bottom w:type="dxa" w:w="50"/>
-              <w:right w:type="dxa" w:w="110"/>
-            </w:tcMar>
-          </w:tcPr>
-          <w:p>
-            <w:pPr>
-              <w:spacing w:before="46" w:after="46"/>
-            </w:pPr>
-            <w:r>
-              <w:rPr>
-                <w:b/>
-                <w:bCs/>
-                <w:color w:val="8186EF"/>
-                <w:sz w:val="14"/>
-                <w:szCs w:val="14"/>
-              </w:rPr>
-              <w:t xml:space="preserve">(36)</w:t>
-            </w:r>
-          </w:p>
-        </w:tc>
-      </w:tr>
-      <w:tr>
-        <w:tc>
-          <w:tcPr>
-            <w:tcW w:type="pct" w:w="2600"/>
-            <w:shd w:fill="FBFAF6" w:val="clear"/>
-            <w:tcMar>
-              <w:top w:type="dxa" w:w="50"/>
-              <w:left w:type="dxa" w:w="110"/>
-              <w:bottom w:type="dxa" w:w="50"/>
-              <w:right w:type="dxa" w:w="110"/>
-            </w:tcMar>
-          </w:tcPr>
-          <w:p>
-            <w:pPr>
-              <w:spacing w:before="28" w:after="28"/>
-            </w:pPr>
-            <w:r>
-              <w:rPr>
-                <w:sz w:val="15"/>
-                <w:szCs w:val="15"/>
-              </w:rPr>
-              <w:t xml:space="preserve">Calculating deductions from a worker's gross pay</w:t>
-            </w:r>
-          </w:p>
-        </w:tc>
-        <w:tc>
-          <w:tcPr>
-            <w:tcW w:type="pct" w:w="2400"/>
-            <w:shd w:fill="FFFFFF" w:val="clear"/>
-            <w:tcMar>
-              <w:top w:type="dxa" w:w="50"/>
-              <w:left w:type="dxa" w:w="110"/>
-              <w:bottom w:type="dxa" w:w="50"/>
-              <w:right w:type="dxa" w:w="110"/>
-            </w:tcMar>
-          </w:tcPr>
-          <w:p>
-            <w:pPr>
-              <w:spacing w:before="46" w:after="46"/>
-            </w:pPr>
-            <w:r>
-              <w:rPr>
-                <w:b/>
-                <w:bCs/>
-                <w:color w:val="8186EF"/>
-                <w:sz w:val="14"/>
-                <w:szCs w:val="14"/>
-              </w:rPr>
-              <w:t xml:space="preserve">(37)</w:t>
-            </w:r>
-          </w:p>
-        </w:tc>
-      </w:tr>
-    </w:tbl>
-    <w:p/>
-    <w:tbl>
-      <w:tblPr>
-        <w:tblW w:type="pct" w:w="100%"/>
-        <w:tblLayout w:type="fixed"/>
-        <w:tblBorders>
-          <w:top w:val="single" w:color="FBFAF6" w:sz="4"/>
-          <w:left w:val="single" w:color="FBFAF6" w:sz="4"/>
-          <w:bottom w:val="single" w:color="FBFAF6" w:sz="4"/>
-          <w:right w:val="single" w:color="FBFAF6" w:sz="4"/>
-          <w:insideH w:val="single" w:color="FBFAF6" w:sz="4"/>
-          <w:insideV w:val="single" w:color="FBFAF6" w:sz="4"/>
-        </w:tblBorders>
-      </w:tblPr>
-      <w:tblGrid>
-        <w:gridCol w:w="9600"/>
-      </w:tblGrid>
-      <w:tr>
-        <w:tc>
-          <w:tcPr>
-            <w:tcW w:type="pct" w:w="5000"/>
-            <w:shd w:fill="FBFAF6" w:val="clear"/>
-            <w:tcMar>
-              <w:top w:type="dxa" w:w="40"/>
-              <w:left w:type="dxa" w:w="100"/>
-              <w:bottom w:type="dxa" w:w="40"/>
-              <w:right w:type="dxa" w:w="100"/>
-            </w:tcMar>
-          </w:tcPr>
-          <w:p>
-            <w:pPr>
-              <w:spacing w:before="18" w:after="6"/>
-            </w:pPr>
-            <w:r>
-              <w:rPr>
-                <w:b/>
-                <w:bCs/>
-                <w:color w:val="6B7280"/>
-                <w:sz w:val="14"/>
-                <w:szCs w:val="14"/>
-              </w:rPr>
-              <w:t xml:space="preserve">word list</w:t>
-            </w:r>
-          </w:p>
-          <w:p>
-            <w:pPr>
-              <w:spacing w:before="0" w:after="18"/>
-            </w:pPr>
-            <w:r>
-              <w:rPr>
-                <w:b/>
-                <w:bCs/>
-                <w:color w:val="353A7C"/>
-                <w:sz w:val="16"/>
-                <w:szCs w:val="16"/>
-              </w:rPr>
-              <w:t xml:space="preserve">Production   ·   Answer   ·   Human resources and payroll</w:t>
+              <w:t xml:space="preserve">accounting information system   ·   Expenditure to disbursement</w:t>
             </w:r>
           </w:p>
         </w:tc>
@@ -9904,7 +7975,7 @@
                 <w:sz w:val="16"/>
                 <w:szCs w:val="16"/>
               </w:rPr>
-              <w:t xml:space="preserve">expenditure cycle   ·   production cycle   ·   دورة الإيرادات</w:t>
+              <w:t xml:space="preserve">revenue cycle   ·   expenditure cycle   ·   دورة الإيرادات</w:t>
             </w:r>
           </w:p>
         </w:tc>
@@ -10008,7 +8079,7 @@
                 <w:sz w:val="16"/>
                 <w:szCs w:val="16"/>
               </w:rPr>
-              <w:t xml:space="preserve">purchase</w:t>
+              <w:t xml:space="preserve">follows</w:t>
             </w:r>
           </w:p>
         </w:tc>
@@ -10034,7 +8105,7 @@
                 <w:sz w:val="16"/>
                 <w:szCs w:val="16"/>
               </w:rPr>
-              <w:t xml:space="preserve">21  </w:t>
+              <w:t xml:space="preserve">19  </w:t>
             </w:r>
             <w:r>
               <w:rPr>
@@ -10076,7 +8147,7 @@
                 <w:sz w:val="16"/>
                 <w:szCs w:val="16"/>
               </w:rPr>
-              <w:t xml:space="preserve">collection</w:t>
+              <w:t xml:space="preserve">purchase</w:t>
             </w:r>
           </w:p>
         </w:tc>
@@ -10102,7 +8173,7 @@
                 <w:sz w:val="16"/>
                 <w:szCs w:val="16"/>
               </w:rPr>
-              <w:t xml:space="preserve">22  </w:t>
+              <w:t xml:space="preserve">20  </w:t>
             </w:r>
             <w:r>
               <w:rPr>
@@ -10144,7 +8215,7 @@
                 <w:sz w:val="16"/>
                 <w:szCs w:val="16"/>
               </w:rPr>
-              <w:t xml:space="preserve">exam-core</w:t>
+              <w:t xml:space="preserve">collection</w:t>
             </w:r>
           </w:p>
         </w:tc>
@@ -10170,7 +8241,7 @@
                 <w:sz w:val="16"/>
                 <w:szCs w:val="16"/>
               </w:rPr>
-              <w:t xml:space="preserve">23  </w:t>
+              <w:t xml:space="preserve">21  </w:t>
             </w:r>
             <w:r>
               <w:rPr>
@@ -10212,7 +8283,7 @@
                 <w:sz w:val="16"/>
                 <w:szCs w:val="16"/>
               </w:rPr>
-              <w:t xml:space="preserve">belongs</w:t>
+              <w:t xml:space="preserve">exam-core</w:t>
             </w:r>
           </w:p>
         </w:tc>
@@ -10238,14 +8309,14 @@
                 <w:sz w:val="16"/>
                 <w:szCs w:val="16"/>
               </w:rPr>
-              <w:t xml:space="preserve">24  </w:t>
-            </w:r>
-            <w:r>
-              <w:rPr>
-                <w:sz w:val="16"/>
-                <w:szCs w:val="16"/>
-              </w:rPr>
-              <w:t xml:space="preserve">systems</w:t>
+              <w:t xml:space="preserve">22  </w:t>
+            </w:r>
+            <w:r>
+              <w:rPr>
+                <w:sz w:val="16"/>
+                <w:szCs w:val="16"/>
+              </w:rPr>
+              <w:t xml:space="preserve">export</w:t>
             </w:r>
           </w:p>
         </w:tc>
@@ -10280,7 +8351,7 @@
                 <w:sz w:val="16"/>
                 <w:szCs w:val="16"/>
               </w:rPr>
-              <w:t xml:space="preserve">purchasing</w:t>
+              <w:t xml:space="preserve">belongs</w:t>
             </w:r>
           </w:p>
         </w:tc>
@@ -10306,14 +8377,14 @@
                 <w:sz w:val="16"/>
                 <w:szCs w:val="16"/>
               </w:rPr>
-              <w:t xml:space="preserve">25  </w:t>
-            </w:r>
-            <w:r>
-              <w:rPr>
-                <w:sz w:val="16"/>
-                <w:szCs w:val="16"/>
-              </w:rPr>
-              <w:t xml:space="preserve">Issue materials, apply labour and overhead</w:t>
+              <w:t xml:space="preserve">23  </w:t>
+            </w:r>
+            <w:r>
+              <w:rPr>
+                <w:sz w:val="16"/>
+                <w:szCs w:val="16"/>
+              </w:rPr>
+              <w:t xml:space="preserve">summarised</w:t>
             </w:r>
           </w:p>
         </w:tc>
@@ -10348,7 +8419,7 @@
                 <w:sz w:val="16"/>
                 <w:szCs w:val="16"/>
               </w:rPr>
-              <w:t xml:space="preserve">storekeeper</w:t>
+              <w:t xml:space="preserve">purchasing</w:t>
             </w:r>
           </w:p>
         </w:tc>
@@ -10374,14 +8445,14 @@
                 <w:sz w:val="16"/>
                 <w:szCs w:val="16"/>
               </w:rPr>
-              <w:t xml:space="preserve">26  </w:t>
-            </w:r>
-            <w:r>
-              <w:rPr>
-                <w:sz w:val="16"/>
-                <w:szCs w:val="16"/>
-              </w:rPr>
-              <w:t xml:space="preserve">Hire, record time, pay</w:t>
+              <w:t xml:space="preserve">24  </w:t>
+            </w:r>
+            <w:r>
+              <w:rPr>
+                <w:sz w:val="16"/>
+                <w:szCs w:val="16"/>
+              </w:rPr>
+              <w:t xml:space="preserve">efficient</w:t>
             </w:r>
           </w:p>
         </w:tc>
@@ -10416,7 +8487,7 @@
                 <w:sz w:val="16"/>
                 <w:szCs w:val="16"/>
               </w:rPr>
-              <w:t xml:space="preserve">expenditure</w:t>
+              <w:t xml:space="preserve">storekeeper</w:t>
             </w:r>
           </w:p>
         </w:tc>
@@ -10442,14 +8513,14 @@
                 <w:sz w:val="16"/>
                 <w:szCs w:val="16"/>
               </w:rPr>
-              <w:t xml:space="preserve">27  </w:t>
-            </w:r>
-            <w:r>
-              <w:rPr>
-                <w:sz w:val="16"/>
-                <w:szCs w:val="16"/>
-              </w:rPr>
-              <w:t xml:space="preserve">sequence</w:t>
+              <w:t xml:space="preserve">25  </w:t>
+            </w:r>
+            <w:r>
+              <w:rPr>
+                <w:sz w:val="16"/>
+                <w:szCs w:val="16"/>
+              </w:rPr>
+              <w:t xml:space="preserve">Expenditure to disbursement</w:t>
             </w:r>
           </w:p>
         </w:tc>
@@ -10484,7 +8555,7 @@
                 <w:sz w:val="16"/>
                 <w:szCs w:val="16"/>
               </w:rPr>
-              <w:t xml:space="preserve">creates</w:t>
+              <w:t xml:space="preserve">pressing</w:t>
             </w:r>
           </w:p>
         </w:tc>
@@ -10510,14 +8581,14 @@
                 <w:sz w:val="16"/>
                 <w:szCs w:val="16"/>
               </w:rPr>
-              <w:t xml:space="preserve">28  </w:t>
-            </w:r>
-            <w:r>
-              <w:rPr>
-                <w:sz w:val="16"/>
-                <w:szCs w:val="16"/>
-              </w:rPr>
-              <w:t xml:space="preserve">production</w:t>
+              <w:t xml:space="preserve">26  </w:t>
+            </w:r>
+            <w:r>
+              <w:rPr>
+                <w:sz w:val="16"/>
+                <w:szCs w:val="16"/>
+              </w:rPr>
+              <w:t xml:space="preserve">It ends with finished goods ready to sell</w:t>
             </w:r>
           </w:p>
         </w:tc>
@@ -10552,7 +8623,7 @@
                 <w:sz w:val="16"/>
                 <w:szCs w:val="16"/>
               </w:rPr>
-              <w:t xml:space="preserve">pressing</w:t>
+              <w:t xml:space="preserve">established</w:t>
             </w:r>
           </w:p>
         </w:tc>
@@ -10578,14 +8649,14 @@
                 <w:sz w:val="16"/>
                 <w:szCs w:val="16"/>
               </w:rPr>
-              <w:t xml:space="preserve">29  </w:t>
-            </w:r>
-            <w:r>
-              <w:rPr>
-                <w:sz w:val="16"/>
-                <w:szCs w:val="16"/>
-              </w:rPr>
-              <w:t xml:space="preserve">summaries</w:t>
+              <w:t xml:space="preserve">27  </w:t>
+            </w:r>
+            <w:r>
+              <w:rPr>
+                <w:sz w:val="16"/>
+                <w:szCs w:val="16"/>
+              </w:rPr>
+              <w:t xml:space="preserve">It ends with wages paid and deductions accounted for</w:t>
             </w:r>
           </w:p>
         </w:tc>
@@ -10620,7 +8691,7 @@
                 <w:sz w:val="16"/>
                 <w:szCs w:val="16"/>
               </w:rPr>
-              <w:t xml:space="preserve">established</w:t>
+              <w:t xml:space="preserve">process</w:t>
             </w:r>
           </w:p>
         </w:tc>
@@ -10646,14 +8717,14 @@
                 <w:sz w:val="16"/>
                 <w:szCs w:val="16"/>
               </w:rPr>
-              <w:t xml:space="preserve">30  </w:t>
-            </w:r>
-            <w:r>
-              <w:rPr>
-                <w:sz w:val="16"/>
-                <w:szCs w:val="16"/>
-              </w:rPr>
-              <w:t xml:space="preserve">reassembled</w:t>
+              <w:t xml:space="preserve">28  </w:t>
+            </w:r>
+            <w:r>
+              <w:rPr>
+                <w:sz w:val="16"/>
+                <w:szCs w:val="16"/>
+              </w:rPr>
+              <w:t xml:space="preserve">summaries</w:t>
             </w:r>
           </w:p>
         </w:tc>
@@ -10688,7 +8759,7 @@
                 <w:sz w:val="16"/>
                 <w:szCs w:val="16"/>
               </w:rPr>
-              <w:t xml:space="preserve">production</w:t>
+              <w:t xml:space="preserve">calculates</w:t>
             </w:r>
           </w:p>
         </w:tc>
@@ -10714,14 +8785,14 @@
                 <w:sz w:val="16"/>
                 <w:szCs w:val="16"/>
               </w:rPr>
-              <w:t xml:space="preserve">31  </w:t>
-            </w:r>
-            <w:r>
-              <w:rPr>
-                <w:sz w:val="16"/>
-                <w:szCs w:val="16"/>
-              </w:rPr>
-              <w:t xml:space="preserve">question</w:t>
+              <w:t xml:space="preserve">29  </w:t>
+            </w:r>
+            <w:r>
+              <w:rPr>
+                <w:sz w:val="16"/>
+                <w:szCs w:val="16"/>
+              </w:rPr>
+              <w:t xml:space="preserve">Separate</w:t>
             </w:r>
           </w:p>
         </w:tc>
@@ -10756,7 +8827,7 @@
                 <w:sz w:val="16"/>
                 <w:szCs w:val="16"/>
               </w:rPr>
-              <w:t xml:space="preserve">finished</w:t>
+              <w:t xml:space="preserve">deducted</w:t>
             </w:r>
           </w:p>
         </w:tc>
@@ -10782,14 +8853,14 @@
                 <w:sz w:val="16"/>
                 <w:szCs w:val="16"/>
               </w:rPr>
-              <w:t xml:space="preserve">32  </w:t>
-            </w:r>
-            <w:r>
-              <w:rPr>
-                <w:sz w:val="16"/>
-                <w:szCs w:val="16"/>
-              </w:rPr>
-              <w:t xml:space="preserve">Follow</w:t>
+              <w:t xml:space="preserve">30  </w:t>
+            </w:r>
+            <w:r>
+              <w:rPr>
+                <w:sz w:val="16"/>
+                <w:szCs w:val="16"/>
+              </w:rPr>
+              <w:t xml:space="preserve">reassembled</w:t>
             </w:r>
           </w:p>
         </w:tc>
@@ -10850,14 +8921,14 @@
                 <w:sz w:val="16"/>
                 <w:szCs w:val="16"/>
               </w:rPr>
-              <w:t xml:space="preserve">33  </w:t>
-            </w:r>
-            <w:r>
-              <w:rPr>
-                <w:sz w:val="16"/>
-                <w:szCs w:val="16"/>
-              </w:rPr>
-              <w:t xml:space="preserve">production</w:t>
+              <w:t xml:space="preserve">31  </w:t>
+            </w:r>
+            <w:r>
+              <w:rPr>
+                <w:sz w:val="16"/>
+                <w:szCs w:val="16"/>
+              </w:rPr>
+              <w:t xml:space="preserve">question</w:t>
             </w:r>
           </w:p>
         </w:tc>
@@ -10918,14 +8989,14 @@
                 <w:sz w:val="16"/>
                 <w:szCs w:val="16"/>
               </w:rPr>
-              <w:t xml:space="preserve">34  </w:t>
-            </w:r>
-            <w:r>
-              <w:rPr>
-                <w:sz w:val="16"/>
-                <w:szCs w:val="16"/>
-              </w:rPr>
-              <w:t xml:space="preserve">expenditure cycle</w:t>
+              <w:t xml:space="preserve">32  </w:t>
+            </w:r>
+            <w:r>
+              <w:rPr>
+                <w:sz w:val="16"/>
+                <w:szCs w:val="16"/>
+              </w:rPr>
+              <w:t xml:space="preserve">Follow</w:t>
             </w:r>
           </w:p>
         </w:tc>
@@ -10986,14 +9057,14 @@
                 <w:sz w:val="16"/>
                 <w:szCs w:val="16"/>
               </w:rPr>
-              <w:t xml:space="preserve">35  </w:t>
-            </w:r>
-            <w:r>
-              <w:rPr>
-                <w:sz w:val="16"/>
-                <w:szCs w:val="16"/>
-              </w:rPr>
-              <w:t xml:space="preserve">deductions</w:t>
+              <w:t xml:space="preserve">33  </w:t>
+            </w:r>
+            <w:r>
+              <w:rPr>
+                <w:sz w:val="16"/>
+                <w:szCs w:val="16"/>
+              </w:rPr>
+              <w:t xml:space="preserve">recording</w:t>
             </w:r>
           </w:p>
         </w:tc>
@@ -11054,14 +9125,14 @@
                 <w:sz w:val="16"/>
                 <w:szCs w:val="16"/>
               </w:rPr>
-              <w:t xml:space="preserve">36  </w:t>
-            </w:r>
-            <w:r>
-              <w:rPr>
-                <w:sz w:val="16"/>
-                <w:szCs w:val="16"/>
-              </w:rPr>
-              <w:t xml:space="preserve">Production</w:t>
+              <w:t xml:space="preserve">34  </w:t>
+            </w:r>
+            <w:r>
+              <w:rPr>
+                <w:sz w:val="16"/>
+                <w:szCs w:val="16"/>
+              </w:rPr>
+              <w:t xml:space="preserve">Expenditure to disbursement</w:t>
             </w:r>
           </w:p>
         </w:tc>
@@ -11096,7 +9167,7 @@
                 <w:sz w:val="16"/>
                 <w:szCs w:val="16"/>
               </w:rPr>
-              <w:t xml:space="preserve">revenue</w:t>
+              <w:t xml:space="preserve">receivable</w:t>
             </w:r>
           </w:p>
         </w:tc>
@@ -11122,14 +9193,14 @@
                 <w:sz w:val="16"/>
                 <w:szCs w:val="16"/>
               </w:rPr>
-              <w:t xml:space="preserve">37  </w:t>
-            </w:r>
-            <w:r>
-              <w:rPr>
-                <w:sz w:val="16"/>
-                <w:szCs w:val="16"/>
-              </w:rPr>
-              <w:t xml:space="preserve">Human resources and payroll</w:t>
+              <w:t xml:space="preserve">35  </w:t>
+            </w:r>
+            <w:r>
+              <w:rPr>
+                <w:sz w:val="16"/>
+                <w:szCs w:val="16"/>
+              </w:rPr>
+              <w:t xml:space="preserve">revenue cycle</w:t>
             </w:r>
           </w:p>
         </w:tc>
@@ -11164,7 +9235,7 @@
                 <w:sz w:val="16"/>
                 <w:szCs w:val="16"/>
               </w:rPr>
-              <w:t xml:space="preserve">receivable</w:t>
+              <w:t xml:space="preserve">Orontes</w:t>
             </w:r>
           </w:p>
         </w:tc>
@@ -11190,7 +9261,7 @@
                 <w:sz w:val="16"/>
                 <w:szCs w:val="16"/>
               </w:rPr>
-              <w:t xml:space="preserve">38  </w:t>
+              <w:t xml:space="preserve">36  </w:t>
             </w:r>
             <w:r>
               <w:rPr>
@@ -11198,132 +9269,6 @@
                 <w:szCs w:val="16"/>
               </w:rPr>
               <w:t xml:space="preserve">expenditure cycle</w:t>
-            </w:r>
-          </w:p>
-        </w:tc>
-      </w:tr>
-      <w:tr>
-        <w:tc>
-          <w:tcPr>
-            <w:tcW w:type="pct" w:w="2500"/>
-            <w:tcMar>
-              <w:top w:type="dxa" w:w="20"/>
-              <w:left w:type="dxa" w:w="80"/>
-              <w:bottom w:type="dxa" w:w="20"/>
-              <w:right w:type="dxa" w:w="80"/>
-            </w:tcMar>
-          </w:tcPr>
-          <w:p>
-            <w:pPr>
-              <w:spacing w:before="12" w:after="12"/>
-            </w:pPr>
-            <w:r>
-              <w:rPr>
-                <w:b/>
-                <w:bCs/>
-                <w:color w:val="8186EF"/>
-                <w:sz w:val="16"/>
-                <w:szCs w:val="16"/>
-              </w:rPr>
-              <w:t xml:space="preserve">19  </w:t>
-            </w:r>
-            <w:r>
-              <w:rPr>
-                <w:sz w:val="16"/>
-                <w:szCs w:val="16"/>
-              </w:rPr>
-              <w:t xml:space="preserve">production</w:t>
-            </w:r>
-          </w:p>
-        </w:tc>
-        <w:tc>
-          <w:tcPr>
-            <w:tcW w:type="pct" w:w="2500"/>
-            <w:tcMar>
-              <w:top w:type="dxa" w:w="20"/>
-              <w:left w:type="dxa" w:w="80"/>
-              <w:bottom w:type="dxa" w:w="20"/>
-              <w:right w:type="dxa" w:w="80"/>
-            </w:tcMar>
-          </w:tcPr>
-          <w:p>
-            <w:pPr>
-              <w:spacing w:before="12" w:after="12"/>
-            </w:pPr>
-            <w:r>
-              <w:rPr>
-                <w:b/>
-                <w:bCs/>
-                <w:color w:val="8186EF"/>
-                <w:sz w:val="16"/>
-                <w:szCs w:val="16"/>
-              </w:rPr>
-              <w:t xml:space="preserve">39  </w:t>
-            </w:r>
-            <w:r>
-              <w:rPr>
-                <w:sz w:val="16"/>
-                <w:szCs w:val="16"/>
-              </w:rPr>
-              <w:t xml:space="preserve">production cycle</w:t>
-            </w:r>
-          </w:p>
-        </w:tc>
-      </w:tr>
-      <w:tr>
-        <w:tc>
-          <w:tcPr>
-            <w:tcW w:type="pct" w:w="2500"/>
-            <w:tcMar>
-              <w:top w:type="dxa" w:w="20"/>
-              <w:left w:type="dxa" w:w="80"/>
-              <w:bottom w:type="dxa" w:w="20"/>
-              <w:right w:type="dxa" w:w="80"/>
-            </w:tcMar>
-          </w:tcPr>
-          <w:p>
-            <w:pPr>
-              <w:spacing w:before="12" w:after="12"/>
-            </w:pPr>
-            <w:r>
-              <w:rPr>
-                <w:b/>
-                <w:bCs/>
-                <w:color w:val="8186EF"/>
-                <w:sz w:val="16"/>
-                <w:szCs w:val="16"/>
-              </w:rPr>
-              <w:t xml:space="preserve">20  </w:t>
-            </w:r>
-            <w:r>
-              <w:rPr>
-                <w:sz w:val="16"/>
-                <w:szCs w:val="16"/>
-              </w:rPr>
-              <w:t xml:space="preserve">payroll</w:t>
-            </w:r>
-          </w:p>
-        </w:tc>
-        <w:tc>
-          <w:tcPr>
-            <w:tcW w:type="pct" w:w="2500"/>
-            <w:tcMar>
-              <w:top w:type="dxa" w:w="20"/>
-              <w:left w:type="dxa" w:w="80"/>
-              <w:bottom w:type="dxa" w:w="20"/>
-              <w:right w:type="dxa" w:w="80"/>
-            </w:tcMar>
-          </w:tcPr>
-          <w:p>
-            <w:pPr>
-              <w:spacing w:before="24" w:after="24"/>
-            </w:pPr>
-            <w:r>
-              <w:rPr>
-                <w:sz w:val="16"/>
-                <w:szCs w:val="16"/>
-              </w:rPr>
-              <w:t xml:space="preserve"/>
             </w:r>
           </w:p>
         </w:tc>
